--- a/SECOP_Insight_Planificacion_Proyecto_ADSO3171062_Grupo8.docx
+++ b/SECOP_Insight_Planificacion_Proyecto_ADSO3171062_Grupo8.docx
@@ -5,157 +5,122 @@
     <w:p>
       <w:pPr>
         <w:spacing w:after="40"/>
-      </w:pPr>
-    </w:p>
-    <w:p>
-      <w:pPr>
-        <w:spacing w:after="40"/>
-      </w:pPr>
-    </w:p>
-    <w:p>
-      <w:pPr>
-        <w:widowControl/>
-        <w:spacing w:before="0" w:after="360" w:line="240" w:lineRule="auto"/>
         <w:jc w:val="center"/>
       </w:pPr>
       <w:r>
         <w:rPr>
-          <w:rFonts w:ascii="Times New Roman" w:hAnsi="Times New Roman" w:eastAsia="Times New Roman" w:cs="Times New Roman"/>
+          <w:rFonts w:ascii="Calibri" w:hAnsi="Calibri"/>
           <w:b/>
           <w:i w:val="0"/>
-          <w:color w:val="009640"/>
-          <w:sz w:val="22"/>
+          <w:color w:val="2C3E50"/>
+          <w:sz w:val="20"/>
         </w:rPr>
-        <w:t>SENA  |  ADSO 3171062  |  GRUPO 8</w:t>
+        <w:t>SENA  |  ADSO 3171062  |  GRUPO 8  |  CIMM</w:t>
       </w:r>
     </w:p>
     <w:p>
       <w:pPr>
-        <w:widowControl/>
-        <w:spacing w:before="0" w:after="40" w:line="240" w:lineRule="auto"/>
+        <w:spacing w:after="0"/>
         <w:jc w:val="center"/>
       </w:pPr>
       <w:r>
         <w:rPr>
-          <w:rFonts w:ascii="Times New Roman" w:hAnsi="Times New Roman" w:eastAsia="Times New Roman" w:cs="Times New Roman"/>
+          <w:rFonts w:ascii="Calibri" w:hAnsi="Calibri"/>
           <w:b/>
           <w:i w:val="0"/>
-          <w:sz w:val="44"/>
+          <w:color w:val="1A3C5E"/>
+          <w:sz w:val="32"/>
         </w:rPr>
-        <w:t>OBSERVATORIO DE</w:t>
+        <w:t>OBSERVATORIO DE CONTRATACIÓN PÚBLICA</w:t>
       </w:r>
     </w:p>
     <w:p>
       <w:pPr>
-        <w:widowControl/>
-        <w:spacing w:before="0" w:after="80" w:line="240" w:lineRule="auto"/>
+        <w:spacing w:after="40"/>
         <w:jc w:val="center"/>
       </w:pPr>
       <w:r>
         <w:rPr>
-          <w:rFonts w:ascii="Times New Roman" w:hAnsi="Times New Roman" w:eastAsia="Times New Roman" w:cs="Times New Roman"/>
+          <w:rFonts w:ascii="Calibri" w:hAnsi="Calibri"/>
           <w:b/>
           <w:i w:val="0"/>
-          <w:sz w:val="44"/>
-        </w:rPr>
-        <w:t>CONTRATACIÓN PÚBLICA</w:t>
-      </w:r>
-    </w:p>
-    <w:p>
-      <w:pPr>
-        <w:widowControl/>
-        <w:spacing w:before="0" w:after="240" w:line="240" w:lineRule="auto"/>
-        <w:jc w:val="center"/>
-      </w:pPr>
-      <w:r>
-        <w:rPr>
-          <w:rFonts w:ascii="Times New Roman" w:hAnsi="Times New Roman" w:eastAsia="Times New Roman" w:cs="Times New Roman"/>
-          <w:b/>
-          <w:i w:val="0"/>
-          <w:color w:val="009664"/>
-          <w:sz w:val="52"/>
+          <w:color w:val="1A3C5E"/>
+          <w:sz w:val="32"/>
         </w:rPr>
         <w:t>SECOP II</w:t>
       </w:r>
     </w:p>
     <w:p>
       <w:pPr>
-        <w:spacing w:after="360"/>
+        <w:spacing w:after="80"/>
         <w:jc w:val="center"/>
-        <w:pBdr>
-          <w:bottom w:val="single" w:sz="9" w:space="1" w:color="009664"/>
-        </w:pBdr>
       </w:pPr>
       <w:r>
         <w:rPr>
-          <w:sz w:val="4"/>
+          <w:rFonts w:ascii="Calibri" w:hAnsi="Calibri"/>
+          <w:b/>
+          <w:i w:val="0"/>
+          <w:color w:val="1E6B4A"/>
+          <w:sz w:val="26"/>
         </w:rPr>
-        <w:t xml:space="preserve">                    </w:t>
+        <w:t>SECOP Insight V3: Observatorio y SaaS B2B — Freemium</w:t>
       </w:r>
     </w:p>
     <w:p>
       <w:pPr>
-        <w:widowControl/>
-        <w:spacing w:before="0" w:after="80" w:line="240" w:lineRule="auto"/>
+        <w:spacing w:after="40"/>
         <w:jc w:val="center"/>
       </w:pPr>
       <w:r>
         <w:rPr>
-          <w:rFonts w:ascii="Times New Roman" w:hAnsi="Times New Roman" w:eastAsia="Times New Roman" w:cs="Times New Roman"/>
+          <w:rFonts w:ascii="Calibri" w:hAnsi="Calibri"/>
           <w:b w:val="0"/>
           <w:i/>
-          <w:color w:val="333333"/>
-          <w:sz w:val="22"/>
+          <w:color w:val="5D6D7E"/>
+          <w:sz w:val="18"/>
         </w:rPr>
-        <w:t>Inteligencia de Negocios sobre 5.98M de Contratos Electrónicos</w:t>
+        <w:t>Inteligencia de Negocios sobre 5.98M de Contratos Electrónicos  |  De 85 columnas completas (filtros elegibles) a Oportunidades automáticas</w:t>
       </w:r>
     </w:p>
     <w:p>
       <w:pPr>
-        <w:widowControl/>
-        <w:spacing w:before="0" w:after="120" w:line="240" w:lineRule="auto"/>
+        <w:spacing w:after="120"/>
         <w:jc w:val="center"/>
       </w:pPr>
       <w:r>
         <w:rPr>
-          <w:rFonts w:ascii="Times New Roman" w:hAnsi="Times New Roman" w:eastAsia="Times New Roman" w:cs="Times New Roman"/>
-          <w:b/>
+          <w:rFonts w:ascii="Calibri" w:hAnsi="Calibri"/>
+          <w:b w:val="0"/>
           <w:i w:val="0"/>
-          <w:color w:val="333333"/>
-          <w:sz w:val="22"/>
+          <w:color w:val="5D6D7E"/>
+          <w:sz w:val="16"/>
         </w:rPr>
-        <w:t>Django 5.0.14 + PostgreSQL local (pgAdmin) + React 19.2.8</w:t>
+        <w:t>Django 5.0.14 + PostgreSQL local (pgAdmin) + React 19.2.8  |  V3 — Freemium: ETL + Matchmaking + Profiler Dual (Usuario + Ingeniería)</w:t>
       </w:r>
     </w:p>
     <w:p>
       <w:pPr>
-        <w:widowControl/>
-        <w:spacing w:before="0" w:after="360" w:line="240" w:lineRule="auto"/>
+        <w:spacing w:after="240"/>
         <w:jc w:val="center"/>
       </w:pPr>
       <w:r>
         <w:rPr>
-          <w:rFonts w:ascii="Times New Roman" w:hAnsi="Times New Roman" w:eastAsia="Times New Roman" w:cs="Times New Roman"/>
-          <w:b/>
-          <w:i w:val="0"/>
-          <w:color w:val="00785A"/>
-          <w:sz w:val="18"/>
+          <w:color w:val="1E6B4A"/>
+          <w:sz w:val="16"/>
         </w:rPr>
-        <w:t>V2 — Actualizado: ETL + Migraciones + Profiler Dual (Usuario + Ingeniería)</w:t>
+        <w:t>————————————————————————————————————————————————————————————</w:t>
       </w:r>
     </w:p>
     <w:p>
       <w:pPr>
-        <w:widowControl/>
-        <w:spacing w:before="0" w:after="40" w:line="240" w:lineRule="auto"/>
+        <w:spacing w:after="20"/>
         <w:jc w:val="center"/>
       </w:pPr>
       <w:r>
         <w:rPr>
-          <w:rFonts w:ascii="Times New Roman" w:hAnsi="Times New Roman" w:eastAsia="Times New Roman" w:cs="Times New Roman"/>
+          <w:rFonts w:ascii="Calibri" w:hAnsi="Calibri"/>
           <w:b w:val="0"/>
           <w:i w:val="0"/>
-          <w:color w:val="444444"/>
           <w:sz w:val="20"/>
         </w:rPr>
         <w:t>Yesid Armando Amaya Canaria  |  Steven Alejandro Araque Castro</w:t>
@@ -163,733 +128,470 @@
     </w:p>
     <w:p>
       <w:pPr>
-        <w:widowControl/>
-        <w:spacing w:before="0" w:after="40" w:line="240" w:lineRule="auto"/>
+        <w:spacing w:after="20"/>
         <w:jc w:val="center"/>
       </w:pPr>
       <w:r>
         <w:rPr>
-          <w:rFonts w:ascii="Times New Roman" w:hAnsi="Times New Roman" w:eastAsia="Times New Roman" w:cs="Times New Roman"/>
+          <w:rFonts w:ascii="Calibri" w:hAnsi="Calibri"/>
           <w:b w:val="0"/>
           <w:i w:val="0"/>
-          <w:color w:val="444444"/>
-          <w:sz w:val="20"/>
+          <w:color w:val="5D6D7E"/>
+          <w:sz w:val="18"/>
         </w:rPr>
-        <w:t>Instructor: Gustavo Jiménez Suancha  |  CIMM</w:t>
+        <w:t>Instructor: Gustavo Jiménez Suancha  |  SENA — Centro Industrial de Mantenimiento y Manufactura</w:t>
       </w:r>
     </w:p>
     <w:p>
       <w:pPr>
-        <w:widowControl/>
-        <w:spacing w:before="0" w:after="720" w:line="240" w:lineRule="auto"/>
+        <w:spacing w:after="240"/>
         <w:jc w:val="center"/>
       </w:pPr>
       <w:r>
         <w:rPr>
-          <w:rFonts w:ascii="Times New Roman" w:hAnsi="Times New Roman" w:eastAsia="Times New Roman" w:cs="Times New Roman"/>
-          <w:b/>
+          <w:rFonts w:ascii="Calibri" w:hAnsi="Calibri"/>
+          <w:b w:val="0"/>
           <w:i w:val="0"/>
-          <w:sz w:val="22"/>
+          <w:color w:val="5D6D7E"/>
+          <w:sz w:val="14"/>
         </w:rPr>
-        <w:t>Agosto 2026  —  Proyecto Big Data manejable: 5 semanas × 5h/día</w:t>
+        <w:t>Sogamoso, Septiembre 2026  —  Proyecto Big Data manejable: 5 semanas — 5h/día — 125h  |  Fuente: datos.gov.co  |  SECOP II (jbjy-vk9h)  |  SODA API $limit/$offset  |  Freemium (Público + Privado)</w:t>
       </w:r>
     </w:p>
     <w:p>
       <w:pPr>
-        <w:widowControl/>
-        <w:spacing w:before="0" w:after="120" w:line="240" w:lineRule="auto"/>
+        <w:shd w:fill="F0F7F4"/>
+        <w:spacing w:before="120" w:after="240"/>
         <w:jc w:val="center"/>
       </w:pPr>
       <w:r>
         <w:rPr>
-          <w:rFonts w:ascii="Times New Roman" w:hAnsi="Times New Roman" w:eastAsia="Times New Roman" w:cs="Times New Roman"/>
-          <w:b w:val="0"/>
           <w:i/>
-          <w:color w:val="009664"/>
+          <w:color w:val="1E6B4A"/>
           <w:sz w:val="16"/>
         </w:rPr>
-        <w:t>Stack: Django + PostgreSQL local + React  |  Fuente: datos.gov.co  |  SECOP II Estadísticas Nacionales (j13v-233n)  |  SODA API $limit/$offset</w:t>
+        <w:t xml:space="preserve">  Documento base para Guía 4 — Construcción de software integrador de tecnologías orientadas a servicios — V3 Freemium combina observatorio ciudadano (gancho Big Data 500k) + SaaS B2B (Radares → Oportunidades)  </w:t>
       </w:r>
     </w:p>
     <w:p>
-      <w:r>
-        <w:br w:type="page"/>
-      </w:r>
-    </w:p>
-    <w:p>
       <w:pPr>
         <w:pStyle w:val="Heading1"/>
-        <w:keepNext/>
-        <w:spacing w:before="360" w:after="160" w:line="240" w:lineRule="auto"/>
+        <w:spacing w:before="240" w:after="120"/>
       </w:pPr>
       <w:r>
         <w:rPr>
-          <w:rFonts w:ascii="Times New Roman" w:hAnsi="Times New Roman" w:eastAsia="Times New Roman" w:cs="Times New Roman"/>
+          <w:rFonts w:ascii="Calibri" w:hAnsi="Calibri"/>
           <w:b/>
-          <w:color w:val="00785A"/>
-          <w:sz w:val="28"/>
+          <w:color w:val="1A3C5E"/>
+          <w:sz w:val="24"/>
         </w:rPr>
         <w:t>Tabla de Contenido</w:t>
       </w:r>
     </w:p>
     <w:p>
       <w:pPr>
-        <w:widowControl/>
-        <w:spacing w:before="0" w:after="240" w:line="240" w:lineRule="auto"/>
-        <w:jc w:val="both"/>
+        <w:pStyle w:val="ListBullet"/>
       </w:pPr>
       <w:r>
         <w:rPr>
-          <w:rFonts w:ascii="Times New Roman" w:hAnsi="Times New Roman" w:eastAsia="Times New Roman" w:cs="Times New Roman"/>
-          <w:b w:val="0"/>
-          <w:i/>
-          <w:color w:val="666666"/>
           <w:sz w:val="18"/>
         </w:rPr>
-        <w:t>Documento base para Guía 4 — Construcción de software integrador de tecnologías orientadas a servicios — V2 incorpora fortalezas del stack, ETL, migraciones y profiler dual.</w:t>
+        <w:t>0. Resumen Ejecutivo: Modelo "2 en 1" Freemium</w:t>
+      </w:r>
+      <w:r>
+        <w:rPr>
+          <w:sz w:val="16"/>
+        </w:rPr>
+        <w:t xml:space="preserve">  ..............................  1</w:t>
       </w:r>
     </w:p>
     <w:p>
       <w:pPr>
-        <w:spacing w:after="20" w:line="276" w:lineRule="auto"/>
-        <w:tabs>
-          <w:tab w:val="right" w:leader="dot" w:pos="9350"/>
-        </w:tabs>
+        <w:pStyle w:val="ListBullet"/>
       </w:pPr>
       <w:r>
         <w:rPr>
-          <w:rFonts w:ascii="Times New Roman" w:hAnsi="Times New Roman" w:eastAsia="Times New Roman" w:cs="Times New Roman"/>
-          <w:b/>
-          <w:sz w:val="22"/>
+          <w:sz w:val="18"/>
         </w:rPr>
-        <w:t xml:space="preserve">0.  </w:t>
+        <w:t>1. Información General del Proyecto</w:t>
       </w:r>
       <w:r>
         <w:rPr>
-          <w:rFonts w:ascii="Times New Roman" w:hAnsi="Times New Roman" w:eastAsia="Times New Roman" w:cs="Times New Roman"/>
-          <w:sz w:val="22"/>
+          <w:sz w:val="16"/>
         </w:rPr>
-        <w:t>Resumen Ejecutivo: Qué demostraré con el stack (Django + React)</w:t>
+        <w:t xml:space="preserve">  ..............................  1</w:t>
+      </w:r>
+    </w:p>
+    <w:p>
+      <w:pPr>
+        <w:pStyle w:val="ListBullet"/>
+      </w:pPr>
+      <w:r>
+        <w:rPr>
+          <w:sz w:val="18"/>
+        </w:rPr>
+        <w:t>2. Planteamiento del Problema</w:t>
       </w:r>
       <w:r>
         <w:rPr>
-          <w:rFonts w:ascii="Times New Roman" w:hAnsi="Times New Roman" w:eastAsia="Times New Roman" w:cs="Times New Roman"/>
-          <w:sz w:val="22"/>
+          <w:sz w:val="16"/>
         </w:rPr>
-        <w:tab/>
-        <w:t>1</w:t>
+        <w:t xml:space="preserve">  ..............................  2</w:t>
       </w:r>
     </w:p>
     <w:p>
       <w:pPr>
-        <w:spacing w:after="20" w:line="276" w:lineRule="auto"/>
-        <w:tabs>
-          <w:tab w:val="right" w:leader="dot" w:pos="9350"/>
-        </w:tabs>
+        <w:pStyle w:val="ListBullet"/>
       </w:pPr>
       <w:r>
         <w:rPr>
-          <w:rFonts w:ascii="Times New Roman" w:hAnsi="Times New Roman" w:eastAsia="Times New Roman" w:cs="Times New Roman"/>
-          <w:b/>
-          <w:sz w:val="22"/>
+          <w:sz w:val="18"/>
         </w:rPr>
-        <w:t xml:space="preserve">1.  </w:t>
+        <w:t>3. Justificación y Propósito + Fortalezas del Stack</w:t>
       </w:r>
       <w:r>
         <w:rPr>
-          <w:rFonts w:ascii="Times New Roman" w:hAnsi="Times New Roman" w:eastAsia="Times New Roman" w:cs="Times New Roman"/>
-          <w:sz w:val="22"/>
+          <w:sz w:val="16"/>
         </w:rPr>
-        <w:t>Información General del Proyecto</w:t>
+        <w:t xml:space="preserve">  ..............................  2</w:t>
+      </w:r>
+    </w:p>
+    <w:p>
+      <w:pPr>
+        <w:pStyle w:val="ListBullet"/>
+      </w:pPr>
+      <w:r>
+        <w:rPr>
+          <w:sz w:val="18"/>
+        </w:rPr>
+        <w:t>4. Objetivos (General y Específicos)</w:t>
       </w:r>
       <w:r>
         <w:rPr>
-          <w:rFonts w:ascii="Times New Roman" w:hAnsi="Times New Roman" w:eastAsia="Times New Roman" w:cs="Times New Roman"/>
-          <w:sz w:val="22"/>
+          <w:sz w:val="16"/>
         </w:rPr>
-        <w:tab/>
-        <w:t>1</w:t>
+        <w:t xml:space="preserve">  ..............................  3</w:t>
       </w:r>
     </w:p>
     <w:p>
       <w:pPr>
-        <w:spacing w:after="20" w:line="276" w:lineRule="auto"/>
-        <w:tabs>
-          <w:tab w:val="right" w:leader="dot" w:pos="9350"/>
-        </w:tabs>
+        <w:pStyle w:val="ListBullet"/>
       </w:pPr>
       <w:r>
         <w:rPr>
-          <w:rFonts w:ascii="Times New Roman" w:hAnsi="Times New Roman" w:eastAsia="Times New Roman" w:cs="Times New Roman"/>
-          <w:b/>
-          <w:sz w:val="22"/>
+          <w:sz w:val="18"/>
         </w:rPr>
-        <w:t xml:space="preserve">2.  </w:t>
+        <w:t>5. Alcance y Limitaciones</w:t>
       </w:r>
       <w:r>
         <w:rPr>
-          <w:rFonts w:ascii="Times New Roman" w:hAnsi="Times New Roman" w:eastAsia="Times New Roman" w:cs="Times New Roman"/>
-          <w:sz w:val="22"/>
+          <w:sz w:val="16"/>
         </w:rPr>
-        <w:t>Planteamiento del Problema</w:t>
+        <w:t xml:space="preserve">  ..............................  3</w:t>
+      </w:r>
+    </w:p>
+    <w:p>
+      <w:pPr>
+        <w:pStyle w:val="ListBullet"/>
+      </w:pPr>
+      <w:r>
+        <w:rPr>
+          <w:sz w:val="18"/>
+        </w:rPr>
+        <w:t>6. Stack Tecnológico y Justificación</w:t>
       </w:r>
       <w:r>
         <w:rPr>
-          <w:rFonts w:ascii="Times New Roman" w:hAnsi="Times New Roman" w:eastAsia="Times New Roman" w:cs="Times New Roman"/>
-          <w:sz w:val="22"/>
+          <w:sz w:val="16"/>
         </w:rPr>
-        <w:tab/>
-        <w:t>2</w:t>
+        <w:t xml:space="preserve">  ..............................  4</w:t>
       </w:r>
     </w:p>
     <w:p>
       <w:pPr>
-        <w:spacing w:after="20" w:line="276" w:lineRule="auto"/>
-        <w:tabs>
-          <w:tab w:val="right" w:leader="dot" w:pos="9350"/>
-        </w:tabs>
+        <w:pStyle w:val="ListBullet"/>
       </w:pPr>
       <w:r>
         <w:rPr>
-          <w:rFonts w:ascii="Times New Roman" w:hAnsi="Times New Roman" w:eastAsia="Times New Roman" w:cs="Times New Roman"/>
-          <w:b/>
-          <w:sz w:val="22"/>
+          <w:sz w:val="18"/>
         </w:rPr>
-        <w:t xml:space="preserve">3.  </w:t>
+        <w:t>7. Arquitectura Decoupled y Flujo End-to-End (Embudo Freemium)</w:t>
       </w:r>
       <w:r>
         <w:rPr>
-          <w:rFonts w:ascii="Times New Roman" w:hAnsi="Times New Roman" w:eastAsia="Times New Roman" w:cs="Times New Roman"/>
-          <w:sz w:val="22"/>
+          <w:sz w:val="16"/>
         </w:rPr>
-        <w:t>Justificación y Propósito + Fortalezas del Stack</w:t>
+        <w:t xml:space="preserve">  ..............................  4</w:t>
+      </w:r>
+    </w:p>
+    <w:p>
+      <w:pPr>
+        <w:pStyle w:val="ListBullet"/>
+      </w:pPr>
+      <w:r>
+        <w:rPr>
+          <w:sz w:val="18"/>
+        </w:rPr>
+        <w:t>8. ETL y Migraciones: Cómo se puebla la BD</w:t>
       </w:r>
       <w:r>
         <w:rPr>
-          <w:rFonts w:ascii="Times New Roman" w:hAnsi="Times New Roman" w:eastAsia="Times New Roman" w:cs="Times New Roman"/>
-          <w:sz w:val="22"/>
+          <w:sz w:val="16"/>
         </w:rPr>
-        <w:tab/>
-        <w:t>2</w:t>
+        <w:t xml:space="preserve">  ..............................  5</w:t>
       </w:r>
     </w:p>
     <w:p>
       <w:pPr>
-        <w:spacing w:after="20" w:line="276" w:lineRule="auto"/>
-        <w:tabs>
-          <w:tab w:val="right" w:leader="dot" w:pos="9350"/>
-        </w:tabs>
+        <w:pStyle w:val="ListBullet"/>
       </w:pPr>
       <w:r>
         <w:rPr>
-          <w:rFonts w:ascii="Times New Roman" w:hAnsi="Times New Roman" w:eastAsia="Times New Roman" w:cs="Times New Roman"/>
-          <w:b/>
-          <w:sz w:val="22"/>
+          <w:sz w:val="18"/>
         </w:rPr>
-        <w:t xml:space="preserve">4.  </w:t>
+        <w:t>9. Funcionalidades Clave + Vista Dual + SaaS</w:t>
       </w:r>
       <w:r>
         <w:rPr>
-          <w:rFonts w:ascii="Times New Roman" w:hAnsi="Times New Roman" w:eastAsia="Times New Roman" w:cs="Times New Roman"/>
-          <w:sz w:val="22"/>
+          <w:sz w:val="16"/>
         </w:rPr>
-        <w:t>Objetivos</w:t>
+        <w:t xml:space="preserve">  ..............................  6</w:t>
+      </w:r>
+    </w:p>
+    <w:p>
+      <w:pPr>
+        <w:pStyle w:val="ListBullet"/>
+      </w:pPr>
+      <w:r>
+        <w:rPr>
+          <w:sz w:val="18"/>
+        </w:rPr>
+        <w:t>10. Plan de Trabajo: MVP 5 semanas (125h) + División A/B</w:t>
       </w:r>
       <w:r>
         <w:rPr>
-          <w:rFonts w:ascii="Times New Roman" w:hAnsi="Times New Roman" w:eastAsia="Times New Roman" w:cs="Times New Roman"/>
-          <w:sz w:val="22"/>
+          <w:sz w:val="16"/>
         </w:rPr>
-        <w:tab/>
-        <w:t>3</w:t>
+        <w:t xml:space="preserve">  ..............................  6</w:t>
       </w:r>
     </w:p>
     <w:p>
       <w:pPr>
-        <w:spacing w:after="20" w:line="276" w:lineRule="auto"/>
-        <w:tabs>
-          <w:tab w:val="right" w:leader="dot" w:pos="9350"/>
-        </w:tabs>
+        <w:pStyle w:val="ListBullet"/>
       </w:pPr>
       <w:r>
         <w:rPr>
-          <w:rFonts w:ascii="Times New Roman" w:hAnsi="Times New Roman" w:eastAsia="Times New Roman" w:cs="Times New Roman"/>
-          <w:b/>
-          <w:sz w:val="22"/>
+          <w:sz w:val="18"/>
         </w:rPr>
-        <w:t xml:space="preserve">5.  </w:t>
+        <w:t>11. Fuentes de Datos y Estrategia de Ingesta SODA</w:t>
       </w:r>
       <w:r>
         <w:rPr>
-          <w:rFonts w:ascii="Times New Roman" w:hAnsi="Times New Roman" w:eastAsia="Times New Roman" w:cs="Times New Roman"/>
-          <w:sz w:val="22"/>
+          <w:sz w:val="16"/>
         </w:rPr>
-        <w:t>Alcance y Limitaciones</w:t>
+        <w:t xml:space="preserve">  ..............................  7</w:t>
+      </w:r>
+    </w:p>
+    <w:p>
+      <w:pPr>
+        <w:pStyle w:val="ListBullet"/>
+      </w:pPr>
+      <w:r>
+        <w:rPr>
+          <w:sz w:val="18"/>
+        </w:rPr>
+        <w:t>12. Entregables y Criterios de Evaluación (Guía 4)</w:t>
       </w:r>
       <w:r>
         <w:rPr>
-          <w:rFonts w:ascii="Times New Roman" w:hAnsi="Times New Roman" w:eastAsia="Times New Roman" w:cs="Times New Roman"/>
-          <w:sz w:val="22"/>
+          <w:sz w:val="16"/>
         </w:rPr>
-        <w:tab/>
-        <w:t>3</w:t>
+        <w:t xml:space="preserve">  ..............................  7</w:t>
       </w:r>
     </w:p>
     <w:p>
       <w:pPr>
-        <w:spacing w:after="20" w:line="276" w:lineRule="auto"/>
-        <w:tabs>
-          <w:tab w:val="right" w:leader="dot" w:pos="9350"/>
-        </w:tabs>
+        <w:pStyle w:val="ListBullet"/>
       </w:pPr>
       <w:r>
         <w:rPr>
-          <w:rFonts w:ascii="Times New Roman" w:hAnsi="Times New Roman" w:eastAsia="Times New Roman" w:cs="Times New Roman"/>
-          <w:b/>
-          <w:sz w:val="22"/>
-        </w:rPr>
-        <w:t xml:space="preserve">6.  </w:t>
-      </w:r>
-      <w:r>
-        <w:rPr>
-          <w:rFonts w:ascii="Times New Roman" w:hAnsi="Times New Roman" w:eastAsia="Times New Roman" w:cs="Times New Roman"/>
-          <w:sz w:val="22"/>
-        </w:rPr>
-        <w:t>Stack Tecnológico y Justificación</w:t>
-      </w:r>
-      <w:r>
-        <w:rPr>
-          <w:rFonts w:ascii="Times New Roman" w:hAnsi="Times New Roman" w:eastAsia="Times New Roman" w:cs="Times New Roman"/>
-          <w:sz w:val="22"/>
-        </w:rPr>
-        <w:tab/>
-        <w:t>4</w:t>
-      </w:r>
-    </w:p>
-    <w:p>
-      <w:pPr>
-        <w:spacing w:after="20" w:line="276" w:lineRule="auto"/>
-        <w:tabs>
-          <w:tab w:val="right" w:leader="dot" w:pos="9350"/>
-        </w:tabs>
-      </w:pPr>
-      <w:r>
-        <w:rPr>
-          <w:rFonts w:ascii="Times New Roman" w:hAnsi="Times New Roman" w:eastAsia="Times New Roman" w:cs="Times New Roman"/>
-          <w:b/>
-          <w:sz w:val="22"/>
-        </w:rPr>
-        <w:t xml:space="preserve">7.  </w:t>
-      </w:r>
-      <w:r>
-        <w:rPr>
-          <w:rFonts w:ascii="Times New Roman" w:hAnsi="Times New Roman" w:eastAsia="Times New Roman" w:cs="Times New Roman"/>
-          <w:sz w:val="22"/>
-        </w:rPr>
-        <w:t>Arquitectura Decoupled y Flujo End-to-End</w:t>
-      </w:r>
-      <w:r>
-        <w:rPr>
-          <w:rFonts w:ascii="Times New Roman" w:hAnsi="Times New Roman" w:eastAsia="Times New Roman" w:cs="Times New Roman"/>
-          <w:sz w:val="22"/>
-        </w:rPr>
-        <w:tab/>
-        <w:t>4</w:t>
-      </w:r>
-    </w:p>
-    <w:p>
-      <w:pPr>
-        <w:spacing w:after="20" w:line="276" w:lineRule="auto"/>
-        <w:tabs>
-          <w:tab w:val="right" w:leader="dot" w:pos="9350"/>
-        </w:tabs>
-      </w:pPr>
-      <w:r>
-        <w:rPr>
-          <w:rFonts w:ascii="Times New Roman" w:hAnsi="Times New Roman" w:eastAsia="Times New Roman" w:cs="Times New Roman"/>
-          <w:b/>
-          <w:sz w:val="22"/>
-        </w:rPr>
-        <w:t xml:space="preserve">8.  </w:t>
-      </w:r>
-      <w:r>
-        <w:rPr>
-          <w:rFonts w:ascii="Times New Roman" w:hAnsi="Times New Roman" w:eastAsia="Times New Roman" w:cs="Times New Roman"/>
-          <w:sz w:val="22"/>
-        </w:rPr>
-        <w:t>ETL y Migraciones: Cómo se puebla la BD (no es el Excel en vivo)</w:t>
-      </w:r>
-      <w:r>
-        <w:rPr>
-          <w:rFonts w:ascii="Times New Roman" w:hAnsi="Times New Roman" w:eastAsia="Times New Roman" w:cs="Times New Roman"/>
-          <w:sz w:val="22"/>
-        </w:rPr>
-        <w:tab/>
-        <w:t>5</w:t>
-      </w:r>
-    </w:p>
-    <w:p>
-      <w:pPr>
-        <w:spacing w:after="20" w:line="276" w:lineRule="auto"/>
-        <w:tabs>
-          <w:tab w:val="right" w:leader="dot" w:pos="9350"/>
-        </w:tabs>
-      </w:pPr>
-      <w:r>
-        <w:rPr>
-          <w:rFonts w:ascii="Times New Roman" w:hAnsi="Times New Roman" w:eastAsia="Times New Roman" w:cs="Times New Roman"/>
-          <w:b/>
-          <w:sz w:val="22"/>
-        </w:rPr>
-        <w:t xml:space="preserve">9.  </w:t>
-      </w:r>
-      <w:r>
-        <w:rPr>
-          <w:rFonts w:ascii="Times New Roman" w:hAnsi="Times New Roman" w:eastAsia="Times New Roman" w:cs="Times New Roman"/>
-          <w:sz w:val="22"/>
-        </w:rPr>
-        <w:t>Funcionalidades Clave + Vista Dual Usuario/Profiler</w:t>
-      </w:r>
-      <w:r>
-        <w:rPr>
-          <w:rFonts w:ascii="Times New Roman" w:hAnsi="Times New Roman" w:eastAsia="Times New Roman" w:cs="Times New Roman"/>
-          <w:sz w:val="22"/>
-        </w:rPr>
-        <w:tab/>
-        <w:t>6</w:t>
-      </w:r>
-    </w:p>
-    <w:p>
-      <w:pPr>
-        <w:spacing w:after="20" w:line="276" w:lineRule="auto"/>
-        <w:tabs>
-          <w:tab w:val="right" w:leader="dot" w:pos="9350"/>
-        </w:tabs>
-      </w:pPr>
-      <w:r>
-        <w:rPr>
-          <w:rFonts w:ascii="Times New Roman" w:hAnsi="Times New Roman" w:eastAsia="Times New Roman" w:cs="Times New Roman"/>
-          <w:b/>
-          <w:sz w:val="22"/>
-        </w:rPr>
-        <w:t xml:space="preserve">10.  </w:t>
-      </w:r>
-      <w:r>
-        <w:rPr>
-          <w:rFonts w:ascii="Times New Roman" w:hAnsi="Times New Roman" w:eastAsia="Times New Roman" w:cs="Times New Roman"/>
-          <w:sz w:val="22"/>
-        </w:rPr>
-        <w:t>Plan de Trabajo: MVP 5 semanas (5h/día)</w:t>
-      </w:r>
-      <w:r>
-        <w:rPr>
-          <w:rFonts w:ascii="Times New Roman" w:hAnsi="Times New Roman" w:eastAsia="Times New Roman" w:cs="Times New Roman"/>
-          <w:sz w:val="22"/>
-        </w:rPr>
-        <w:tab/>
-        <w:t>6</w:t>
-      </w:r>
-    </w:p>
-    <w:p>
-      <w:pPr>
-        <w:spacing w:after="20" w:line="276" w:lineRule="auto"/>
-        <w:tabs>
-          <w:tab w:val="right" w:leader="dot" w:pos="9350"/>
-        </w:tabs>
-      </w:pPr>
-      <w:r>
-        <w:rPr>
-          <w:rFonts w:ascii="Times New Roman" w:hAnsi="Times New Roman" w:eastAsia="Times New Roman" w:cs="Times New Roman"/>
-          <w:b/>
-          <w:sz w:val="22"/>
-        </w:rPr>
-        <w:t xml:space="preserve">11.  </w:t>
-      </w:r>
-      <w:r>
-        <w:rPr>
-          <w:rFonts w:ascii="Times New Roman" w:hAnsi="Times New Roman" w:eastAsia="Times New Roman" w:cs="Times New Roman"/>
-          <w:sz w:val="22"/>
-        </w:rPr>
-        <w:t>Fuentes de Datos y Estrategia de Ingesta SODA</w:t>
-      </w:r>
-      <w:r>
-        <w:rPr>
-          <w:rFonts w:ascii="Times New Roman" w:hAnsi="Times New Roman" w:eastAsia="Times New Roman" w:cs="Times New Roman"/>
-          <w:sz w:val="22"/>
-        </w:rPr>
-        <w:tab/>
-        <w:t>7</w:t>
-      </w:r>
-    </w:p>
-    <w:p>
-      <w:pPr>
-        <w:spacing w:after="20" w:line="276" w:lineRule="auto"/>
-        <w:tabs>
-          <w:tab w:val="right" w:leader="dot" w:pos="9350"/>
-        </w:tabs>
-      </w:pPr>
-      <w:r>
-        <w:rPr>
-          <w:rFonts w:ascii="Times New Roman" w:hAnsi="Times New Roman" w:eastAsia="Times New Roman" w:cs="Times New Roman"/>
-          <w:b/>
-          <w:sz w:val="22"/>
-        </w:rPr>
-        <w:t xml:space="preserve">12.  </w:t>
-      </w:r>
-      <w:r>
-        <w:rPr>
-          <w:rFonts w:ascii="Times New Roman" w:hAnsi="Times New Roman" w:eastAsia="Times New Roman" w:cs="Times New Roman"/>
-          <w:sz w:val="22"/>
-        </w:rPr>
-        <w:t>Entregables y Criterios de Evaluación</w:t>
-      </w:r>
-      <w:r>
-        <w:rPr>
-          <w:rFonts w:ascii="Times New Roman" w:hAnsi="Times New Roman" w:eastAsia="Times New Roman" w:cs="Times New Roman"/>
-          <w:sz w:val="22"/>
-        </w:rPr>
-        <w:tab/>
-        <w:t>7</w:t>
-      </w:r>
-    </w:p>
-    <w:p>
-      <w:pPr>
-        <w:spacing w:after="20" w:line="276" w:lineRule="auto"/>
-        <w:tabs>
-          <w:tab w:val="right" w:leader="dot" w:pos="9350"/>
-        </w:tabs>
-      </w:pPr>
-      <w:r>
-        <w:rPr>
-          <w:rFonts w:ascii="Times New Roman" w:hAnsi="Times New Roman" w:eastAsia="Times New Roman" w:cs="Times New Roman"/>
-          <w:sz w:val="22"/>
+          <w:sz w:val="18"/>
         </w:rPr>
         <w:t>Referencias y Glosario</w:t>
       </w:r>
       <w:r>
         <w:rPr>
-          <w:rFonts w:ascii="Times New Roman" w:hAnsi="Times New Roman" w:eastAsia="Times New Roman" w:cs="Times New Roman"/>
-          <w:sz w:val="22"/>
+          <w:sz w:val="16"/>
         </w:rPr>
-        <w:tab/>
-        <w:t>8</w:t>
+        <w:t xml:space="preserve">  ..............................  8</w:t>
       </w:r>
     </w:p>
     <w:p>
       <w:pPr>
-        <w:widowControl/>
-        <w:spacing w:before="360" w:after="120" w:line="480" w:lineRule="auto"/>
-        <w:jc w:val="both"/>
+        <w:spacing w:after="240"/>
       </w:pPr>
       <w:r>
         <w:rPr>
-          <w:rFonts w:ascii="Times New Roman" w:hAnsi="Times New Roman" w:eastAsia="Times New Roman" w:cs="Times New Roman"/>
+          <w:rFonts w:ascii="Calibri" w:hAnsi="Calibri"/>
           <w:b w:val="0"/>
           <w:i/>
-          <w:color w:val="666666"/>
-          <w:sz w:val="16"/>
+          <w:color w:val="7F8C8D"/>
+          <w:sz w:val="14"/>
         </w:rPr>
-        <w:t>Nota APA 7: Times New Roman 12, interlineado 2.0, márgenes 2.54 cm, numeración superior derecha. V2 = actualización tras definir proyecto Big Data manejable con vista usuario + ingeniería.</w:t>
+        <w:t>Nota APA 7: Times New Roman 12, interlineado 2.0, márgenes 2.54 cm, numeración superior derecha. V3 = actualización Freemium que mantiene todo V2 (profiler, DataTable, 4669 contratos) y añade capa SaaS (Radar/Oportunidad) sin romper lo público. Documento definitivo Sogamoso Septiembre 2026.</w:t>
       </w:r>
     </w:p>
     <w:p>
       <w:pPr>
         <w:pStyle w:val="Heading1"/>
-        <w:keepNext/>
-        <w:spacing w:before="360" w:after="160" w:line="240" w:lineRule="auto"/>
+        <w:spacing w:before="240" w:after="120"/>
       </w:pPr>
       <w:r>
         <w:rPr>
-          <w:rFonts w:ascii="Times New Roman" w:hAnsi="Times New Roman" w:eastAsia="Times New Roman" w:cs="Times New Roman"/>
+          <w:rFonts w:ascii="Calibri" w:hAnsi="Calibri"/>
           <w:b/>
-          <w:color w:val="00785A"/>
-          <w:sz w:val="28"/>
+          <w:color w:val="1A3C5E"/>
+          <w:sz w:val="26"/>
         </w:rPr>
-        <w:t>0  Resumen Ejecutivo: Qué demostraré con el stack</w:t>
+        <w:t>0  Resumen Ejecutivo: Modelo "2 en 1" Freemium</w:t>
       </w:r>
     </w:p>
     <w:p>
       <w:pPr>
-        <w:pStyle w:val="Heading2"/>
-        <w:keepNext/>
-        <w:spacing w:before="240" w:after="120" w:line="276" w:lineRule="auto"/>
+        <w:spacing w:after="40"/>
       </w:pPr>
       <w:r>
         <w:rPr>
-          <w:rFonts w:ascii="Times New Roman" w:hAnsi="Times New Roman" w:eastAsia="Times New Roman" w:cs="Times New Roman"/>
+          <w:rFonts w:ascii="Calibri" w:hAnsi="Calibri"/>
           <w:b/>
-          <w:sz w:val="24"/>
+          <w:i w:val="0"/>
+          <w:sz w:val="20"/>
         </w:rPr>
-        <w:t>Idea central en 1 frase</w:t>
+        <w:t>Idea central en 1 frase:</w:t>
       </w:r>
     </w:p>
     <w:p>
       <w:pPr>
-        <w:spacing w:after="120" w:line="480" w:lineRule="auto"/>
-        <w:jc w:val="both"/>
-        <w:shd w:val="clear" w:color="auto" w:fill="EAF2E3"/>
+        <w:spacing w:after="120"/>
       </w:pPr>
       <w:r>
         <w:rPr>
-          <w:rFonts w:ascii="Times New Roman" w:hAnsi="Times New Roman" w:eastAsia="Times New Roman" w:cs="Times New Roman"/>
-          <w:b/>
-          <w:i/>
-          <w:sz w:val="24"/>
+          <w:rFonts w:ascii="Calibri" w:hAnsi="Calibri"/>
+          <w:b w:val="0"/>
+          <w:i w:val="0"/>
+          <w:sz w:val="18"/>
         </w:rPr>
-        <w:t>Un proyecto Big Data pequeño pero real (100k–500k de un dataset de 5.98M) con doble vista: para el usuario, un dashboard que filtra sin congelarse; para el ingeniero, un profiler que mide en milisegundos por qué la arquitectura optimizada es 40× más rápida que la naive. Django transforma, React visualiza.</w:t>
+        <w:t>Un proyecto Big Data pequeño pero real (100k–500k de un dataset de 5.98M) con doble vista y doble valor: para el ciudadano, un dashboard que filtra sin congelarse; para el contratista, un portal privado que convierte búsquedas en oportunidades automáticas. Un observatorio y un SaaS, misma base de datos PostgreSQL local, mismo stack Django + React.</w:t>
       </w:r>
     </w:p>
     <w:p>
       <w:pPr>
         <w:pStyle w:val="Heading2"/>
-        <w:keepNext/>
-        <w:spacing w:before="240" w:after="120" w:line="276" w:lineRule="auto"/>
+        <w:spacing w:before="240" w:after="120"/>
       </w:pPr>
       <w:r>
         <w:rPr>
-          <w:rFonts w:ascii="Times New Roman" w:hAnsi="Times New Roman" w:eastAsia="Times New Roman" w:cs="Times New Roman"/>
+          <w:rFonts w:ascii="Calibri" w:hAnsi="Calibri"/>
           <w:b/>
-          <w:sz w:val="24"/>
+          <w:color w:val="1A3C5E"/>
+          <w:sz w:val="22"/>
         </w:rPr>
-        <w:t>Fortalezas del stack que voy a probar</w:t>
+        <w:t>Fortalezas que demuestra el modelo "2 en 1"</w:t>
       </w:r>
     </w:p>
     <w:p>
       <w:pPr>
         <w:pStyle w:val="ListBullet"/>
-        <w:spacing w:after="40" w:line="276" w:lineRule="auto"/>
-        <w:ind w:left="720"/>
-        <w:jc w:val="both"/>
       </w:pPr>
       <w:r>
         <w:rPr>
-          <w:rFonts w:ascii="Times New Roman" w:hAnsi="Times New Roman" w:eastAsia="Times New Roman" w:cs="Times New Roman"/>
           <w:b/>
-          <w:sz w:val="24"/>
+          <w:sz w:val="18"/>
         </w:rPr>
-        <w:t xml:space="preserve">Django (Backend): </w:t>
+        <w:t xml:space="preserve">El Gancho (Público): </w:t>
       </w:r>
       <w:r>
         <w:rPr>
-          <w:rFonts w:ascii="Times New Roman" w:hAnsi="Times New Roman" w:eastAsia="Times New Roman" w:cs="Times New Roman"/>
-          <w:sz w:val="24"/>
+          <w:sz w:val="18"/>
         </w:rPr>
-        <w:t>Django es fuerte en seguridad, manejo de BD y APIs: ORM, Admin, Auth, migraciones, DRF y agregaciones SUM/COUNT en Postgres. Hace el trabajo pesado.</w:t>
+        <w:t>Observatorio ciudadano que procesa 500k contratos de 5.98M, con Profiler dual (Vista Usuario verde + Vista Ingeniería con 4 barras BD|Python|TTFB|Render) que demuestra consultas de milisegundos (optimizado 280ms verde vs naive 8s rojo, 29×). Django agrega en BD a 50KB (COUNT/SUM/GROUP BY), React virtualiza a 60 FPS (@tanstack/react-virtual).</w:t>
       </w:r>
     </w:p>
     <w:p>
       <w:pPr>
         <w:pStyle w:val="ListBullet"/>
-        <w:spacing w:after="40" w:line="276" w:lineRule="auto"/>
-        <w:ind w:left="720"/>
-        <w:jc w:val="both"/>
       </w:pPr>
       <w:r>
         <w:rPr>
-          <w:rFonts w:ascii="Times New Roman" w:hAnsi="Times New Roman" w:eastAsia="Times New Roman" w:cs="Times New Roman"/>
           <w:b/>
-          <w:sz w:val="24"/>
+          <w:sz w:val="18"/>
         </w:rPr>
-        <w:t xml:space="preserve">React (Frontend): </w:t>
+        <w:t xml:space="preserve">El Producto (Privado): </w:t>
       </w:r>
       <w:r>
         <w:rPr>
-          <w:rFonts w:ascii="Times New Roman" w:hAnsi="Times New Roman" w:eastAsia="Times New Roman" w:cs="Times New Roman"/>
-          <w:sz w:val="24"/>
+          <w:sz w:val="18"/>
         </w:rPr>
-        <w:t>React es experto en visualizar rápido sin colapsar: componentes, Virtual DOM, TanStack Query y virtualización (@tanstack/react-virtual). Solo pinta lo visible a 60 FPS.</w:t>
+        <w:t>SaaS B2B donde contratistas locales inician sesión (JWT SimpleJWT 5.3, PBKDF2), configuran "Radares" de palabras clave + departamento + rango de cuantía y reciben "Matches" automáticos de nuevas licitaciones en su bandeja de entrada (tabla Oportunidad). Retención + monetización teórica sin pasarela real, con estados Nueva/Guardada/Postulado.</w:t>
       </w:r>
     </w:p>
     <w:p>
       <w:pPr>
         <w:pStyle w:val="ListBullet"/>
-        <w:spacing w:after="40" w:line="276" w:lineRule="auto"/>
-        <w:ind w:left="720"/>
-        <w:jc w:val="both"/>
       </w:pPr>
       <w:r>
         <w:rPr>
-          <w:rFonts w:ascii="Times New Roman" w:hAnsi="Times New Roman" w:eastAsia="Times New Roman" w:cs="Times New Roman"/>
           <w:b/>
-          <w:sz w:val="24"/>
+          <w:sz w:val="18"/>
         </w:rPr>
-        <w:t xml:space="preserve">Stack desacoplado: </w:t>
+        <w:t xml:space="preserve">Stack desacoplado probado dos veces: </w:t>
       </w:r>
       <w:r>
         <w:rPr>
-          <w:rFonts w:ascii="Times New Roman" w:hAnsi="Times New Roman" w:eastAsia="Times New Roman" w:cs="Times New Roman"/>
-          <w:sz w:val="24"/>
+          <w:sz w:val="18"/>
         </w:rPr>
-        <w:t>Juntos (desacoplados): Django agrega 500k filas a 50KB en BD, React solo pinta 50KB. Si se invierte (React pide 100MB), ambos colapsan. El proyecto prueba el patrón correcto: agregar en servidor, no traer filas.</w:t>
+        <w:t>En lo público, Django suma 500k filas a 50KB; en lo privado, Django cruza radares contra contratos nuevos sin intervención (Matchmaking ILIKE + rango). Si se invierte el patrón (React pide 100MB), ambos colapsan. V3 prueba el patrón correcto en dos contextos: analítico y transaccional.</w:t>
       </w:r>
     </w:p>
     <w:p>
       <w:pPr>
-        <w:shd w:val="clear" w:color="auto" w:fill="D1ECF1"/>
-        <w:pBdr>
-          <w:top w:val="single" w:sz="6" w:space="4" w:color="0D6EFD"/>
-          <w:left w:val="single" w:sz="6" w:space="4" w:color="0D6EFD"/>
-          <w:bottom w:val="single" w:sz="6" w:space="4" w:color="0D6EFD"/>
-          <w:right w:val="single" w:sz="6" w:space="4" w:color="0D6EFD"/>
-        </w:pBdr>
-        <w:spacing w:before="120" w:after="160"/>
-        <w:ind w:left="283" w:right="283"/>
-        <w:jc w:val="both"/>
+        <w:spacing w:before="120"/>
       </w:pPr>
       <w:r>
         <w:rPr>
-          <w:rFonts w:ascii="Times New Roman" w:hAnsi="Times New Roman" w:eastAsia="Times New Roman" w:cs="Times New Roman"/>
           <w:b/>
-          <w:color w:val="0A3D6B"/>
+          <w:color w:val="1A3C5E"/>
           <w:sz w:val="18"/>
         </w:rPr>
-        <w:t xml:space="preserve">Pitch de 45s para el instructor: </w:t>
+        <w:t xml:space="preserve">Pitch 45s V3 para el instructor: </w:t>
       </w:r>
       <w:r>
         <w:rPr>
-          <w:rFonts w:ascii="Times New Roman" w:hAnsi="Times New Roman" w:eastAsia="Times New Roman" w:cs="Times New Roman"/>
           <w:i/>
+          <w:color w:val="1E6B4A"/>
           <w:sz w:val="18"/>
         </w:rPr>
-        <w:t>“Instructor, presento un Big Data manejable de 5 semanas donde filtro 500k contratos y el profiler marca Naive 8s en rojo vs Optimizado 280ms en verde. Así demuestro con números que Django agrega y React virtualiza, no que mueven datos brutos.”</w:t>
+        <w:t>"Instructor, presento un Freemium 2 en 1: en lo público filtro 500k y el profiler marca 280ms en verde; en lo privado un contratista crea un Radar de pavimento en Boyacá y al correr el ETL le cae un Match automático en su bandeja. Así demuestro Big Data y SaaS con el mismo stack Django + PostgreSQL + React."</w:t>
       </w:r>
     </w:p>
     <w:p>
       <w:pPr>
         <w:pStyle w:val="Heading1"/>
-        <w:keepNext/>
-        <w:spacing w:before="360" w:after="160" w:line="240" w:lineRule="auto"/>
+        <w:spacing w:before="240" w:after="120"/>
       </w:pPr>
       <w:r>
         <w:rPr>
-          <w:rFonts w:ascii="Times New Roman" w:hAnsi="Times New Roman" w:eastAsia="Times New Roman" w:cs="Times New Roman"/>
+          <w:rFonts w:ascii="Calibri" w:hAnsi="Calibri"/>
           <w:b/>
-          <w:color w:val="00785A"/>
-          <w:sz w:val="28"/>
+          <w:color w:val="1A3C5E"/>
+          <w:sz w:val="26"/>
         </w:rPr>
         <w:t>1  Información General del Proyecto</w:t>
       </w:r>
     </w:p>
-    <w:p>
-      <w:pPr>
-        <w:widowControl/>
-        <w:spacing w:before="0" w:after="120" w:line="276" w:lineRule="auto"/>
-        <w:jc w:val="both"/>
-      </w:pPr>
-      <w:r>
-        <w:rPr>
-          <w:rFonts w:ascii="Times New Roman" w:hAnsi="Times New Roman" w:eastAsia="Times New Roman" w:cs="Times New Roman"/>
-          <w:b/>
-          <w:i/>
-          <w:color w:val="009664"/>
-          <w:sz w:val="24"/>
-        </w:rPr>
-        <w:t>Ficha técnica</w:t>
-      </w:r>
-    </w:p>
     <w:tbl>
       <w:tblPr>
-        <w:tblStyle w:val="TableGrid"/>
+        <w:tblStyle w:val="LightGrid-Accent1"/>
         <w:tblW w:type="auto" w:w="0"/>
         <w:jc w:val="center"/>
         <w:tblLook w:firstColumn="1" w:firstRow="1" w:lastColumn="0" w:lastRow="0" w:noHBand="0" w:noVBand="1" w:val="04A0"/>
@@ -901,18 +603,15 @@
       <w:tr>
         <w:tc>
           <w:tcPr>
-            <w:tcW w:type="dxa" w:w="2551"/>
-            <w:vAlign w:val="center"/>
-            <w:shd w:val="clear" w:color="auto" w:fill="009640"/>
+            <w:tcW w:type="dxa" w:w="4680"/>
+            <w:shd w:fill="1A3C5E"/>
           </w:tcPr>
           <w:p>
             <w:pPr>
-              <w:spacing w:after="40" w:before="40" w:line="240" w:lineRule="auto"/>
               <w:jc w:val="center"/>
             </w:pPr>
             <w:r>
               <w:rPr>
-                <w:rFonts w:ascii="Times New Roman" w:hAnsi="Times New Roman" w:eastAsia="Times New Roman" w:cs="Times New Roman"/>
                 <w:b/>
                 <w:color w:val="FFFFFF"/>
                 <w:sz w:val="18"/>
@@ -923,18 +622,15 @@
         </w:tc>
         <w:tc>
           <w:tcPr>
-            <w:tcW w:type="dxa" w:w="6520"/>
-            <w:vAlign w:val="center"/>
-            <w:shd w:val="clear" w:color="auto" w:fill="009640"/>
+            <w:tcW w:type="dxa" w:w="4680"/>
+            <w:shd w:fill="1A3C5E"/>
           </w:tcPr>
           <w:p>
             <w:pPr>
-              <w:spacing w:after="40" w:before="40" w:line="240" w:lineRule="auto"/>
               <w:jc w:val="center"/>
             </w:pPr>
             <w:r>
               <w:rPr>
-                <w:rFonts w:ascii="Times New Roman" w:hAnsi="Times New Roman" w:eastAsia="Times New Roman" w:cs="Times New Roman"/>
                 <w:b/>
                 <w:color w:val="FFFFFF"/>
                 <w:sz w:val="18"/>
@@ -947,41 +643,27 @@
       <w:tr>
         <w:tc>
           <w:tcPr>
-            <w:tcW w:type="dxa" w:w="2551"/>
-            <w:vAlign w:val="center"/>
+            <w:tcW w:type="dxa" w:w="4680"/>
           </w:tcPr>
           <w:p>
-            <w:pPr>
-              <w:spacing w:after="40" w:before="40" w:line="240" w:lineRule="auto"/>
-              <w:jc w:val="center"/>
-            </w:pPr>
             <w:r>
               <w:rPr>
-                <w:rFonts w:ascii="Times New Roman" w:hAnsi="Times New Roman" w:eastAsia="Times New Roman" w:cs="Times New Roman"/>
-                <w:color w:val="000000"/>
-                <w:sz w:val="18"/>
+                <w:sz w:val="16"/>
               </w:rPr>
-              <w:t>Nombre</w:t>
+              <w:t>Denominación</w:t>
             </w:r>
           </w:p>
         </w:tc>
         <w:tc>
           <w:tcPr>
-            <w:tcW w:type="dxa" w:w="6520"/>
-            <w:vAlign w:val="center"/>
+            <w:tcW w:type="dxa" w:w="4680"/>
           </w:tcPr>
           <w:p>
-            <w:pPr>
-              <w:spacing w:after="40" w:before="40" w:line="240" w:lineRule="auto"/>
-              <w:jc w:val="center"/>
-            </w:pPr>
             <w:r>
               <w:rPr>
-                <w:rFonts w:ascii="Times New Roman" w:hAnsi="Times New Roman" w:eastAsia="Times New Roman" w:cs="Times New Roman"/>
-                <w:color w:val="000000"/>
-                <w:sz w:val="18"/>
+                <w:sz w:val="16"/>
               </w:rPr>
-              <w:t>Observatorio de Contratación Pública SECOP II</w:t>
+              <w:t>SECOP Insight — Observatorio y SaaS B2B Freemium</w:t>
             </w:r>
           </w:p>
         </w:tc>
@@ -989,43 +671,27 @@
       <w:tr>
         <w:tc>
           <w:tcPr>
-            <w:tcW w:type="dxa" w:w="2551"/>
-            <w:vAlign w:val="center"/>
-            <w:shd w:val="clear" w:color="auto" w:fill="F2F2F2"/>
+            <w:tcW w:type="dxa" w:w="4680"/>
           </w:tcPr>
           <w:p>
-            <w:pPr>
-              <w:spacing w:after="40" w:before="40" w:line="240" w:lineRule="auto"/>
-              <w:jc w:val="center"/>
-            </w:pPr>
             <w:r>
               <w:rPr>
-                <w:rFonts w:ascii="Times New Roman" w:hAnsi="Times New Roman" w:eastAsia="Times New Roman" w:cs="Times New Roman"/>
-                <w:color w:val="000000"/>
-                <w:sz w:val="18"/>
+                <w:sz w:val="16"/>
               </w:rPr>
-              <w:t>Nombre corto</w:t>
+              <w:t>Programa</w:t>
             </w:r>
           </w:p>
         </w:tc>
         <w:tc>
           <w:tcPr>
-            <w:tcW w:type="dxa" w:w="6520"/>
-            <w:vAlign w:val="center"/>
-            <w:shd w:val="clear" w:color="auto" w:fill="F2F2F2"/>
+            <w:tcW w:type="dxa" w:w="4680"/>
           </w:tcPr>
           <w:p>
-            <w:pPr>
-              <w:spacing w:after="40" w:before="40" w:line="240" w:lineRule="auto"/>
-              <w:jc w:val="center"/>
-            </w:pPr>
             <w:r>
               <w:rPr>
-                <w:rFonts w:ascii="Times New Roman" w:hAnsi="Times New Roman" w:eastAsia="Times New Roman" w:cs="Times New Roman"/>
-                <w:color w:val="000000"/>
-                <w:sz w:val="18"/>
+                <w:sz w:val="16"/>
               </w:rPr>
-              <w:t>SECOP Insight</w:t>
+              <w:t>ADSO 3171062 — SENA CIMM — Grupo 8</w:t>
             </w:r>
           </w:p>
         </w:tc>
@@ -1033,19 +699,68 @@
       <w:tr>
         <w:tc>
           <w:tcPr>
-            <w:tcW w:type="dxa" w:w="2551"/>
-            <w:vAlign w:val="center"/>
+            <w:tcW w:type="dxa" w:w="4680"/>
           </w:tcPr>
           <w:p>
-            <w:pPr>
-              <w:spacing w:after="40" w:before="40" w:line="240" w:lineRule="auto"/>
-              <w:jc w:val="center"/>
-            </w:pPr>
             <w:r>
               <w:rPr>
-                <w:rFonts w:ascii="Times New Roman" w:hAnsi="Times New Roman" w:eastAsia="Times New Roman" w:cs="Times New Roman"/>
-                <w:color w:val="000000"/>
-                <w:sz w:val="18"/>
+                <w:sz w:val="16"/>
+              </w:rPr>
+              <w:t>Propietario dato</w:t>
+            </w:r>
+          </w:p>
+        </w:tc>
+        <w:tc>
+          <w:tcPr>
+            <w:tcW w:type="dxa" w:w="4680"/>
+          </w:tcPr>
+          <w:p>
+            <w:r>
+              <w:rPr>
+                <w:sz w:val="16"/>
+              </w:rPr>
+              <w:t>Agencia Nacional de Contratación Pública — Colombia Compra Eficiente. Cobertura nacional, idioma español.</w:t>
+            </w:r>
+          </w:p>
+        </w:tc>
+      </w:tr>
+      <w:tr>
+        <w:tc>
+          <w:tcPr>
+            <w:tcW w:type="dxa" w:w="4680"/>
+          </w:tcPr>
+          <w:p>
+            <w:r>
+              <w:rPr>
+                <w:sz w:val="16"/>
+              </w:rPr>
+              <w:t>Fuente</w:t>
+            </w:r>
+          </w:p>
+        </w:tc>
+        <w:tc>
+          <w:tcPr>
+            <w:tcW w:type="dxa" w:w="4680"/>
+          </w:tcPr>
+          <w:p>
+            <w:r>
+              <w:rPr>
+                <w:sz w:val="16"/>
+              </w:rPr>
+              <w:t>datos.gov.co — SECOP II Estadísticas Nacionales — dataset jbjy-vk9h (5.98M filas × 85 cols, 2.72M vistas, CC BY-SA 4.0) — SODA 2.1</w:t>
+            </w:r>
+          </w:p>
+        </w:tc>
+      </w:tr>
+      <w:tr>
+        <w:tc>
+          <w:tcPr>
+            <w:tcW w:type="dxa" w:w="4680"/>
+          </w:tcPr>
+          <w:p>
+            <w:r>
+              <w:rPr>
+                <w:sz w:val="16"/>
               </w:rPr>
               <w:t>Stack</w:t>
             </w:r>
@@ -1053,21 +768,14 @@
         </w:tc>
         <w:tc>
           <w:tcPr>
-            <w:tcW w:type="dxa" w:w="6520"/>
-            <w:vAlign w:val="center"/>
+            <w:tcW w:type="dxa" w:w="4680"/>
           </w:tcPr>
           <w:p>
-            <w:pPr>
-              <w:spacing w:after="40" w:before="40" w:line="240" w:lineRule="auto"/>
-              <w:jc w:val="center"/>
-            </w:pPr>
             <w:r>
               <w:rPr>
-                <w:rFonts w:ascii="Times New Roman" w:hAnsi="Times New Roman" w:eastAsia="Times New Roman" w:cs="Times New Roman"/>
-                <w:color w:val="000000"/>
-                <w:sz w:val="18"/>
+                <w:sz w:val="16"/>
               </w:rPr>
-              <w:t>Django 5.0.14 + PostgreSQL 18 local (pgAdmin) + React 19.2.8 + Vite 5.4.21</w:t>
+              <w:t>Django 5.0.14 + PostgreSQL local (pgAdmin 5432) + React 19.2.8 + Vite. DRF + SimpleJWT + Recharts + Leaflet + TanStack Query/Virtual.</w:t>
             </w:r>
           </w:p>
         </w:tc>
@@ -1075,43 +783,27 @@
       <w:tr>
         <w:tc>
           <w:tcPr>
-            <w:tcW w:type="dxa" w:w="2551"/>
-            <w:vAlign w:val="center"/>
-            <w:shd w:val="clear" w:color="auto" w:fill="F2F2F2"/>
+            <w:tcW w:type="dxa" w:w="4680"/>
           </w:tcPr>
           <w:p>
-            <w:pPr>
-              <w:spacing w:after="40" w:before="40" w:line="240" w:lineRule="auto"/>
-              <w:jc w:val="center"/>
-            </w:pPr>
             <w:r>
               <w:rPr>
-                <w:rFonts w:ascii="Times New Roman" w:hAnsi="Times New Roman" w:eastAsia="Times New Roman" w:cs="Times New Roman"/>
-                <w:color w:val="000000"/>
-                <w:sz w:val="18"/>
+                <w:sz w:val="16"/>
               </w:rPr>
-              <w:t>Fuente</w:t>
+              <w:t>V3</w:t>
             </w:r>
           </w:p>
         </w:tc>
         <w:tc>
           <w:tcPr>
-            <w:tcW w:type="dxa" w:w="6520"/>
-            <w:vAlign w:val="center"/>
-            <w:shd w:val="clear" w:color="auto" w:fill="F2F2F2"/>
+            <w:tcW w:type="dxa" w:w="4680"/>
           </w:tcPr>
           <w:p>
-            <w:pPr>
-              <w:spacing w:after="40" w:before="40" w:line="240" w:lineRule="auto"/>
-              <w:jc w:val="center"/>
-            </w:pPr>
             <w:r>
               <w:rPr>
-                <w:rFonts w:ascii="Times New Roman" w:hAnsi="Times New Roman" w:eastAsia="Times New Roman" w:cs="Times New Roman"/>
-                <w:color w:val="000000"/>
-                <w:sz w:val="18"/>
+                <w:sz w:val="16"/>
               </w:rPr>
-              <w:t>SECOP II Contratos Electrónicos — Estadísticas Nacionales (datos.gov.co)</w:t>
+              <w:t>Freemium: mantiene todo V2 (ETL, profiler, DataTable, 4669 contratos) y añade Radar/Oportunidad + Matchmaking + /api/mis-oportunidades/</w:t>
             </w:r>
           </w:p>
         </w:tc>
@@ -1119,41 +811,27 @@
       <w:tr>
         <w:tc>
           <w:tcPr>
-            <w:tcW w:type="dxa" w:w="2551"/>
-            <w:vAlign w:val="center"/>
+            <w:tcW w:type="dxa" w:w="4680"/>
           </w:tcPr>
           <w:p>
-            <w:pPr>
-              <w:spacing w:after="40" w:before="40" w:line="240" w:lineRule="auto"/>
-              <w:jc w:val="center"/>
-            </w:pPr>
             <w:r>
               <w:rPr>
-                <w:rFonts w:ascii="Times New Roman" w:hAnsi="Times New Roman" w:eastAsia="Times New Roman" w:cs="Times New Roman"/>
-                <w:color w:val="000000"/>
-                <w:sz w:val="18"/>
+                <w:sz w:val="16"/>
               </w:rPr>
-              <w:t>ID Dataset</w:t>
+              <w:t>Ubicación</w:t>
             </w:r>
           </w:p>
         </w:tc>
         <w:tc>
           <w:tcPr>
-            <w:tcW w:type="dxa" w:w="6520"/>
-            <w:vAlign w:val="center"/>
+            <w:tcW w:type="dxa" w:w="4680"/>
           </w:tcPr>
           <w:p>
-            <w:pPr>
-              <w:spacing w:after="40" w:before="40" w:line="240" w:lineRule="auto"/>
-              <w:jc w:val="center"/>
-            </w:pPr>
             <w:r>
               <w:rPr>
-                <w:rFonts w:ascii="Times New Roman" w:hAnsi="Times New Roman" w:eastAsia="Times New Roman" w:cs="Times New Roman"/>
-                <w:color w:val="000000"/>
-                <w:sz w:val="18"/>
+                <w:sz w:val="16"/>
               </w:rPr>
-              <w:t>j13v-233n (SODA API) — 5.98M filas × 85 cols — scope 5M</w:t>
+              <w:t>Sogamoso, Boyacá — Septiembre 2026 — Instructor Gustavo Jiménez Suancha</w:t>
             </w:r>
           </w:p>
         </w:tc>
@@ -1161,296 +839,44 @@
       <w:tr>
         <w:tc>
           <w:tcPr>
-            <w:tcW w:type="dxa" w:w="2551"/>
-            <w:vAlign w:val="center"/>
-            <w:shd w:val="clear" w:color="auto" w:fill="F2F2F2"/>
+            <w:tcW w:type="dxa" w:w="4680"/>
           </w:tcPr>
           <w:p>
-            <w:pPr>
-              <w:spacing w:after="40" w:before="40" w:line="240" w:lineRule="auto"/>
-              <w:jc w:val="center"/>
-            </w:pPr>
             <w:r>
               <w:rPr>
-                <w:rFonts w:ascii="Times New Roman" w:hAnsi="Times New Roman" w:eastAsia="Times New Roman" w:cs="Times New Roman"/>
-                <w:color w:val="000000"/>
-                <w:sz w:val="18"/>
+                <w:sz w:val="16"/>
               </w:rPr>
-              <w:t>Ingesta / alcance</w:t>
+              <w:t>Duración</w:t>
             </w:r>
           </w:p>
         </w:tc>
         <w:tc>
           <w:tcPr>
-            <w:tcW w:type="dxa" w:w="6520"/>
-            <w:vAlign w:val="center"/>
-            <w:shd w:val="clear" w:color="auto" w:fill="F2F2F2"/>
+            <w:tcW w:type="dxa" w:w="4680"/>
           </w:tcPr>
           <w:p>
-            <w:pPr>
-              <w:spacing w:after="40" w:before="40" w:line="240" w:lineRule="auto"/>
-              <w:jc w:val="center"/>
-            </w:pPr>
             <w:r>
               <w:rPr>
-                <w:rFonts w:ascii="Times New Roman" w:hAnsi="Times New Roman" w:eastAsia="Times New Roman" w:cs="Times New Roman"/>
-                <w:color w:val="000000"/>
-                <w:sz w:val="18"/>
+                <w:sz w:val="16"/>
               </w:rPr>
-              <w:t>5.98M completos en PostgreSQL local (100 páginas de $limit=50k); demo en clase 100k–500k por tiempo de carga</w:t>
-            </w:r>
-          </w:p>
-        </w:tc>
-      </w:tr>
-      <w:tr>
-        <w:tc>
-          <w:tcPr>
-            <w:tcW w:type="dxa" w:w="2551"/>
-            <w:vAlign w:val="center"/>
-          </w:tcPr>
-          <w:p>
-            <w:pPr>
-              <w:spacing w:after="40" w:before="40" w:line="240" w:lineRule="auto"/>
-              <w:jc w:val="center"/>
-            </w:pPr>
-            <w:r>
-              <w:rPr>
-                <w:rFonts w:ascii="Times New Roman" w:hAnsi="Times New Roman" w:eastAsia="Times New Roman" w:cs="Times New Roman"/>
-                <w:color w:val="000000"/>
-                <w:sz w:val="18"/>
-              </w:rPr>
-              <w:t>Actualización</w:t>
-            </w:r>
-          </w:p>
-        </w:tc>
-        <w:tc>
-          <w:tcPr>
-            <w:tcW w:type="dxa" w:w="6520"/>
-            <w:vAlign w:val="center"/>
-          </w:tcPr>
-          <w:p>
-            <w:pPr>
-              <w:spacing w:after="40" w:before="40" w:line="240" w:lineRule="auto"/>
-              <w:jc w:val="center"/>
-            </w:pPr>
-            <w:r>
-              <w:rPr>
-                <w:rFonts w:ascii="Times New Roman" w:hAnsi="Times New Roman" w:eastAsia="Times New Roman" w:cs="Times New Roman"/>
-                <w:color w:val="000000"/>
-                <w:sz w:val="18"/>
-              </w:rPr>
-              <w:t>Diaria (25 ago 2026) — 2.72M vistas / 226K descargas — CC BY-SA 4.0</w:t>
-            </w:r>
-          </w:p>
-        </w:tc>
-      </w:tr>
-      <w:tr>
-        <w:tc>
-          <w:tcPr>
-            <w:tcW w:type="dxa" w:w="2551"/>
-            <w:vAlign w:val="center"/>
-            <w:shd w:val="clear" w:color="auto" w:fill="F2F2F2"/>
-          </w:tcPr>
-          <w:p>
-            <w:pPr>
-              <w:spacing w:after="40" w:before="40" w:line="240" w:lineRule="auto"/>
-              <w:jc w:val="center"/>
-            </w:pPr>
-            <w:r>
-              <w:rPr>
-                <w:rFonts w:ascii="Times New Roman" w:hAnsi="Times New Roman" w:eastAsia="Times New Roman" w:cs="Times New Roman"/>
-                <w:color w:val="000000"/>
-                <w:sz w:val="18"/>
-              </w:rPr>
-              <w:t>Equipo</w:t>
-            </w:r>
-          </w:p>
-        </w:tc>
-        <w:tc>
-          <w:tcPr>
-            <w:tcW w:type="dxa" w:w="6520"/>
-            <w:vAlign w:val="center"/>
-            <w:shd w:val="clear" w:color="auto" w:fill="F2F2F2"/>
-          </w:tcPr>
-          <w:p>
-            <w:pPr>
-              <w:spacing w:after="40" w:before="40" w:line="240" w:lineRule="auto"/>
-              <w:jc w:val="center"/>
-            </w:pPr>
-            <w:r>
-              <w:rPr>
-                <w:rFonts w:ascii="Times New Roman" w:hAnsi="Times New Roman" w:eastAsia="Times New Roman" w:cs="Times New Roman"/>
-                <w:color w:val="000000"/>
-                <w:sz w:val="18"/>
-              </w:rPr>
-              <w:t>Grupo 8 — ADSO 3171062 — Steven Alejandro Araque Castro | Yesid Armando Amaya Canaria</w:t>
-            </w:r>
-          </w:p>
-        </w:tc>
-      </w:tr>
-      <w:tr>
-        <w:tc>
-          <w:tcPr>
-            <w:tcW w:type="dxa" w:w="2551"/>
-            <w:vAlign w:val="center"/>
-          </w:tcPr>
-          <w:p>
-            <w:pPr>
-              <w:spacing w:after="40" w:before="40" w:line="240" w:lineRule="auto"/>
-              <w:jc w:val="center"/>
-            </w:pPr>
-            <w:r>
-              <w:rPr>
-                <w:rFonts w:ascii="Times New Roman" w:hAnsi="Times New Roman" w:eastAsia="Times New Roman" w:cs="Times New Roman"/>
-                <w:color w:val="000000"/>
-                <w:sz w:val="18"/>
-              </w:rPr>
-              <w:t>Instructor</w:t>
-            </w:r>
-          </w:p>
-        </w:tc>
-        <w:tc>
-          <w:tcPr>
-            <w:tcW w:type="dxa" w:w="6520"/>
-            <w:vAlign w:val="center"/>
-          </w:tcPr>
-          <w:p>
-            <w:pPr>
-              <w:spacing w:after="40" w:before="40" w:line="240" w:lineRule="auto"/>
-              <w:jc w:val="center"/>
-            </w:pPr>
-            <w:r>
-              <w:rPr>
-                <w:rFonts w:ascii="Times New Roman" w:hAnsi="Times New Roman" w:eastAsia="Times New Roman" w:cs="Times New Roman"/>
-                <w:color w:val="000000"/>
-                <w:sz w:val="18"/>
-              </w:rPr>
-              <w:t>Gustavo Jiménez Suancha — CIMM</w:t>
-            </w:r>
-          </w:p>
-        </w:tc>
-      </w:tr>
-      <w:tr>
-        <w:tc>
-          <w:tcPr>
-            <w:tcW w:type="dxa" w:w="2551"/>
-            <w:vAlign w:val="center"/>
-            <w:shd w:val="clear" w:color="auto" w:fill="F2F2F2"/>
-          </w:tcPr>
-          <w:p>
-            <w:pPr>
-              <w:spacing w:after="40" w:before="40" w:line="240" w:lineRule="auto"/>
-              <w:jc w:val="center"/>
-            </w:pPr>
-            <w:r>
-              <w:rPr>
-                <w:rFonts w:ascii="Times New Roman" w:hAnsi="Times New Roman" w:eastAsia="Times New Roman" w:cs="Times New Roman"/>
-                <w:color w:val="000000"/>
-                <w:sz w:val="18"/>
-              </w:rPr>
-              <w:t>Periodo</w:t>
-            </w:r>
-          </w:p>
-        </w:tc>
-        <w:tc>
-          <w:tcPr>
-            <w:tcW w:type="dxa" w:w="6520"/>
-            <w:vAlign w:val="center"/>
-            <w:shd w:val="clear" w:color="auto" w:fill="F2F2F2"/>
-          </w:tcPr>
-          <w:p>
-            <w:pPr>
-              <w:spacing w:after="40" w:before="40" w:line="240" w:lineRule="auto"/>
-              <w:jc w:val="center"/>
-            </w:pPr>
-            <w:r>
-              <w:rPr>
-                <w:rFonts w:ascii="Times New Roman" w:hAnsi="Times New Roman" w:eastAsia="Times New Roman" w:cs="Times New Roman"/>
-                <w:color w:val="000000"/>
-                <w:sz w:val="18"/>
-              </w:rPr>
-              <w:t>5 semanas × 5h/día ≈ 125h — Agosto-Septiembre 2026 — local-first, deploy al tener MVP</w:t>
-            </w:r>
-          </w:p>
-        </w:tc>
-      </w:tr>
-      <w:tr>
-        <w:tc>
-          <w:tcPr>
-            <w:tcW w:type="dxa" w:w="2551"/>
-            <w:vAlign w:val="center"/>
-          </w:tcPr>
-          <w:p>
-            <w:pPr>
-              <w:spacing w:after="40" w:before="40" w:line="240" w:lineRule="auto"/>
-              <w:jc w:val="center"/>
-            </w:pPr>
-            <w:r>
-              <w:rPr>
-                <w:rFonts w:ascii="Times New Roman" w:hAnsi="Times New Roman" w:eastAsia="Times New Roman" w:cs="Times New Roman"/>
-                <w:color w:val="000000"/>
-                <w:sz w:val="18"/>
-              </w:rPr>
-              <w:t>Enfoque V2</w:t>
-            </w:r>
-          </w:p>
-        </w:tc>
-        <w:tc>
-          <w:tcPr>
-            <w:tcW w:type="dxa" w:w="6520"/>
-            <w:vAlign w:val="center"/>
-          </w:tcPr>
-          <w:p>
-            <w:pPr>
-              <w:spacing w:after="40" w:before="40" w:line="240" w:lineRule="auto"/>
-              <w:jc w:val="center"/>
-            </w:pPr>
-            <w:r>
-              <w:rPr>
-                <w:rFonts w:ascii="Times New Roman" w:hAnsi="Times New Roman" w:eastAsia="Times New Roman" w:cs="Times New Roman"/>
-                <w:color w:val="000000"/>
-                <w:sz w:val="18"/>
-              </w:rPr>
-              <w:t>Big Data manejable + vista dual Usuario/Profiler + ETL explicado + migraciones</w:t>
+              <w:t>5 semanas — 5h/día — 125h — 5 Sprints — 49 requisitos (42 base + 7 frontend)</w:t>
             </w:r>
           </w:p>
         </w:tc>
       </w:tr>
     </w:tbl>
+    <w:p/>
     <w:p>
       <w:pPr>
-        <w:spacing w:after="120"/>
-      </w:pPr>
-    </w:p>
-    <w:p>
-      <w:pPr>
-        <w:widowControl/>
-        <w:spacing w:before="0" w:after="160" w:line="276" w:lineRule="auto"/>
-        <w:jc w:val="both"/>
+        <w:pStyle w:val="Heading1"/>
+        <w:spacing w:before="240" w:after="120"/>
       </w:pPr>
       <w:r>
         <w:rPr>
-          <w:rFonts w:ascii="Times New Roman" w:hAnsi="Times New Roman" w:eastAsia="Times New Roman" w:cs="Times New Roman"/>
-          <w:b w:val="0"/>
-          <w:i/>
-          <w:color w:val="444444"/>
-          <w:sz w:val="18"/>
-        </w:rPr>
-        <w:t>Propietario: Agencia Nacional de Contratación Pública — Colombia Compra Eficiente. Cobertura nacional, idioma español. V2 incorpora la doble perspectiva acordada: usuario final y benchmarking de velocidad por capa.</w:t>
-      </w:r>
-    </w:p>
-    <w:p>
-      <w:pPr>
-        <w:pStyle w:val="Heading1"/>
-        <w:keepNext/>
-        <w:spacing w:before="360" w:after="160" w:line="240" w:lineRule="auto"/>
-      </w:pPr>
-      <w:r>
-        <w:rPr>
-          <w:rFonts w:ascii="Times New Roman" w:hAnsi="Times New Roman" w:eastAsia="Times New Roman" w:cs="Times New Roman"/>
+          <w:rFonts w:ascii="Calibri" w:hAnsi="Calibri"/>
           <w:b/>
-          <w:color w:val="00785A"/>
-          <w:sz w:val="28"/>
+          <w:color w:val="1A3C5E"/>
+          <w:sz w:val="26"/>
         </w:rPr>
         <w:t>2  Planteamiento del Problema</w:t>
       </w:r>
@@ -1458,75 +884,72 @@
     <w:p>
       <w:pPr>
         <w:pStyle w:val="Heading2"/>
-        <w:keepNext/>
-        <w:spacing w:before="240" w:after="120" w:line="276" w:lineRule="auto"/>
+        <w:spacing w:before="240" w:after="120"/>
       </w:pPr>
       <w:r>
         <w:rPr>
-          <w:rFonts w:ascii="Times New Roman" w:hAnsi="Times New Roman" w:eastAsia="Times New Roman" w:cs="Times New Roman"/>
+          <w:rFonts w:ascii="Calibri" w:hAnsi="Calibri"/>
           <w:b/>
-          <w:sz w:val="24"/>
+          <w:color w:val="1A3C5E"/>
+          <w:sz w:val="22"/>
         </w:rPr>
         <w:t>Situación actual</w:t>
       </w:r>
     </w:p>
     <w:p>
       <w:pPr>
-        <w:widowControl/>
-        <w:spacing w:before="0" w:after="120" w:line="480" w:lineRule="auto"/>
-        <w:jc w:val="both"/>
+        <w:spacing w:after="120"/>
       </w:pPr>
       <w:r>
         <w:rPr>
-          <w:rFonts w:ascii="Times New Roman" w:hAnsi="Times New Roman" w:eastAsia="Times New Roman" w:cs="Times New Roman"/>
+          <w:rFonts w:ascii="Calibri" w:hAnsi="Calibri"/>
           <w:b w:val="0"/>
           <w:i w:val="0"/>
-          <w:sz w:val="24"/>
+          <w:sz w:val="18"/>
         </w:rPr>
-        <w:t>En Colombia se procesan 5.98 millones de contratos electrónicos en SECOP II desde 2019. La información está dispersa en 85 columnas y crece a diario. Un ciudadano, auditor o estudiante que intenta abrir el CSV en Excel colapsa su equipo. Filtrar por departamento, modalidad o contratista requiere descargar gigabytes y no hay forma de ver tendencias, concentraciones ni banderas rojas sin programar.</w:t>
+        <w:t>En Colombia se procesan 5.98 millones de contratos electrónicos en SECOP II desde 2019. La información está dispersa en 85 columnas planas y crece a diario. Un ciudadano, auditor, periodista o estudiante que intenta abrir el CSV en Excel colapsa su equipo (límite ~1M filas). Filtrar por departamento, modalidad o contratista requiere descargar gigabytes y programar. No hay forma ligera de ver tendencias, concentraciones ni banderas rojas sin código, y menos de recibir alertas personalizadas.</w:t>
       </w:r>
     </w:p>
     <w:p>
       <w:pPr>
         <w:pStyle w:val="Heading2"/>
-        <w:keepNext/>
-        <w:spacing w:before="240" w:after="120" w:line="276" w:lineRule="auto"/>
+        <w:spacing w:before="240" w:after="120"/>
       </w:pPr>
       <w:r>
         <w:rPr>
-          <w:rFonts w:ascii="Times New Roman" w:hAnsi="Times New Roman" w:eastAsia="Times New Roman" w:cs="Times New Roman"/>
+          <w:rFonts w:ascii="Calibri" w:hAnsi="Calibri"/>
           <w:b/>
-          <w:sz w:val="24"/>
+          <w:color w:val="1A3C5E"/>
+          <w:sz w:val="22"/>
         </w:rPr>
         <w:t>Problema central</w:t>
       </w:r>
     </w:p>
     <w:p>
       <w:pPr>
-        <w:spacing w:after="120" w:line="480" w:lineRule="auto"/>
-        <w:jc w:val="both"/>
+        <w:spacing w:after="120"/>
       </w:pPr>
       <w:r>
         <w:rPr>
-          <w:rFonts w:ascii="Times New Roman" w:hAnsi="Times New Roman" w:eastAsia="Times New Roman" w:cs="Times New Roman"/>
-          <w:b/>
-          <w:i/>
-          <w:sz w:val="24"/>
+          <w:rFonts w:ascii="Calibri" w:hAnsi="Calibri"/>
+          <w:b w:val="0"/>
+          <w:i w:val="0"/>
+          <w:sz w:val="18"/>
         </w:rPr>
-        <w:t>No existe una herramienta ligera que permita ingerir masivamente 500k+ registros, procesarlos en servidor y entregar solo métricas agregadas (&lt;50KB) a un dashboard interactivo sin congelar el navegador, y además mostrar a qué velocidad se procesó cada capa del stack. Cargar todo al front son ~100MB de JSON por consulta: inviable en ancho de banda y memoria.</w:t>
+        <w:t>No existe una herramienta ligera que permita ingerir masivamente 500k+ registros, procesarlos en servidor y entregar solo métricas agregadas (&lt;50KB) a un dashboard sin congelar el navegador, y además mostrar a qué velocidad se procesó cada capa y generar oportunidades de negocio para contratistas locales. Cargar todo al front son ~100MB de JSON por consulta: inviable en ancho de banda y memoria del navegador. Y sin SaaS, el contratista pierde oportunidades por no revisar a diario.</w:t>
       </w:r>
     </w:p>
     <w:p>
       <w:pPr>
         <w:pStyle w:val="Heading2"/>
-        <w:keepNext/>
-        <w:spacing w:before="240" w:after="120" w:line="276" w:lineRule="auto"/>
+        <w:spacing w:before="240" w:after="120"/>
       </w:pPr>
       <w:r>
         <w:rPr>
-          <w:rFonts w:ascii="Times New Roman" w:hAnsi="Times New Roman" w:eastAsia="Times New Roman" w:cs="Times New Roman"/>
+          <w:rFonts w:ascii="Calibri" w:hAnsi="Calibri"/>
           <w:b/>
-          <w:sz w:val="24"/>
+          <w:color w:val="1A3C5E"/>
+          <w:sz w:val="22"/>
         </w:rPr>
         <w:t>Causas</w:t>
       </w:r>
@@ -1534,14 +957,11 @@
     <w:p>
       <w:pPr>
         <w:pStyle w:val="ListBullet"/>
-        <w:spacing w:after="40" w:line="276" w:lineRule="auto"/>
-        <w:ind w:left="720"/>
-        <w:jc w:val="both"/>
+        <w:spacing w:after="60"/>
       </w:pPr>
       <w:r>
         <w:rPr>
-          <w:rFonts w:ascii="Times New Roman" w:hAnsi="Times New Roman" w:eastAsia="Times New Roman" w:cs="Times New Roman"/>
-          <w:sz w:val="24"/>
+          <w:sz w:val="18"/>
         </w:rPr>
         <w:t>SECOP II expone 85 columnas planas sin agregaciones pre-calculadas.</w:t>
       </w:r>
@@ -1549,59 +969,62 @@
     <w:p>
       <w:pPr>
         <w:pStyle w:val="ListBullet"/>
-        <w:spacing w:after="40" w:line="276" w:lineRule="auto"/>
-        <w:ind w:left="720"/>
-        <w:jc w:val="both"/>
+        <w:spacing w:after="60"/>
       </w:pPr>
       <w:r>
         <w:rPr>
-          <w:rFonts w:ascii="Times New Roman" w:hAnsi="Times New Roman" w:eastAsia="Times New Roman" w:cs="Times New Roman"/>
-          <w:sz w:val="24"/>
+          <w:sz w:val="18"/>
         </w:rPr>
-        <w:t>Excel/Sheets no soporta 5M filas (límite ~1M, colapso por memoria).</w:t>
+        <w:t>Excel/Sheets no soporta 5M filas (colapso por memoria y límite 1,048,576).</w:t>
       </w:r>
     </w:p>
     <w:p>
       <w:pPr>
         <w:pStyle w:val="ListBullet"/>
-        <w:spacing w:after="40" w:line="276" w:lineRule="auto"/>
-        <w:ind w:left="720"/>
-        <w:jc w:val="both"/>
+        <w:spacing w:after="60"/>
       </w:pPr>
       <w:r>
         <w:rPr>
-          <w:rFonts w:ascii="Times New Roman" w:hAnsi="Times New Roman" w:eastAsia="Times New Roman" w:cs="Times New Roman"/>
-          <w:sz w:val="24"/>
+          <w:sz w:val="18"/>
         </w:rPr>
-        <w:t>El navegador no puede renderizar ni transferir volumen masivo (100MB JSON bloquea el hilo principal/Event Loop).</w:t>
+        <w:t>El navegador no puede renderizar ni transferir 100MB JSON (bloquea Event Loop, 0 FPS).</w:t>
       </w:r>
     </w:p>
     <w:p>
       <w:pPr>
         <w:pStyle w:val="ListBullet"/>
-        <w:spacing w:after="40" w:line="276" w:lineRule="auto"/>
-        <w:ind w:left="720"/>
-        <w:jc w:val="both"/>
+        <w:spacing w:after="60"/>
       </w:pPr>
       <w:r>
         <w:rPr>
-          <w:rFonts w:ascii="Times New Roman" w:hAnsi="Times New Roman" w:eastAsia="Times New Roman" w:cs="Times New Roman"/>
-          <w:sz w:val="24"/>
+          <w:sz w:val="18"/>
         </w:rPr>
-        <w:t>Falta de motor analítico con índices y agregaciones SQL optimizadas, y de profiler que evidencie el cuello de botella.</w:t>
+        <w:t>Falta motor analítico con índices y agregaciones SQL optimizadas + profiler visible.</w:t>
       </w:r>
     </w:p>
     <w:p>
       <w:pPr>
-        <w:pStyle w:val="Heading2"/>
-        <w:keepNext/>
-        <w:spacing w:before="240" w:after="120" w:line="276" w:lineRule="auto"/>
+        <w:pStyle w:val="ListBullet"/>
+        <w:spacing w:after="60"/>
       </w:pPr>
       <w:r>
         <w:rPr>
-          <w:rFonts w:ascii="Times New Roman" w:hAnsi="Times New Roman" w:eastAsia="Times New Roman" w:cs="Times New Roman"/>
+          <w:sz w:val="18"/>
+        </w:rPr>
+        <w:t>Falta capa SaaS: el contratista debe buscar manual cada día, sin radares automáticos.</w:t>
+      </w:r>
+    </w:p>
+    <w:p>
+      <w:pPr>
+        <w:pStyle w:val="Heading2"/>
+        <w:spacing w:before="240" w:after="120"/>
+      </w:pPr>
+      <w:r>
+        <w:rPr>
+          <w:rFonts w:ascii="Calibri" w:hAnsi="Calibri"/>
           <w:b/>
-          <w:sz w:val="24"/>
+          <w:color w:val="1A3C5E"/>
+          <w:sz w:val="22"/>
         </w:rPr>
         <w:t>Consecuencias</w:t>
       </w:r>
@@ -1609,14 +1032,11 @@
     <w:p>
       <w:pPr>
         <w:pStyle w:val="ListBullet"/>
-        <w:spacing w:after="40" w:line="276" w:lineRule="auto"/>
-        <w:ind w:left="720"/>
-        <w:jc w:val="both"/>
+        <w:spacing w:after="60"/>
       </w:pPr>
       <w:r>
         <w:rPr>
-          <w:rFonts w:ascii="Times New Roman" w:hAnsi="Times New Roman" w:eastAsia="Times New Roman" w:cs="Times New Roman"/>
-          <w:sz w:val="24"/>
+          <w:sz w:val="18"/>
         </w:rPr>
         <w:t>Opacidad en contratación pública y difícil control ciudadano.</w:t>
       </w:r>
@@ -1624,44 +1044,35 @@
     <w:p>
       <w:pPr>
         <w:pStyle w:val="ListBullet"/>
-        <w:spacing w:after="40" w:line="276" w:lineRule="auto"/>
-        <w:ind w:left="720"/>
-        <w:jc w:val="both"/>
+        <w:spacing w:after="60"/>
       </w:pPr>
       <w:r>
         <w:rPr>
-          <w:rFonts w:ascii="Times New Roman" w:hAnsi="Times New Roman" w:eastAsia="Times New Roman" w:cs="Times New Roman"/>
-          <w:sz w:val="24"/>
+          <w:sz w:val="18"/>
         </w:rPr>
-        <w:t>Imposibilidad de auditar concentración por contratista o modalidad.</w:t>
+        <w:t>Imposibilidad de auditar concentración por contratista o modalidad sin semanas de trabajo.</w:t>
       </w:r>
     </w:p>
     <w:p>
       <w:pPr>
         <w:pStyle w:val="ListBullet"/>
-        <w:spacing w:after="40" w:line="276" w:lineRule="auto"/>
-        <w:ind w:left="720"/>
-        <w:jc w:val="both"/>
+        <w:spacing w:after="60"/>
       </w:pPr>
       <w:r>
         <w:rPr>
-          <w:rFonts w:ascii="Times New Roman" w:hAnsi="Times New Roman" w:eastAsia="Times New Roman" w:cs="Times New Roman"/>
-          <w:sz w:val="24"/>
+          <w:sz w:val="18"/>
         </w:rPr>
-        <w:t>Tiempo de análisis de semanas en lugar de segundos, y sin trazabilidad de por qué una consulta tarda más que otra.</w:t>
+        <w:t>Pérdida de oportunidades para pymes locales por falta de alertas.</w:t>
       </w:r>
     </w:p>
     <w:p>
       <w:pPr>
         <w:pStyle w:val="ListBullet"/>
-        <w:spacing w:after="40" w:line="276" w:lineRule="auto"/>
-        <w:ind w:left="720"/>
-        <w:jc w:val="both"/>
+        <w:spacing w:after="60"/>
       </w:pPr>
       <w:r>
         <w:rPr>
-          <w:rFonts w:ascii="Times New Roman" w:hAnsi="Times New Roman" w:eastAsia="Times New Roman" w:cs="Times New Roman"/>
-          <w:sz w:val="24"/>
+          <w:sz w:val="18"/>
         </w:rPr>
         <w:t>Desmotivación para investigación ciudadana y académica.</w:t>
       </w:r>
@@ -1669,391 +1080,320 @@
     <w:p>
       <w:pPr>
         <w:pStyle w:val="Heading1"/>
-        <w:keepNext/>
-        <w:spacing w:before="360" w:after="160" w:line="240" w:lineRule="auto"/>
+        <w:spacing w:before="240" w:after="120"/>
       </w:pPr>
       <w:r>
         <w:rPr>
-          <w:rFonts w:ascii="Times New Roman" w:hAnsi="Times New Roman" w:eastAsia="Times New Roman" w:cs="Times New Roman"/>
+          <w:rFonts w:ascii="Calibri" w:hAnsi="Calibri"/>
           <w:b/>
-          <w:color w:val="00785A"/>
-          <w:sz w:val="28"/>
+          <w:color w:val="1A3C5E"/>
+          <w:sz w:val="26"/>
         </w:rPr>
         <w:t>3  Justificación y Propósito + Fortalezas del Stack</w:t>
       </w:r>
     </w:p>
     <w:p>
       <w:pPr>
-        <w:pStyle w:val="Heading2"/>
-        <w:keepNext/>
-        <w:spacing w:before="240" w:after="120" w:line="276" w:lineRule="auto"/>
+        <w:spacing w:after="120"/>
       </w:pPr>
       <w:r>
         <w:rPr>
-          <w:rFonts w:ascii="Times New Roman" w:hAnsi="Times New Roman" w:eastAsia="Times New Roman" w:cs="Times New Roman"/>
+          <w:rFonts w:ascii="Calibri" w:hAnsi="Calibri"/>
           <w:b/>
-          <w:sz w:val="24"/>
+          <w:i w:val="0"/>
+          <w:sz w:val="20"/>
         </w:rPr>
         <w:t>¿Por qué este proyecto demuestra el stack?</w:t>
       </w:r>
     </w:p>
     <w:p>
       <w:pPr>
-        <w:widowControl/>
-        <w:spacing w:before="0" w:after="120" w:line="480" w:lineRule="auto"/>
-        <w:jc w:val="both"/>
+        <w:spacing w:after="120"/>
       </w:pPr>
       <w:r>
         <w:rPr>
-          <w:rFonts w:ascii="Times New Roman" w:hAnsi="Times New Roman" w:eastAsia="Times New Roman" w:cs="Times New Roman"/>
+          <w:rFonts w:ascii="Calibri" w:hAnsi="Calibri"/>
           <w:b w:val="0"/>
           <w:i w:val="0"/>
-          <w:sz w:val="24"/>
+          <w:sz w:val="18"/>
         </w:rPr>
-        <w:t>Arquitectura Decoupled: Django asume ETL, agregación y tareas asíncronas; React solo pinta KPIs; PostgreSQL local indexa 5.98M filas y responde GROUP BY/SUM/COUNT en milisegundos. Enviar filas al front es un anti-patrón; enviar agregados es el fuerte del stack. Además, el profiler desglosa la latencia por capa para explicar cuál consulta se demora más y por qué.</w:t>
+        <w:t>Arquitectura Decoupled: Django asume ETL, agregación y matchmaking; React solo pinta KPIs y bandeja; PostgreSQL local indexa 5.98M y responde GROUP BY/SUM en ms. Enviar filas al front es anti-patrón; enviar agregados (público) y matches (privado) es el fuerte. El profiler desglosa latencia por capa.</w:t>
       </w:r>
     </w:p>
     <w:p>
       <w:pPr>
         <w:pStyle w:val="ListBullet"/>
-        <w:spacing w:after="40" w:line="276" w:lineRule="auto"/>
-        <w:ind w:left="720"/>
-        <w:jc w:val="both"/>
       </w:pPr>
       <w:r>
         <w:rPr>
-          <w:rFonts w:ascii="Times New Roman" w:hAnsi="Times New Roman" w:eastAsia="Times New Roman" w:cs="Times New Roman"/>
           <w:b/>
-          <w:sz w:val="24"/>
+          <w:sz w:val="18"/>
         </w:rPr>
         <w:t xml:space="preserve">Eficiencia: </w:t>
       </w:r>
       <w:r>
         <w:rPr>
-          <w:rFonts w:ascii="Times New Roman" w:hAnsi="Times New Roman" w:eastAsia="Times New Roman" w:cs="Times New Roman"/>
-          <w:sz w:val="24"/>
+          <w:sz w:val="18"/>
         </w:rPr>
-        <w:t>Eficiencia: 500k filas (100MB) → 50KB de resumen = 2000× menos tráfico.</w:t>
+        <w:t>500k filas (100MB) → 50KB de resumen = 2.000× menos tráfico. Radar → Oportunidad evita que el contratista revise 5.98M a mano.</w:t>
       </w:r>
     </w:p>
     <w:p>
       <w:pPr>
         <w:pStyle w:val="ListBullet"/>
-        <w:spacing w:after="40" w:line="276" w:lineRule="auto"/>
-        <w:ind w:left="720"/>
-        <w:jc w:val="both"/>
       </w:pPr>
       <w:r>
         <w:rPr>
-          <w:rFonts w:ascii="Times New Roman" w:hAnsi="Times New Roman" w:eastAsia="Times New Roman" w:cs="Times New Roman"/>
           <w:b/>
-          <w:sz w:val="24"/>
+          <w:sz w:val="18"/>
         </w:rPr>
         <w:t xml:space="preserve">Escalabilidad: </w:t>
       </w:r>
       <w:r>
         <w:rPr>
-          <w:rFonts w:ascii="Times New Roman" w:hAnsi="Times New Roman" w:eastAsia="Times New Roman" w:cs="Times New Roman"/>
-          <w:sz w:val="24"/>
+          <w:sz w:val="18"/>
         </w:rPr>
-        <w:t>Escalabilidad: Ingesta por bloques (Job+polling con $limit=50k &amp; $offset) evita timeout HTTP; el usuario sigue navegando mientras el Thread carga en segundo plano.</w:t>
+        <w:t>Ingesta por bloques (Job+polling $limit=50k &amp; $offset) evita timeout; usuario sigue navegando mientras Thread carga. Matchmaking en mismo Job.</w:t>
       </w:r>
     </w:p>
     <w:p>
       <w:pPr>
         <w:pStyle w:val="ListBullet"/>
-        <w:spacing w:after="40" w:line="276" w:lineRule="auto"/>
-        <w:ind w:left="720"/>
-        <w:jc w:val="both"/>
       </w:pPr>
       <w:r>
         <w:rPr>
-          <w:rFonts w:ascii="Times New Roman" w:hAnsi="Times New Roman" w:eastAsia="Times New Roman" w:cs="Times New Roman"/>
           <w:b/>
-          <w:sz w:val="24"/>
+          <w:sz w:val="18"/>
         </w:rPr>
         <w:t xml:space="preserve">Potencia BD: </w:t>
       </w:r>
       <w:r>
         <w:rPr>
-          <w:rFonts w:ascii="Times New Roman" w:hAnsi="Times New Roman" w:eastAsia="Times New Roman" w:cs="Times New Roman"/>
-          <w:sz w:val="24"/>
+          <w:sz w:val="18"/>
         </w:rPr>
-        <w:t>ORM + PostgreSQL: GROUP BY/SUM/COUNT a nivel de BD es ~100× más rápido que procesar arrays en JavaScript en el cliente.</w:t>
+        <w:t>ORM + PostgreSQL: GROUP BY/SUM y ILIKE + rango en BD es 100× más rápido que JS en cliente. Índices en depto, modalidad, fecha, NIT, palabras_clave.</w:t>
       </w:r>
     </w:p>
     <w:p>
       <w:pPr>
         <w:pStyle w:val="ListBullet"/>
-        <w:spacing w:after="40" w:line="276" w:lineRule="auto"/>
-        <w:ind w:left="720"/>
-        <w:jc w:val="both"/>
       </w:pPr>
       <w:r>
         <w:rPr>
-          <w:rFonts w:ascii="Times New Roman" w:hAnsi="Times New Roman" w:eastAsia="Times New Roman" w:cs="Times New Roman"/>
           <w:b/>
-          <w:sz w:val="24"/>
+          <w:sz w:val="18"/>
         </w:rPr>
         <w:t xml:space="preserve">Trazabilidad: </w:t>
       </w:r>
       <w:r>
         <w:rPr>
-          <w:rFonts w:ascii="Times New Roman" w:hAnsi="Times New Roman" w:eastAsia="Times New Roman" w:cs="Times New Roman"/>
-          <w:sz w:val="24"/>
+          <w:sz w:val="18"/>
         </w:rPr>
-        <w:t>Transparencia de velocidad: Profiler mide BD | Serialización Python | Red TTFB | Render React en ms, para explicar con números qué consulta tarda más.</w:t>
+        <w:t>Profiler 4 capas (BD | Python | Red | Render) + bandeja con estados Nueva/Guardada/Postulado explican con números qué tarda y qué oportunidad vale.</w:t>
       </w:r>
     </w:p>
     <w:p>
       <w:pPr>
         <w:pStyle w:val="Heading2"/>
-        <w:keepNext/>
-        <w:spacing w:before="240" w:after="120" w:line="276" w:lineRule="auto"/>
+        <w:spacing w:before="240" w:after="120"/>
       </w:pPr>
       <w:r>
         <w:rPr>
-          <w:rFonts w:ascii="Times New Roman" w:hAnsi="Times New Roman" w:eastAsia="Times New Roman" w:cs="Times New Roman"/>
+          <w:rFonts w:ascii="Calibri" w:hAnsi="Calibri"/>
           <w:b/>
-          <w:sz w:val="24"/>
+          <w:color w:val="1A3C5E"/>
+          <w:sz w:val="22"/>
         </w:rPr>
-        <w:t>Fuerzas específicas (lo acordado)</w:t>
+        <w:t>Fuerzas específicas del stack</w:t>
       </w:r>
     </w:p>
     <w:p>
       <w:pPr>
         <w:pStyle w:val="ListBullet"/>
-        <w:spacing w:after="40" w:line="276" w:lineRule="auto"/>
-        <w:ind w:left="720"/>
-        <w:jc w:val="both"/>
       </w:pPr>
       <w:r>
         <w:rPr>
-          <w:rFonts w:ascii="Times New Roman" w:hAnsi="Times New Roman" w:eastAsia="Times New Roman" w:cs="Times New Roman"/>
           <w:b/>
-          <w:sz w:val="24"/>
         </w:rPr>
         <w:t xml:space="preserve">Django — Baterías incluidas: </w:t>
       </w:r>
       <w:r>
         <w:rPr>
-          <w:rFonts w:ascii="Times New Roman" w:hAnsi="Times New Roman" w:eastAsia="Times New Roman" w:cs="Times New Roman"/>
-          <w:sz w:val="24"/>
+          <w:sz w:val="18"/>
         </w:rPr>
-        <w:t>Seguridad (Auth, CSRF, SQL injection via ORM), manejo de BD (ORM, migraciones, transacciones) y APIs (DRF, Swagger, JWT). No pinta UI, transforma datos.</w:t>
+        <w:t>Seguridad (Auth, CSRF, SQLi via ORM), manejo BD (ORM, migraciones, transacciones), APIs (DRF, Swagger, JWT). No pinta UI, transforma datos y cruza radares.</w:t>
       </w:r>
     </w:p>
     <w:p>
       <w:pPr>
         <w:pStyle w:val="ListBullet"/>
-        <w:spacing w:after="40" w:line="276" w:lineRule="auto"/>
-        <w:ind w:left="720"/>
-        <w:jc w:val="both"/>
       </w:pPr>
       <w:r>
         <w:rPr>
-          <w:rFonts w:ascii="Times New Roman" w:hAnsi="Times New Roman" w:eastAsia="Times New Roman" w:cs="Times New Roman"/>
           <w:b/>
-          <w:sz w:val="24"/>
         </w:rPr>
         <w:t xml:space="preserve">React — Solo UI, pero la mejor: </w:t>
       </w:r>
       <w:r>
         <w:rPr>
-          <w:rFonts w:ascii="Times New Roman" w:hAnsi="Times New Roman" w:eastAsia="Times New Roman" w:cs="Times New Roman"/>
-          <w:sz w:val="24"/>
+          <w:sz w:val="18"/>
         </w:rPr>
-        <w:t>Biblioteca de Meta para interfaces: componentes reutilizables, Virtual DOM, hooks, TanStack Query (cache) y virtualización (@tanstack/react-virtual) para no colapsar con 500k.</w:t>
+        <w:t>Biblioteca de Meta: componentes, Virtual DOM, hooks, TanStack Query (cache 5min) y virtualización (@tanstack/react-virtual) para no colapsar con 500k. DataTable 60 FPS + Leaflet + Recharts.</w:t>
       </w:r>
     </w:p>
     <w:p>
       <w:pPr>
-        <w:widowControl/>
-        <w:spacing w:before="0" w:after="40" w:line="276" w:lineRule="auto"/>
-        <w:jc w:val="both"/>
+        <w:pStyle w:val="ListBullet"/>
       </w:pPr>
       <w:r>
         <w:rPr>
-          <w:rFonts w:ascii="Times New Roman" w:hAnsi="Times New Roman" w:eastAsia="Times New Roman" w:cs="Times New Roman"/>
           <w:b/>
-          <w:i w:val="0"/>
-          <w:sz w:val="24"/>
+          <w:color w:val="1E6B4A"/>
         </w:rPr>
-        <w:t>Propósito: Portal de inteligencia de negocios ciudadano + laboratorio de benchmarking ciudadano para consultar, auditar y detectar patrones en contratación pública con datos reales, no sintéticos, y con evidencia de velocidad por capa.</w:t>
+        <w:t xml:space="preserve">Propósito V3: </w:t>
       </w:r>
       <w:r>
         <w:rPr>
-          <w:rFonts w:ascii="Times New Roman" w:hAnsi="Times New Roman" w:eastAsia="Times New Roman" w:cs="Times New Roman"/>
-          <w:i/>
-          <w:sz w:val="24"/>
+          <w:sz w:val="18"/>
         </w:rPr>
-        <w:t xml:space="preserve"> Enseña el stack haciendo, no diciendo.</w:t>
+        <w:t>Portal de inteligencia ciudadana + SaaS de oportunidades para pymes. Enseña el stack haciendo, no diciendo: ingesta, agrega, matchea y visualiza con datos reales, no sintéticos.</w:t>
       </w:r>
     </w:p>
     <w:p>
       <w:pPr>
         <w:pStyle w:val="Heading1"/>
-        <w:keepNext/>
-        <w:spacing w:before="360" w:after="160" w:line="240" w:lineRule="auto"/>
+        <w:spacing w:before="240" w:after="120"/>
       </w:pPr>
       <w:r>
         <w:rPr>
-          <w:rFonts w:ascii="Times New Roman" w:hAnsi="Times New Roman" w:eastAsia="Times New Roman" w:cs="Times New Roman"/>
+          <w:rFonts w:ascii="Calibri" w:hAnsi="Calibri"/>
           <w:b/>
-          <w:color w:val="00785A"/>
-          <w:sz w:val="28"/>
+          <w:color w:val="1A3C5E"/>
+          <w:sz w:val="26"/>
         </w:rPr>
         <w:t>4  Objetivos</w:t>
       </w:r>
     </w:p>
     <w:p>
       <w:pPr>
-        <w:pStyle w:val="Heading2"/>
-        <w:keepNext/>
-        <w:spacing w:before="240" w:after="120" w:line="276" w:lineRule="auto"/>
+        <w:spacing w:after="120"/>
       </w:pPr>
       <w:r>
         <w:rPr>
-          <w:rFonts w:ascii="Times New Roman" w:hAnsi="Times New Roman" w:eastAsia="Times New Roman" w:cs="Times New Roman"/>
+          <w:rFonts w:ascii="Calibri" w:hAnsi="Calibri"/>
           <w:b/>
-          <w:sz w:val="24"/>
+          <w:i w:val="0"/>
+          <w:color w:val="1A3C5E"/>
+          <w:sz w:val="20"/>
         </w:rPr>
-        <w:t>Objetivo general</w:t>
+        <w:t>Objetivo general:</w:t>
       </w:r>
     </w:p>
     <w:p>
       <w:pPr>
-        <w:widowControl/>
-        <w:spacing w:before="0" w:after="120" w:line="480" w:lineRule="auto"/>
-        <w:jc w:val="both"/>
+        <w:spacing w:after="120"/>
       </w:pPr>
       <w:r>
         <w:rPr>
-          <w:rFonts w:ascii="Times New Roman" w:hAnsi="Times New Roman" w:eastAsia="Times New Roman" w:cs="Times New Roman"/>
+          <w:rFonts w:ascii="Calibri" w:hAnsi="Calibri"/>
           <w:b w:val="0"/>
-          <w:i/>
-          <w:sz w:val="24"/>
+          <w:i w:val="0"/>
+          <w:sz w:val="18"/>
         </w:rPr>
-        <w:t>Construir un Observatorio SECOP II que ingiera masivamente 100k–500k contratos vía API SODA paginada, los agregue en PostgreSQL local con índices y los exponga en un dashboard React con KPIs, filtros multinivel, mapa y módulo de banderas rojas, integrando un profiler dual (vista usuario + vista ingeniería) que desglose velocidad por capa, bajo arquitectura Django+PostgreSQL local+React en 5 semanas.</w:t>
+        <w:t>Construir un Observatorio y SaaS Freemium SECOP II que ingiera 100k–500k contratos vía SODA paginada, los agregue en PostgreSQL con índices, exponga dashboard público con profiler dual y portal privado con Radares que generen Oportunidades automáticas vía matchmaking, bajo arquitectura Django+PostgreSQL+React en 5 semanas.</w:t>
       </w:r>
     </w:p>
     <w:p>
       <w:pPr>
-        <w:pStyle w:val="Heading2"/>
-        <w:keepNext/>
-        <w:spacing w:before="240" w:after="120" w:line="276" w:lineRule="auto"/>
+        <w:spacing w:after="120"/>
       </w:pPr>
       <w:r>
         <w:rPr>
-          <w:rFonts w:ascii="Times New Roman" w:hAnsi="Times New Roman" w:eastAsia="Times New Roman" w:cs="Times New Roman"/>
+          <w:rFonts w:ascii="Calibri" w:hAnsi="Calibri"/>
           <w:b/>
-          <w:sz w:val="24"/>
+          <w:i w:val="0"/>
+          <w:sz w:val="20"/>
         </w:rPr>
-        <w:t>Objetivos específicos</w:t>
+        <w:t>Objetivos específicos:</w:t>
       </w:r>
     </w:p>
     <w:p>
       <w:pPr>
-        <w:pStyle w:val="ListBullet"/>
-        <w:spacing w:after="40" w:line="276" w:lineRule="auto"/>
-        <w:ind w:left="720"/>
-        <w:jc w:val="both"/>
+        <w:pStyle w:val="ListNumber"/>
       </w:pPr>
       <w:r>
         <w:rPr>
-          <w:rFonts w:ascii="Times New Roman" w:hAnsi="Times New Roman" w:eastAsia="Times New Roman" w:cs="Times New Roman"/>
-          <w:sz w:val="24"/>
+          <w:sz w:val="18"/>
         </w:rPr>
-        <w:t>Ingesta ETL masiva por bloques desde API SODA j13v-233n con paginación $limit=50k &amp; $offset, usando bulk_create (batch 1000) y modelo ProcessingJob con progreso por polling; explicar ETL (Extract-Transform-Load) y migraciones como pasos separados.</w:t>
+        <w:t>1. Ingesta ETL masiva por bloques SODA jbjy-vk9h con $limit=50k &amp; $offset + $order=:id + X-App-Token, usando bulk_create batch 1000 y ProcessingJob con polling; explicar ETL y migraciones como pasos separados.</w:t>
       </w:r>
     </w:p>
     <w:p>
       <w:pPr>
-        <w:pStyle w:val="ListBullet"/>
-        <w:spacing w:after="40" w:line="276" w:lineRule="auto"/>
-        <w:ind w:left="720"/>
-        <w:jc w:val="both"/>
+        <w:pStyle w:val="ListNumber"/>
       </w:pPr>
       <w:r>
         <w:rPr>
-          <w:rFonts w:ascii="Times New Roman" w:hAnsi="Times New Roman" w:eastAsia="Times New Roman" w:cs="Times New Roman"/>
-          <w:sz w:val="24"/>
+          <w:sz w:val="18"/>
         </w:rPr>
-        <w:t>Modelar entidad Contrato con 15 columnas clave e índices en departamento, modalidad, fecha_firma y contratista_nit para agregaciones en milisegundos; versionar esquema con migraciones Django.</w:t>
+        <w:t>2. Modelar Contrato 85 cols + índices en depto, modalidad, fecha_firma, contratista_nit + Usuario (AbstractUser) + Radar + Oportunidad; versionar esquema con migraciones Django (0010_radar_oportunidad).</w:t>
       </w:r>
     </w:p>
     <w:p>
       <w:pPr>
-        <w:pStyle w:val="ListBullet"/>
-        <w:spacing w:after="40" w:line="276" w:lineRule="auto"/>
-        <w:ind w:left="720"/>
-        <w:jc w:val="both"/>
+        <w:pStyle w:val="ListNumber"/>
       </w:pPr>
       <w:r>
         <w:rPr>
-          <w:rFonts w:ascii="Times New Roman" w:hAnsi="Times New Roman" w:eastAsia="Times New Roman" w:cs="Times New Roman"/>
-          <w:sz w:val="24"/>
+          <w:sz w:val="18"/>
         </w:rPr>
-        <w:t>Exponer API REST agregada dual: /api/optimized/* (aggregate en BD, 50KB) vs /api/naive/* (SELECT * demo que colapsa) con DRF + annotate/aggregate + StreamingHttpResponse opcional.</w:t>
+        <w:t>3. Exponer API REST dual: /api/optimized/* vs /api/naive/* (demo colapso) + API privada /api/radares/ y /api/mis-oportunidades/ (IsAuthenticated). DRF + annotate/aggregate + ILIKE.</w:t>
       </w:r>
     </w:p>
     <w:p>
       <w:pPr>
-        <w:pStyle w:val="ListBullet"/>
-        <w:spacing w:after="40" w:line="276" w:lineRule="auto"/>
-        <w:ind w:left="720"/>
-        <w:jc w:val="both"/>
+        <w:pStyle w:val="ListNumber"/>
       </w:pPr>
       <w:r>
         <w:rPr>
-          <w:rFonts w:ascii="Times New Roman" w:hAnsi="Times New Roman" w:eastAsia="Times New Roman" w:cs="Times New Roman"/>
-          <w:sz w:val="24"/>
+          <w:sz w:val="18"/>
         </w:rPr>
-        <w:t>Construir dashboard React 19.2.8 con Recharts, TanStack Query, filtros por año/departamento/modalidad y mapa Leaflet coroplético, con tablas virtualizadas a 60 FPS.</w:t>
+        <w:t>4. Construir dashboard público React 19 con Recharts, TanStack Query, filtros año/depto/modalidad, mapa Leaflet coroplético, DataTable 60 FPS + Profiler 4 barras + CTA Freemium.</w:t>
       </w:r>
     </w:p>
     <w:p>
       <w:pPr>
-        <w:pStyle w:val="ListBullet"/>
-        <w:spacing w:after="40" w:line="276" w:lineRule="auto"/>
-        <w:ind w:left="720"/>
-        <w:jc w:val="both"/>
+        <w:pStyle w:val="ListNumber"/>
       </w:pPr>
       <w:r>
         <w:rPr>
-          <w:rFonts w:ascii="Times New Roman" w:hAnsi="Times New Roman" w:eastAsia="Times New Roman" w:cs="Times New Roman"/>
-          <w:sz w:val="24"/>
+          <w:sz w:val="18"/>
         </w:rPr>
-        <w:t>Implementar profiler de rendimiento: 4 barras (Tiempo BD | Serialización Python | TTFB Red | Render React) + banderas rojas: concentración por NIT (&gt;30%) y predominio de Directa (&gt;80%).</w:t>
+        <w:t>5. Construir portal privado: formulario Radar (depto+keywords+rango) + bandeja Oportunidades con estados Nueva/Guardada/Postulado + matchmaking post-ETL.</w:t>
       </w:r>
     </w:p>
     <w:p>
       <w:pPr>
-        <w:pStyle w:val="ListBullet"/>
-        <w:spacing w:after="40" w:line="276" w:lineRule="auto"/>
-        <w:ind w:left="720"/>
-        <w:jc w:val="both"/>
+        <w:pStyle w:val="ListNumber"/>
       </w:pPr>
       <w:r>
         <w:rPr>
-          <w:rFonts w:ascii="Times New Roman" w:hAnsi="Times New Roman" w:eastAsia="Times New Roman" w:cs="Times New Roman"/>
-          <w:sz w:val="24"/>
+          <w:sz w:val="18"/>
         </w:rPr>
-        <w:t>Desplegar el MVP en local (PostgreSQL local + Django + React) con HTTPS y documentación Swagger en /api/docs/, tras validación local.</w:t>
+        <w:t>6. Desplegar MVP en local (PostgreSQL local + Django + React) con HTTPS y Swagger /api/docs/ tras validación local.</w:t>
       </w:r>
     </w:p>
     <w:p>
       <w:pPr>
         <w:pStyle w:val="Heading1"/>
-        <w:keepNext/>
-        <w:spacing w:before="360" w:after="160" w:line="240" w:lineRule="auto"/>
+        <w:spacing w:before="240" w:after="120"/>
       </w:pPr>
       <w:r>
         <w:rPr>
-          <w:rFonts w:ascii="Times New Roman" w:hAnsi="Times New Roman" w:eastAsia="Times New Roman" w:cs="Times New Roman"/>
+          <w:rFonts w:ascii="Calibri" w:hAnsi="Calibri"/>
           <w:b/>
-          <w:color w:val="00785A"/>
-          <w:sz w:val="28"/>
+          <w:color w:val="1A3C5E"/>
+          <w:sz w:val="26"/>
         </w:rPr>
         <w:t>5  Alcance y Limitaciones</w:t>
       </w:r>
@@ -2061,104 +1401,89 @@
     <w:p>
       <w:pPr>
         <w:pStyle w:val="Heading2"/>
-        <w:keepNext/>
-        <w:spacing w:before="240" w:after="120" w:line="276" w:lineRule="auto"/>
+        <w:spacing w:before="240" w:after="120"/>
       </w:pPr>
       <w:r>
         <w:rPr>
-          <w:rFonts w:ascii="Times New Roman" w:hAnsi="Times New Roman" w:eastAsia="Times New Roman" w:cs="Times New Roman"/>
+          <w:rFonts w:ascii="Calibri" w:hAnsi="Calibri"/>
           <w:b/>
-          <w:sz w:val="24"/>
+          <w:color w:val="1A3C5E"/>
+          <w:sz w:val="22"/>
         </w:rPr>
-        <w:t>Incluido (MVP Demo — 5 semanas, local-first, vista dual)</w:t>
+        <w:t>Incluido (MVP Demo — 5 semanas, local-first, Freemium)</w:t>
       </w:r>
     </w:p>
     <w:p>
       <w:pPr>
         <w:pStyle w:val="ListBullet"/>
-        <w:spacing w:after="40" w:line="276" w:lineRule="auto"/>
-        <w:ind w:left="720"/>
-        <w:jc w:val="both"/>
+        <w:spacing w:after="60"/>
       </w:pPr>
       <w:r>
         <w:rPr>
-          <w:rFonts w:ascii="Times New Roman" w:hAnsi="Times New Roman" w:eastAsia="Times New Roman" w:cs="Times New Roman"/>
-          <w:sz w:val="24"/>
+          <w:sz w:val="18"/>
         </w:rPr>
-        <w:t>Ingesta 100k–500k filas (15 de 85 cols) vía API SODA paginada con barra de progreso por polling cada 1s + explicación ETL y migraciones.</w:t>
+        <w:t>Ingesta 100k–500k filas (85 cols completas) vía SODA paginada con barra polling 1s + matchmaking post-ETL (Radar → Oportunidad).</w:t>
       </w:r>
     </w:p>
     <w:p>
       <w:pPr>
         <w:pStyle w:val="ListBullet"/>
-        <w:spacing w:after="40" w:line="276" w:lineRule="auto"/>
-        <w:ind w:left="720"/>
-        <w:jc w:val="both"/>
+        <w:spacing w:after="60"/>
       </w:pPr>
       <w:r>
         <w:rPr>
-          <w:rFonts w:ascii="Times New Roman" w:hAnsi="Times New Roman" w:eastAsia="Times New Roman" w:cs="Times New Roman"/>
-          <w:sz w:val="24"/>
+          <w:sz w:val="18"/>
         </w:rPr>
-        <w:t>KPIs: presupuesto total, total contratos y promedio por contrato + Top 10 contratistas + Distribución por modalidad + Serie mensual + Mapa por departamento.</w:t>
+        <w:t>KPIs: presupuesto total, total contratos, promedio + Top 10 contratistas + Distribución modalidad + Serie mensual + Mapa por departamento.</w:t>
       </w:r>
     </w:p>
     <w:p>
       <w:pPr>
         <w:pStyle w:val="ListBullet"/>
-        <w:spacing w:after="40" w:line="276" w:lineRule="auto"/>
-        <w:ind w:left="720"/>
-        <w:jc w:val="both"/>
+        <w:spacing w:after="60"/>
       </w:pPr>
       <w:r>
         <w:rPr>
-          <w:rFonts w:ascii="Times New Roman" w:hAnsi="Times New Roman" w:eastAsia="Times New Roman" w:cs="Times New Roman"/>
-          <w:sz w:val="24"/>
+          <w:sz w:val="18"/>
         </w:rPr>
-        <w:t>Filtros: año, departamento, modalidad y rango de fechas (con métrica de velocidad por filtro).</w:t>
+        <w:t>Filtros: año, departamento, modalidad, rango fechas + CTA Freemium + Profiler dual Usuario/Ingeniería.</w:t>
       </w:r>
     </w:p>
     <w:p>
       <w:pPr>
         <w:pStyle w:val="ListBullet"/>
-        <w:spacing w:after="40" w:line="276" w:lineRule="auto"/>
-        <w:ind w:left="720"/>
-        <w:jc w:val="both"/>
+        <w:spacing w:after="60"/>
       </w:pPr>
       <w:r>
         <w:rPr>
-          <w:rFonts w:ascii="Times New Roman" w:hAnsi="Times New Roman" w:eastAsia="Times New Roman" w:cs="Times New Roman"/>
-          <w:sz w:val="24"/>
+          <w:sz w:val="18"/>
         </w:rPr>
-        <w:t>Tabla virtualizada (50 filas visibles, 60FPS) + Profiler dual Usuario/Ingeniería.</w:t>
+        <w:t>Tabla virtualizada/DataTable 60 FPS (50 visibles) + bandeja privada con estados.</w:t>
       </w:r>
     </w:p>
     <w:p>
       <w:pPr>
         <w:pStyle w:val="ListBullet"/>
-        <w:spacing w:after="40" w:line="276" w:lineRule="auto"/>
-        <w:ind w:left="720"/>
-        <w:jc w:val="both"/>
+        <w:spacing w:after="60"/>
       </w:pPr>
       <w:r>
         <w:rPr>
-          <w:rFonts w:ascii="Times New Roman" w:hAnsi="Times New Roman" w:eastAsia="Times New Roman" w:cs="Times New Roman"/>
-          <w:sz w:val="24"/>
+          <w:sz w:val="18"/>
         </w:rPr>
-        <w:t>Admin Django para catálogo y monitoreo de Jobs + Swagger.</w:t>
+        <w:t>Admin Django para catálogo, Jobs y Radares + Swagger + Tests 8 passing.</w:t>
       </w:r>
     </w:p>
     <w:p>
       <w:pPr>
         <w:pStyle w:val="Heading2"/>
-        <w:keepNext/>
-        <w:spacing w:before="240" w:after="120" w:line="276" w:lineRule="auto"/>
+        <w:spacing w:before="240" w:after="120"/>
       </w:pPr>
       <w:r>
         <w:rPr>
-          <w:rFonts w:ascii="Times New Roman" w:hAnsi="Times New Roman" w:eastAsia="Times New Roman" w:cs="Times New Roman"/>
+          <w:rFonts w:ascii="Calibri" w:hAnsi="Calibri"/>
           <w:b/>
-          <w:sz w:val="24"/>
+          <w:color w:val="1A3C5E"/>
+          <w:sz w:val="22"/>
         </w:rPr>
         <w:t>No incluido (v2 Producción Avanzada)</w:t>
       </w:r>
@@ -2166,74 +1491,56 @@
     <w:p>
       <w:pPr>
         <w:pStyle w:val="ListBullet"/>
-        <w:spacing w:after="40" w:line="276" w:lineRule="auto"/>
-        <w:ind w:left="720"/>
-        <w:jc w:val="both"/>
+        <w:spacing w:after="60"/>
       </w:pPr>
       <w:r>
-        <w:rPr>
-          <w:rFonts w:ascii="Times New Roman" w:hAnsi="Times New Roman" w:eastAsia="Times New Roman" w:cs="Times New Roman"/>
-          <w:sz w:val="24"/>
-        </w:rPr>
-        <w:t>Las 85 columnas completas (se recorta a 15 clave para el MVP).</w:t>
+        <w:t>85 columnas completas incluidas — el usuario elige filtros elegibles (departamento, modalidad, cuantia, estado, contratista, etc.) sin recorte. Filtros dinamicos por cualquier columna.</w:t>
       </w:r>
     </w:p>
     <w:p>
       <w:pPr>
         <w:pStyle w:val="ListBullet"/>
-        <w:spacing w:after="40" w:line="276" w:lineRule="auto"/>
-        <w:ind w:left="720"/>
-        <w:jc w:val="both"/>
+        <w:spacing w:after="60"/>
       </w:pPr>
       <w:r>
         <w:rPr>
-          <w:rFonts w:ascii="Times New Roman" w:hAnsi="Times New Roman" w:eastAsia="Times New Roman" w:cs="Times New Roman"/>
-          <w:sz w:val="24"/>
+          <w:sz w:val="18"/>
         </w:rPr>
-        <w:t>Celery + Redis con descarga automática nocturna programada (se deja Job+polling que simula el mismo patrón async sin infraestructura extra).</w:t>
+        <w:t>Celery + Redis con descarga nocturna programada (se deja Thread+polling).</w:t>
       </w:r>
     </w:p>
     <w:p>
       <w:pPr>
         <w:pStyle w:val="ListBullet"/>
-        <w:spacing w:after="40" w:line="276" w:lineRule="auto"/>
-        <w:ind w:left="720"/>
-        <w:jc w:val="both"/>
+        <w:spacing w:after="60"/>
       </w:pPr>
       <w:r>
         <w:rPr>
-          <w:rFonts w:ascii="Times New Roman" w:hAnsi="Times New Roman" w:eastAsia="Times New Roman" w:cs="Times New Roman"/>
-          <w:sz w:val="24"/>
+          <w:sz w:val="18"/>
         </w:rPr>
-        <w:t>Autenticación completa con alertas guardadas y perfiles de usuario.</w:t>
+        <w:t>Pasarela de pagos real (Freemium teórico, sin Stripe).</w:t>
       </w:r>
     </w:p>
     <w:p>
       <w:pPr>
         <w:pStyle w:val="ListBullet"/>
-        <w:spacing w:after="40" w:line="276" w:lineRule="auto"/>
-        <w:ind w:left="720"/>
-        <w:jc w:val="both"/>
+        <w:spacing w:after="60"/>
       </w:pPr>
       <w:r>
         <w:rPr>
-          <w:rFonts w:ascii="Times New Roman" w:hAnsi="Times New Roman" w:eastAsia="Times New Roman" w:cs="Times New Roman"/>
-          <w:sz w:val="24"/>
+          <w:sz w:val="18"/>
         </w:rPr>
-        <w:t>Exportación PDF/Excel (WeasyPrint/openpyxl) — queda para semana 6 si hay holgura.</w:t>
+        <w:t>Export PDF/Excel avanzado (WeasyPrint/openpyxl) — queda semana 6 si hay holgura.</w:t>
       </w:r>
     </w:p>
     <w:p>
       <w:pPr>
         <w:pStyle w:val="ListBullet"/>
-        <w:spacing w:after="40" w:line="276" w:lineRule="auto"/>
-        <w:ind w:left="720"/>
-        <w:jc w:val="both"/>
+        <w:spacing w:after="60"/>
       </w:pPr>
       <w:r>
         <w:rPr>
-          <w:rFonts w:ascii="Times New Roman" w:hAnsi="Times New Roman" w:eastAsia="Times New Roman" w:cs="Times New Roman"/>
-          <w:sz w:val="24"/>
+          <w:sz w:val="18"/>
         </w:rPr>
         <w:t>Mapa Mapbox avanzado (se usa Leaflet básico en MVP).</w:t>
       </w:r>
@@ -2241,1116 +1548,64 @@
     <w:p>
       <w:pPr>
         <w:pStyle w:val="Heading2"/>
-        <w:keepNext/>
-        <w:spacing w:before="240" w:after="120" w:line="276" w:lineRule="auto"/>
+        <w:spacing w:before="240" w:after="120"/>
       </w:pPr>
       <w:r>
         <w:rPr>
-          <w:rFonts w:ascii="Times New Roman" w:hAnsi="Times New Roman" w:eastAsia="Times New Roman" w:cs="Times New Roman"/>
+          <w:rFonts w:ascii="Calibri" w:hAnsi="Calibri"/>
           <w:b/>
-          <w:sz w:val="24"/>
+          <w:color w:val="1A3C5E"/>
+          <w:sz w:val="22"/>
         </w:rPr>
         <w:t>Limitaciones técnicas</w:t>
       </w:r>
     </w:p>
     <w:p>
       <w:pPr>
-        <w:widowControl/>
-        <w:spacing w:before="0" w:after="120" w:line="480" w:lineRule="auto"/>
-        <w:jc w:val="both"/>
+        <w:spacing w:after="120"/>
       </w:pPr>
       <w:r>
         <w:rPr>
-          <w:rFonts w:ascii="Times New Roman" w:hAnsi="Times New Roman" w:eastAsia="Times New Roman" w:cs="Times New Roman"/>
+          <w:rFonts w:ascii="Calibri" w:hAnsi="Calibri"/>
           <w:b w:val="0"/>
-          <w:i w:val="0"/>
-          <w:sz w:val="24"/>
+          <w:i/>
+          <w:sz w:val="16"/>
         </w:rPr>
-        <w:t>Con PostgreSQL local (pgAdmin) no hay límite de 500MB: el mismo loop $limit=50k &amp; $offset permite guardar los 5.98M completos en disco local; en clase se demuestra con 100k–500k por tiempo de carga. El dataset Yellow Taxi 30M queda como alternativa Big Data pura (snapshot 2023) si el instructor prefiere sector movilidad. Web Speech/IA queda fuera de alcance (corresponde a VocalCode).</w:t>
+        <w:t>Con PostgreSQL local (pgAdmin) no hay límite 500MB: el mismo loop $limit=50k &amp; $offset permite guardar 5.98M completos en disco local; en clase se demuestra 100k–500k por tiempo. Dataset Yellow Taxi 30M queda como alternativa Big Data pura si el instructor prefiere movilidad. Web Speech/IA queda fuera (VocalCode). Matchmaking usa ILIKE simple, no full-text GIN avanzado para MVP.</w:t>
       </w:r>
     </w:p>
     <w:p>
       <w:pPr>
         <w:pStyle w:val="Heading1"/>
-        <w:keepNext/>
-        <w:spacing w:before="360" w:after="160" w:line="240" w:lineRule="auto"/>
+        <w:spacing w:before="240" w:after="120"/>
       </w:pPr>
       <w:r>
         <w:rPr>
-          <w:rFonts w:ascii="Times New Roman" w:hAnsi="Times New Roman" w:eastAsia="Times New Roman" w:cs="Times New Roman"/>
+          <w:rFonts w:ascii="Calibri" w:hAnsi="Calibri"/>
           <w:b/>
-          <w:color w:val="00785A"/>
-          <w:sz w:val="28"/>
+          <w:color w:val="1A3C5E"/>
+          <w:sz w:val="26"/>
         </w:rPr>
         <w:t>6  Stack Tecnológico y Justificación</w:t>
       </w:r>
     </w:p>
     <w:p>
       <w:pPr>
-        <w:widowControl/>
-        <w:spacing w:before="0" w:after="120" w:line="276" w:lineRule="auto"/>
-        <w:jc w:val="both"/>
+        <w:spacing w:after="120"/>
       </w:pPr>
       <w:r>
         <w:rPr>
-          <w:rFonts w:ascii="Times New Roman" w:hAnsi="Times New Roman" w:eastAsia="Times New Roman" w:cs="Times New Roman"/>
-          <w:b w:val="0"/>
-          <w:i/>
-          <w:sz w:val="22"/>
+          <w:rFonts w:ascii="Calibri" w:hAnsi="Calibri"/>
+          <w:b/>
+          <w:i w:val="0"/>
+          <w:sz w:val="18"/>
         </w:rPr>
-        <w:t>Componentes (Manual Guía 3 — pág. 5) — actualizado V2</w:t>
+        <w:t>Componentes (Manual Guía 3 — pág. 5) — actualizado V3 Freemium:</w:t>
       </w:r>
     </w:p>
     <w:tbl>
       <w:tblPr>
-        <w:tblStyle w:val="TableGrid"/>
-        <w:tblW w:type="auto" w:w="0"/>
-        <w:jc w:val="center"/>
-        <w:tblLook w:firstColumn="1" w:firstRow="1" w:lastColumn="0" w:lastRow="0" w:noHBand="0" w:noVBand="1" w:val="04A0"/>
-      </w:tblPr>
-      <w:tblGrid>
-        <w:gridCol w:w="2340"/>
-        <w:gridCol w:w="2340"/>
-        <w:gridCol w:w="2340"/>
-        <w:gridCol w:w="2340"/>
-      </w:tblGrid>
-      <w:tr>
-        <w:tc>
-          <w:tcPr>
-            <w:tcW w:type="dxa" w:w="1417"/>
-            <w:vAlign w:val="center"/>
-            <w:shd w:val="clear" w:color="auto" w:fill="009640"/>
-          </w:tcPr>
-          <w:p>
-            <w:pPr>
-              <w:spacing w:after="40" w:before="40" w:line="240" w:lineRule="auto"/>
-              <w:jc w:val="center"/>
-            </w:pPr>
-            <w:r>
-              <w:rPr>
-                <w:rFonts w:ascii="Times New Roman" w:hAnsi="Times New Roman" w:eastAsia="Times New Roman" w:cs="Times New Roman"/>
-                <w:b/>
-                <w:color w:val="FFFFFF"/>
-                <w:sz w:val="18"/>
-              </w:rPr>
-              <w:t>Capa</w:t>
-            </w:r>
-          </w:p>
-        </w:tc>
-        <w:tc>
-          <w:tcPr>
-            <w:tcW w:type="dxa" w:w="2154"/>
-            <w:vAlign w:val="center"/>
-            <w:shd w:val="clear" w:color="auto" w:fill="009640"/>
-          </w:tcPr>
-          <w:p>
-            <w:pPr>
-              <w:spacing w:after="40" w:before="40" w:line="240" w:lineRule="auto"/>
-              <w:jc w:val="center"/>
-            </w:pPr>
-            <w:r>
-              <w:rPr>
-                <w:rFonts w:ascii="Times New Roman" w:hAnsi="Times New Roman" w:eastAsia="Times New Roman" w:cs="Times New Roman"/>
-                <w:b/>
-                <w:color w:val="FFFFFF"/>
-                <w:sz w:val="18"/>
-              </w:rPr>
-              <w:t>Tecnología</w:t>
-            </w:r>
-          </w:p>
-        </w:tc>
-        <w:tc>
-          <w:tcPr>
-            <w:tcW w:type="dxa" w:w="1247"/>
-            <w:vAlign w:val="center"/>
-            <w:shd w:val="clear" w:color="auto" w:fill="009640"/>
-          </w:tcPr>
-          <w:p>
-            <w:pPr>
-              <w:spacing w:after="40" w:before="40" w:line="240" w:lineRule="auto"/>
-              <w:jc w:val="center"/>
-            </w:pPr>
-            <w:r>
-              <w:rPr>
-                <w:rFonts w:ascii="Times New Roman" w:hAnsi="Times New Roman" w:eastAsia="Times New Roman" w:cs="Times New Roman"/>
-                <w:b/>
-                <w:color w:val="FFFFFF"/>
-                <w:sz w:val="18"/>
-              </w:rPr>
-              <w:t>Versión</w:t>
-            </w:r>
-          </w:p>
-        </w:tc>
-        <w:tc>
-          <w:tcPr>
-            <w:tcW w:type="dxa" w:w="4252"/>
-            <w:vAlign w:val="center"/>
-            <w:shd w:val="clear" w:color="auto" w:fill="009640"/>
-          </w:tcPr>
-          <w:p>
-            <w:pPr>
-              <w:spacing w:after="40" w:before="40" w:line="240" w:lineRule="auto"/>
-              <w:jc w:val="center"/>
-            </w:pPr>
-            <w:r>
-              <w:rPr>
-                <w:rFonts w:ascii="Times New Roman" w:hAnsi="Times New Roman" w:eastAsia="Times New Roman" w:cs="Times New Roman"/>
-                <w:b/>
-                <w:color w:val="FFFFFF"/>
-                <w:sz w:val="18"/>
-              </w:rPr>
-              <w:t>Rol</w:t>
-            </w:r>
-          </w:p>
-        </w:tc>
-      </w:tr>
-      <w:tr>
-        <w:tc>
-          <w:tcPr>
-            <w:tcW w:type="dxa" w:w="1417"/>
-            <w:vAlign w:val="center"/>
-          </w:tcPr>
-          <w:p>
-            <w:pPr>
-              <w:spacing w:after="40" w:before="40" w:line="240" w:lineRule="auto"/>
-              <w:jc w:val="center"/>
-            </w:pPr>
-            <w:r>
-              <w:rPr>
-                <w:rFonts w:ascii="Times New Roman" w:hAnsi="Times New Roman" w:eastAsia="Times New Roman" w:cs="Times New Roman"/>
-                <w:color w:val="000000"/>
-                <w:sz w:val="18"/>
-              </w:rPr>
-              <w:t>Backend</w:t>
-            </w:r>
-          </w:p>
-        </w:tc>
-        <w:tc>
-          <w:tcPr>
-            <w:tcW w:type="dxa" w:w="2154"/>
-            <w:vAlign w:val="center"/>
-          </w:tcPr>
-          <w:p>
-            <w:pPr>
-              <w:spacing w:after="40" w:before="40" w:line="240" w:lineRule="auto"/>
-              <w:jc w:val="center"/>
-            </w:pPr>
-            <w:r>
-              <w:rPr>
-                <w:rFonts w:ascii="Times New Roman" w:hAnsi="Times New Roman" w:eastAsia="Times New Roman" w:cs="Times New Roman"/>
-                <w:color w:val="000000"/>
-                <w:sz w:val="18"/>
-              </w:rPr>
-              <w:t>Django</w:t>
-            </w:r>
-          </w:p>
-        </w:tc>
-        <w:tc>
-          <w:tcPr>
-            <w:tcW w:type="dxa" w:w="1247"/>
-            <w:vAlign w:val="center"/>
-          </w:tcPr>
-          <w:p>
-            <w:pPr>
-              <w:spacing w:after="40" w:before="40" w:line="240" w:lineRule="auto"/>
-              <w:jc w:val="center"/>
-            </w:pPr>
-            <w:r>
-              <w:rPr>
-                <w:rFonts w:ascii="Times New Roman" w:hAnsi="Times New Roman" w:eastAsia="Times New Roman" w:cs="Times New Roman"/>
-                <w:color w:val="000000"/>
-                <w:sz w:val="18"/>
-              </w:rPr>
-              <w:t>5.0.14</w:t>
-            </w:r>
-          </w:p>
-        </w:tc>
-        <w:tc>
-          <w:tcPr>
-            <w:tcW w:type="dxa" w:w="4252"/>
-            <w:vAlign w:val="center"/>
-          </w:tcPr>
-          <w:p>
-            <w:pPr>
-              <w:spacing w:after="40" w:before="40" w:line="240" w:lineRule="auto"/>
-              <w:jc w:val="center"/>
-            </w:pPr>
-            <w:r>
-              <w:rPr>
-                <w:rFonts w:ascii="Times New Roman" w:hAnsi="Times New Roman" w:eastAsia="Times New Roman" w:cs="Times New Roman"/>
-                <w:color w:val="000000"/>
-                <w:sz w:val="18"/>
-              </w:rPr>
-              <w:t>ETL, ORM, migraciones, DRF, Admin, Jobs</w:t>
-            </w:r>
-          </w:p>
-        </w:tc>
-      </w:tr>
-      <w:tr>
-        <w:tc>
-          <w:tcPr>
-            <w:tcW w:type="dxa" w:w="1417"/>
-            <w:vAlign w:val="center"/>
-            <w:shd w:val="clear" w:color="auto" w:fill="F2F2F2"/>
-          </w:tcPr>
-          <w:p>
-            <w:pPr>
-              <w:spacing w:after="40" w:before="40" w:line="240" w:lineRule="auto"/>
-              <w:jc w:val="center"/>
-            </w:pPr>
-            <w:r>
-              <w:rPr>
-                <w:rFonts w:ascii="Times New Roman" w:hAnsi="Times New Roman" w:eastAsia="Times New Roman" w:cs="Times New Roman"/>
-                <w:color w:val="000000"/>
-                <w:sz w:val="18"/>
-              </w:rPr>
-              <w:t>API</w:t>
-            </w:r>
-          </w:p>
-        </w:tc>
-        <w:tc>
-          <w:tcPr>
-            <w:tcW w:type="dxa" w:w="2154"/>
-            <w:vAlign w:val="center"/>
-            <w:shd w:val="clear" w:color="auto" w:fill="F2F2F2"/>
-          </w:tcPr>
-          <w:p>
-            <w:pPr>
-              <w:spacing w:after="40" w:before="40" w:line="240" w:lineRule="auto"/>
-              <w:jc w:val="center"/>
-            </w:pPr>
-            <w:r>
-              <w:rPr>
-                <w:rFonts w:ascii="Times New Roman" w:hAnsi="Times New Roman" w:eastAsia="Times New Roman" w:cs="Times New Roman"/>
-                <w:color w:val="000000"/>
-                <w:sz w:val="18"/>
-              </w:rPr>
-              <w:t>DRF</w:t>
-            </w:r>
-          </w:p>
-        </w:tc>
-        <w:tc>
-          <w:tcPr>
-            <w:tcW w:type="dxa" w:w="1247"/>
-            <w:vAlign w:val="center"/>
-            <w:shd w:val="clear" w:color="auto" w:fill="F2F2F2"/>
-          </w:tcPr>
-          <w:p>
-            <w:pPr>
-              <w:spacing w:after="40" w:before="40" w:line="240" w:lineRule="auto"/>
-              <w:jc w:val="center"/>
-            </w:pPr>
-            <w:r>
-              <w:rPr>
-                <w:rFonts w:ascii="Times New Roman" w:hAnsi="Times New Roman" w:eastAsia="Times New Roman" w:cs="Times New Roman"/>
-                <w:color w:val="000000"/>
-                <w:sz w:val="18"/>
-              </w:rPr>
-              <w:t>3.17.2</w:t>
-            </w:r>
-          </w:p>
-        </w:tc>
-        <w:tc>
-          <w:tcPr>
-            <w:tcW w:type="dxa" w:w="4252"/>
-            <w:vAlign w:val="center"/>
-            <w:shd w:val="clear" w:color="auto" w:fill="F2F2F2"/>
-          </w:tcPr>
-          <w:p>
-            <w:pPr>
-              <w:spacing w:after="40" w:before="40" w:line="240" w:lineRule="auto"/>
-              <w:jc w:val="center"/>
-            </w:pPr>
-            <w:r>
-              <w:rPr>
-                <w:rFonts w:ascii="Times New Roman" w:hAnsi="Times New Roman" w:eastAsia="Times New Roman" w:cs="Times New Roman"/>
-                <w:color w:val="000000"/>
-                <w:sz w:val="18"/>
-              </w:rPr>
-              <w:t>Endpoints agregados dual + Swagger</w:t>
-            </w:r>
-          </w:p>
-        </w:tc>
-      </w:tr>
-      <w:tr>
-        <w:tc>
-          <w:tcPr>
-            <w:tcW w:type="dxa" w:w="1417"/>
-            <w:vAlign w:val="center"/>
-          </w:tcPr>
-          <w:p>
-            <w:pPr>
-              <w:spacing w:after="40" w:before="40" w:line="240" w:lineRule="auto"/>
-              <w:jc w:val="center"/>
-            </w:pPr>
-            <w:r>
-              <w:rPr>
-                <w:rFonts w:ascii="Times New Roman" w:hAnsi="Times New Roman" w:eastAsia="Times New Roman" w:cs="Times New Roman"/>
-                <w:color w:val="000000"/>
-                <w:sz w:val="18"/>
-              </w:rPr>
-              <w:t>BD</w:t>
-            </w:r>
-          </w:p>
-        </w:tc>
-        <w:tc>
-          <w:tcPr>
-            <w:tcW w:type="dxa" w:w="2154"/>
-            <w:vAlign w:val="center"/>
-          </w:tcPr>
-          <w:p>
-            <w:pPr>
-              <w:spacing w:after="40" w:before="40" w:line="240" w:lineRule="auto"/>
-              <w:jc w:val="center"/>
-            </w:pPr>
-            <w:r>
-              <w:rPr>
-                <w:rFonts w:ascii="Times New Roman" w:hAnsi="Times New Roman" w:eastAsia="Times New Roman" w:cs="Times New Roman"/>
-                <w:color w:val="000000"/>
-                <w:sz w:val="18"/>
-              </w:rPr>
-              <w:t>PostgreSQL local</w:t>
-            </w:r>
-          </w:p>
-        </w:tc>
-        <w:tc>
-          <w:tcPr>
-            <w:tcW w:type="dxa" w:w="1247"/>
-            <w:vAlign w:val="center"/>
-          </w:tcPr>
-          <w:p>
-            <w:pPr>
-              <w:spacing w:after="40" w:before="40" w:line="240" w:lineRule="auto"/>
-              <w:jc w:val="center"/>
-            </w:pPr>
-            <w:r>
-              <w:rPr>
-                <w:rFonts w:ascii="Times New Roman" w:hAnsi="Times New Roman" w:eastAsia="Times New Roman" w:cs="Times New Roman"/>
-                <w:color w:val="000000"/>
-                <w:sz w:val="18"/>
-              </w:rPr>
-              <w:t>18</w:t>
-            </w:r>
-          </w:p>
-        </w:tc>
-        <w:tc>
-          <w:tcPr>
-            <w:tcW w:type="dxa" w:w="4252"/>
-            <w:vAlign w:val="center"/>
-          </w:tcPr>
-          <w:p>
-            <w:pPr>
-              <w:spacing w:after="40" w:before="40" w:line="240" w:lineRule="auto"/>
-              <w:jc w:val="center"/>
-            </w:pPr>
-            <w:r>
-              <w:rPr>
-                <w:rFonts w:ascii="Times New Roman" w:hAnsi="Times New Roman" w:eastAsia="Times New Roman" w:cs="Times New Roman"/>
-                <w:color w:val="000000"/>
-                <w:sz w:val="18"/>
-              </w:rPr>
-              <w:t>5.98M filas indexadas, GROUP BY en ms</w:t>
-            </w:r>
-          </w:p>
-        </w:tc>
-      </w:tr>
-      <w:tr>
-        <w:tc>
-          <w:tcPr>
-            <w:tcW w:type="dxa" w:w="1417"/>
-            <w:vAlign w:val="center"/>
-            <w:shd w:val="clear" w:color="auto" w:fill="F2F2F2"/>
-          </w:tcPr>
-          <w:p>
-            <w:pPr>
-              <w:spacing w:after="40" w:before="40" w:line="240" w:lineRule="auto"/>
-              <w:jc w:val="center"/>
-            </w:pPr>
-            <w:r>
-              <w:rPr>
-                <w:rFonts w:ascii="Times New Roman" w:hAnsi="Times New Roman" w:eastAsia="Times New Roman" w:cs="Times New Roman"/>
-                <w:color w:val="000000"/>
-                <w:sz w:val="18"/>
-              </w:rPr>
-              <w:t>Frontend</w:t>
-            </w:r>
-          </w:p>
-        </w:tc>
-        <w:tc>
-          <w:tcPr>
-            <w:tcW w:type="dxa" w:w="2154"/>
-            <w:vAlign w:val="center"/>
-            <w:shd w:val="clear" w:color="auto" w:fill="F2F2F2"/>
-          </w:tcPr>
-          <w:p>
-            <w:pPr>
-              <w:spacing w:after="40" w:before="40" w:line="240" w:lineRule="auto"/>
-              <w:jc w:val="center"/>
-            </w:pPr>
-            <w:r>
-              <w:rPr>
-                <w:rFonts w:ascii="Times New Roman" w:hAnsi="Times New Roman" w:eastAsia="Times New Roman" w:cs="Times New Roman"/>
-                <w:color w:val="000000"/>
-                <w:sz w:val="18"/>
-              </w:rPr>
-              <w:t>React</w:t>
-            </w:r>
-          </w:p>
-        </w:tc>
-        <w:tc>
-          <w:tcPr>
-            <w:tcW w:type="dxa" w:w="1247"/>
-            <w:vAlign w:val="center"/>
-            <w:shd w:val="clear" w:color="auto" w:fill="F2F2F2"/>
-          </w:tcPr>
-          <w:p>
-            <w:pPr>
-              <w:spacing w:after="40" w:before="40" w:line="240" w:lineRule="auto"/>
-              <w:jc w:val="center"/>
-            </w:pPr>
-            <w:r>
-              <w:rPr>
-                <w:rFonts w:ascii="Times New Roman" w:hAnsi="Times New Roman" w:eastAsia="Times New Roman" w:cs="Times New Roman"/>
-                <w:color w:val="000000"/>
-                <w:sz w:val="18"/>
-              </w:rPr>
-              <w:t>19.2.8</w:t>
-            </w:r>
-          </w:p>
-        </w:tc>
-        <w:tc>
-          <w:tcPr>
-            <w:tcW w:type="dxa" w:w="4252"/>
-            <w:vAlign w:val="center"/>
-            <w:shd w:val="clear" w:color="auto" w:fill="F2F2F2"/>
-          </w:tcPr>
-          <w:p>
-            <w:pPr>
-              <w:spacing w:after="40" w:before="40" w:line="240" w:lineRule="auto"/>
-              <w:jc w:val="center"/>
-            </w:pPr>
-            <w:r>
-              <w:rPr>
-                <w:rFonts w:ascii="Times New Roman" w:hAnsi="Times New Roman" w:eastAsia="Times New Roman" w:cs="Times New Roman"/>
-                <w:color w:val="000000"/>
-                <w:sz w:val="18"/>
-              </w:rPr>
-              <w:t>SPA dashboard + profiler</w:t>
-            </w:r>
-          </w:p>
-        </w:tc>
-      </w:tr>
-      <w:tr>
-        <w:tc>
-          <w:tcPr>
-            <w:tcW w:type="dxa" w:w="1417"/>
-            <w:vAlign w:val="center"/>
-          </w:tcPr>
-          <w:p>
-            <w:pPr>
-              <w:spacing w:after="40" w:before="40" w:line="240" w:lineRule="auto"/>
-              <w:jc w:val="center"/>
-            </w:pPr>
-            <w:r>
-              <w:rPr>
-                <w:rFonts w:ascii="Times New Roman" w:hAnsi="Times New Roman" w:eastAsia="Times New Roman" w:cs="Times New Roman"/>
-                <w:color w:val="000000"/>
-                <w:sz w:val="18"/>
-              </w:rPr>
-              <w:t>Build</w:t>
-            </w:r>
-          </w:p>
-        </w:tc>
-        <w:tc>
-          <w:tcPr>
-            <w:tcW w:type="dxa" w:w="2154"/>
-            <w:vAlign w:val="center"/>
-          </w:tcPr>
-          <w:p>
-            <w:pPr>
-              <w:spacing w:after="40" w:before="40" w:line="240" w:lineRule="auto"/>
-              <w:jc w:val="center"/>
-            </w:pPr>
-            <w:r>
-              <w:rPr>
-                <w:rFonts w:ascii="Times New Roman" w:hAnsi="Times New Roman" w:eastAsia="Times New Roman" w:cs="Times New Roman"/>
-                <w:color w:val="000000"/>
-                <w:sz w:val="18"/>
-              </w:rPr>
-              <w:t>Vite</w:t>
-            </w:r>
-          </w:p>
-        </w:tc>
-        <w:tc>
-          <w:tcPr>
-            <w:tcW w:type="dxa" w:w="1247"/>
-            <w:vAlign w:val="center"/>
-          </w:tcPr>
-          <w:p>
-            <w:pPr>
-              <w:spacing w:after="40" w:before="40" w:line="240" w:lineRule="auto"/>
-              <w:jc w:val="center"/>
-            </w:pPr>
-            <w:r>
-              <w:rPr>
-                <w:rFonts w:ascii="Times New Roman" w:hAnsi="Times New Roman" w:eastAsia="Times New Roman" w:cs="Times New Roman"/>
-                <w:color w:val="000000"/>
-                <w:sz w:val="18"/>
-              </w:rPr>
-              <w:t>5.4.21</w:t>
-            </w:r>
-          </w:p>
-        </w:tc>
-        <w:tc>
-          <w:tcPr>
-            <w:tcW w:type="dxa" w:w="4252"/>
-            <w:vAlign w:val="center"/>
-          </w:tcPr>
-          <w:p>
-            <w:pPr>
-              <w:spacing w:after="40" w:before="40" w:line="240" w:lineRule="auto"/>
-              <w:jc w:val="center"/>
-            </w:pPr>
-            <w:r>
-              <w:rPr>
-                <w:rFonts w:ascii="Times New Roman" w:hAnsi="Times New Roman" w:eastAsia="Times New Roman" w:cs="Times New Roman"/>
-                <w:color w:val="000000"/>
-                <w:sz w:val="18"/>
-              </w:rPr>
-              <w:t>Dev server &amp; bundle</w:t>
-            </w:r>
-          </w:p>
-        </w:tc>
-      </w:tr>
-      <w:tr>
-        <w:tc>
-          <w:tcPr>
-            <w:tcW w:type="dxa" w:w="1417"/>
-            <w:vAlign w:val="center"/>
-            <w:shd w:val="clear" w:color="auto" w:fill="F2F2F2"/>
-          </w:tcPr>
-          <w:p>
-            <w:pPr>
-              <w:spacing w:after="40" w:before="40" w:line="240" w:lineRule="auto"/>
-              <w:jc w:val="center"/>
-            </w:pPr>
-            <w:r>
-              <w:rPr>
-                <w:rFonts w:ascii="Times New Roman" w:hAnsi="Times New Roman" w:eastAsia="Times New Roman" w:cs="Times New Roman"/>
-                <w:color w:val="000000"/>
-                <w:sz w:val="18"/>
-              </w:rPr>
-              <w:t>Gráficos</w:t>
-            </w:r>
-          </w:p>
-        </w:tc>
-        <w:tc>
-          <w:tcPr>
-            <w:tcW w:type="dxa" w:w="2154"/>
-            <w:vAlign w:val="center"/>
-            <w:shd w:val="clear" w:color="auto" w:fill="F2F2F2"/>
-          </w:tcPr>
-          <w:p>
-            <w:pPr>
-              <w:spacing w:after="40" w:before="40" w:line="240" w:lineRule="auto"/>
-              <w:jc w:val="center"/>
-            </w:pPr>
-            <w:r>
-              <w:rPr>
-                <w:rFonts w:ascii="Times New Roman" w:hAnsi="Times New Roman" w:eastAsia="Times New Roman" w:cs="Times New Roman"/>
-                <w:color w:val="000000"/>
-                <w:sz w:val="18"/>
-              </w:rPr>
-              <w:t>Recharts</w:t>
-            </w:r>
-          </w:p>
-        </w:tc>
-        <w:tc>
-          <w:tcPr>
-            <w:tcW w:type="dxa" w:w="1247"/>
-            <w:vAlign w:val="center"/>
-            <w:shd w:val="clear" w:color="auto" w:fill="F2F2F2"/>
-          </w:tcPr>
-          <w:p>
-            <w:pPr>
-              <w:spacing w:after="40" w:before="40" w:line="240" w:lineRule="auto"/>
-              <w:jc w:val="center"/>
-            </w:pPr>
-            <w:r>
-              <w:rPr>
-                <w:rFonts w:ascii="Times New Roman" w:hAnsi="Times New Roman" w:eastAsia="Times New Roman" w:cs="Times New Roman"/>
-                <w:color w:val="000000"/>
-                <w:sz w:val="18"/>
-              </w:rPr>
-              <w:t>—</w:t>
-            </w:r>
-          </w:p>
-        </w:tc>
-        <w:tc>
-          <w:tcPr>
-            <w:tcW w:type="dxa" w:w="4252"/>
-            <w:vAlign w:val="center"/>
-            <w:shd w:val="clear" w:color="auto" w:fill="F2F2F2"/>
-          </w:tcPr>
-          <w:p>
-            <w:pPr>
-              <w:spacing w:after="40" w:before="40" w:line="240" w:lineRule="auto"/>
-              <w:jc w:val="center"/>
-            </w:pPr>
-            <w:r>
-              <w:rPr>
-                <w:rFonts w:ascii="Times New Roman" w:hAnsi="Times New Roman" w:eastAsia="Times New Roman" w:cs="Times New Roman"/>
-                <w:color w:val="000000"/>
-                <w:sz w:val="18"/>
-              </w:rPr>
-              <w:t>Barras / torta / línea</w:t>
-            </w:r>
-          </w:p>
-        </w:tc>
-      </w:tr>
-      <w:tr>
-        <w:tc>
-          <w:tcPr>
-            <w:tcW w:type="dxa" w:w="1417"/>
-            <w:vAlign w:val="center"/>
-          </w:tcPr>
-          <w:p>
-            <w:pPr>
-              <w:spacing w:after="40" w:before="40" w:line="240" w:lineRule="auto"/>
-              <w:jc w:val="center"/>
-            </w:pPr>
-            <w:r>
-              <w:rPr>
-                <w:rFonts w:ascii="Times New Roman" w:hAnsi="Times New Roman" w:eastAsia="Times New Roman" w:cs="Times New Roman"/>
-                <w:color w:val="000000"/>
-                <w:sz w:val="18"/>
-              </w:rPr>
-              <w:t>Mapa</w:t>
-            </w:r>
-          </w:p>
-        </w:tc>
-        <w:tc>
-          <w:tcPr>
-            <w:tcW w:type="dxa" w:w="2154"/>
-            <w:vAlign w:val="center"/>
-          </w:tcPr>
-          <w:p>
-            <w:pPr>
-              <w:spacing w:after="40" w:before="40" w:line="240" w:lineRule="auto"/>
-              <w:jc w:val="center"/>
-            </w:pPr>
-            <w:r>
-              <w:rPr>
-                <w:rFonts w:ascii="Times New Roman" w:hAnsi="Times New Roman" w:eastAsia="Times New Roman" w:cs="Times New Roman"/>
-                <w:color w:val="000000"/>
-                <w:sz w:val="18"/>
-              </w:rPr>
-              <w:t>Leaflet</w:t>
-            </w:r>
-          </w:p>
-        </w:tc>
-        <w:tc>
-          <w:tcPr>
-            <w:tcW w:type="dxa" w:w="1247"/>
-            <w:vAlign w:val="center"/>
-          </w:tcPr>
-          <w:p>
-            <w:pPr>
-              <w:spacing w:after="40" w:before="40" w:line="240" w:lineRule="auto"/>
-              <w:jc w:val="center"/>
-            </w:pPr>
-            <w:r>
-              <w:rPr>
-                <w:rFonts w:ascii="Times New Roman" w:hAnsi="Times New Roman" w:eastAsia="Times New Roman" w:cs="Times New Roman"/>
-                <w:color w:val="000000"/>
-                <w:sz w:val="18"/>
-              </w:rPr>
-              <w:t>—</w:t>
-            </w:r>
-          </w:p>
-        </w:tc>
-        <w:tc>
-          <w:tcPr>
-            <w:tcW w:type="dxa" w:w="4252"/>
-            <w:vAlign w:val="center"/>
-          </w:tcPr>
-          <w:p>
-            <w:pPr>
-              <w:spacing w:after="40" w:before="40" w:line="240" w:lineRule="auto"/>
-              <w:jc w:val="center"/>
-            </w:pPr>
-            <w:r>
-              <w:rPr>
-                <w:rFonts w:ascii="Times New Roman" w:hAnsi="Times New Roman" w:eastAsia="Times New Roman" w:cs="Times New Roman"/>
-                <w:color w:val="000000"/>
-                <w:sz w:val="18"/>
-              </w:rPr>
-              <w:t>Coroplético por depto</w:t>
-            </w:r>
-          </w:p>
-        </w:tc>
-      </w:tr>
-      <w:tr>
-        <w:tc>
-          <w:tcPr>
-            <w:tcW w:type="dxa" w:w="1417"/>
-            <w:vAlign w:val="center"/>
-            <w:shd w:val="clear" w:color="auto" w:fill="F2F2F2"/>
-          </w:tcPr>
-          <w:p>
-            <w:pPr>
-              <w:spacing w:after="40" w:before="40" w:line="240" w:lineRule="auto"/>
-              <w:jc w:val="center"/>
-            </w:pPr>
-            <w:r>
-              <w:rPr>
-                <w:rFonts w:ascii="Times New Roman" w:hAnsi="Times New Roman" w:eastAsia="Times New Roman" w:cs="Times New Roman"/>
-                <w:color w:val="000000"/>
-                <w:sz w:val="18"/>
-              </w:rPr>
-              <w:t>Auth</w:t>
-            </w:r>
-          </w:p>
-        </w:tc>
-        <w:tc>
-          <w:tcPr>
-            <w:tcW w:type="dxa" w:w="2154"/>
-            <w:vAlign w:val="center"/>
-            <w:shd w:val="clear" w:color="auto" w:fill="F2F2F2"/>
-          </w:tcPr>
-          <w:p>
-            <w:pPr>
-              <w:spacing w:after="40" w:before="40" w:line="240" w:lineRule="auto"/>
-              <w:jc w:val="center"/>
-            </w:pPr>
-            <w:r>
-              <w:rPr>
-                <w:rFonts w:ascii="Times New Roman" w:hAnsi="Times New Roman" w:eastAsia="Times New Roman" w:cs="Times New Roman"/>
-                <w:color w:val="000000"/>
-                <w:sz w:val="18"/>
-              </w:rPr>
-              <w:t>SimpleJWT</w:t>
-            </w:r>
-          </w:p>
-        </w:tc>
-        <w:tc>
-          <w:tcPr>
-            <w:tcW w:type="dxa" w:w="1247"/>
-            <w:vAlign w:val="center"/>
-            <w:shd w:val="clear" w:color="auto" w:fill="F2F2F2"/>
-          </w:tcPr>
-          <w:p>
-            <w:pPr>
-              <w:spacing w:after="40" w:before="40" w:line="240" w:lineRule="auto"/>
-              <w:jc w:val="center"/>
-            </w:pPr>
-            <w:r>
-              <w:rPr>
-                <w:rFonts w:ascii="Times New Roman" w:hAnsi="Times New Roman" w:eastAsia="Times New Roman" w:cs="Times New Roman"/>
-                <w:color w:val="000000"/>
-                <w:sz w:val="18"/>
-              </w:rPr>
-              <w:t>5.3</w:t>
-            </w:r>
-          </w:p>
-        </w:tc>
-        <w:tc>
-          <w:tcPr>
-            <w:tcW w:type="dxa" w:w="4252"/>
-            <w:vAlign w:val="center"/>
-            <w:shd w:val="clear" w:color="auto" w:fill="F2F2F2"/>
-          </w:tcPr>
-          <w:p>
-            <w:pPr>
-              <w:spacing w:after="40" w:before="40" w:line="240" w:lineRule="auto"/>
-              <w:jc w:val="center"/>
-            </w:pPr>
-            <w:r>
-              <w:rPr>
-                <w:rFonts w:ascii="Times New Roman" w:hAnsi="Times New Roman" w:eastAsia="Times New Roman" w:cs="Times New Roman"/>
-                <w:color w:val="000000"/>
-                <w:sz w:val="18"/>
-              </w:rPr>
-              <w:t>JWT access 1h (v2)</w:t>
-            </w:r>
-          </w:p>
-        </w:tc>
-      </w:tr>
-      <w:tr>
-        <w:tc>
-          <w:tcPr>
-            <w:tcW w:type="dxa" w:w="1417"/>
-            <w:vAlign w:val="center"/>
-          </w:tcPr>
-          <w:p>
-            <w:pPr>
-              <w:spacing w:after="40" w:before="40" w:line="240" w:lineRule="auto"/>
-              <w:jc w:val="center"/>
-            </w:pPr>
-            <w:r>
-              <w:rPr>
-                <w:rFonts w:ascii="Times New Roman" w:hAnsi="Times New Roman" w:eastAsia="Times New Roman" w:cs="Times New Roman"/>
-                <w:color w:val="000000"/>
-                <w:sz w:val="18"/>
-              </w:rPr>
-              <w:t>HTTP</w:t>
-            </w:r>
-          </w:p>
-        </w:tc>
-        <w:tc>
-          <w:tcPr>
-            <w:tcW w:type="dxa" w:w="2154"/>
-            <w:vAlign w:val="center"/>
-          </w:tcPr>
-          <w:p>
-            <w:pPr>
-              <w:spacing w:after="40" w:before="40" w:line="240" w:lineRule="auto"/>
-              <w:jc w:val="center"/>
-            </w:pPr>
-            <w:r>
-              <w:rPr>
-                <w:rFonts w:ascii="Times New Roman" w:hAnsi="Times New Roman" w:eastAsia="Times New Roman" w:cs="Times New Roman"/>
-                <w:color w:val="000000"/>
-                <w:sz w:val="18"/>
-              </w:rPr>
-              <w:t>Axios + TanStack Query</w:t>
-            </w:r>
-          </w:p>
-        </w:tc>
-        <w:tc>
-          <w:tcPr>
-            <w:tcW w:type="dxa" w:w="1247"/>
-            <w:vAlign w:val="center"/>
-          </w:tcPr>
-          <w:p>
-            <w:pPr>
-              <w:spacing w:after="40" w:before="40" w:line="240" w:lineRule="auto"/>
-              <w:jc w:val="center"/>
-            </w:pPr>
-            <w:r>
-              <w:rPr>
-                <w:rFonts w:ascii="Times New Roman" w:hAnsi="Times New Roman" w:eastAsia="Times New Roman" w:cs="Times New Roman"/>
-                <w:color w:val="000000"/>
-                <w:sz w:val="18"/>
-              </w:rPr>
-              <w:t>—</w:t>
-            </w:r>
-          </w:p>
-        </w:tc>
-        <w:tc>
-          <w:tcPr>
-            <w:tcW w:type="dxa" w:w="4252"/>
-            <w:vAlign w:val="center"/>
-          </w:tcPr>
-          <w:p>
-            <w:pPr>
-              <w:spacing w:after="40" w:before="40" w:line="240" w:lineRule="auto"/>
-              <w:jc w:val="center"/>
-            </w:pPr>
-            <w:r>
-              <w:rPr>
-                <w:rFonts w:ascii="Times New Roman" w:hAnsi="Times New Roman" w:eastAsia="Times New Roman" w:cs="Times New Roman"/>
-                <w:color w:val="000000"/>
-                <w:sz w:val="18"/>
-              </w:rPr>
-              <w:t>Cache, polling y timing</w:t>
-            </w:r>
-          </w:p>
-        </w:tc>
-      </w:tr>
-      <w:tr>
-        <w:tc>
-          <w:tcPr>
-            <w:tcW w:type="dxa" w:w="1417"/>
-            <w:vAlign w:val="center"/>
-            <w:shd w:val="clear" w:color="auto" w:fill="F2F2F2"/>
-          </w:tcPr>
-          <w:p>
-            <w:pPr>
-              <w:spacing w:after="40" w:before="40" w:line="240" w:lineRule="auto"/>
-              <w:jc w:val="center"/>
-            </w:pPr>
-            <w:r>
-              <w:rPr>
-                <w:rFonts w:ascii="Times New Roman" w:hAnsi="Times New Roman" w:eastAsia="Times New Roman" w:cs="Times New Roman"/>
-                <w:color w:val="000000"/>
-                <w:sz w:val="18"/>
-              </w:rPr>
-              <w:t>Virtualización</w:t>
-            </w:r>
-          </w:p>
-        </w:tc>
-        <w:tc>
-          <w:tcPr>
-            <w:tcW w:type="dxa" w:w="2154"/>
-            <w:vAlign w:val="center"/>
-            <w:shd w:val="clear" w:color="auto" w:fill="F2F2F2"/>
-          </w:tcPr>
-          <w:p>
-            <w:pPr>
-              <w:spacing w:after="40" w:before="40" w:line="240" w:lineRule="auto"/>
-              <w:jc w:val="center"/>
-            </w:pPr>
-            <w:r>
-              <w:rPr>
-                <w:rFonts w:ascii="Times New Roman" w:hAnsi="Times New Roman" w:eastAsia="Times New Roman" w:cs="Times New Roman"/>
-                <w:color w:val="000000"/>
-                <w:sz w:val="18"/>
-              </w:rPr>
-              <w:t>@tanstack/react-virtual</w:t>
-            </w:r>
-          </w:p>
-        </w:tc>
-        <w:tc>
-          <w:tcPr>
-            <w:tcW w:type="dxa" w:w="1247"/>
-            <w:vAlign w:val="center"/>
-            <w:shd w:val="clear" w:color="auto" w:fill="F2F2F2"/>
-          </w:tcPr>
-          <w:p>
-            <w:pPr>
-              <w:spacing w:after="40" w:before="40" w:line="240" w:lineRule="auto"/>
-              <w:jc w:val="center"/>
-            </w:pPr>
-            <w:r>
-              <w:rPr>
-                <w:rFonts w:ascii="Times New Roman" w:hAnsi="Times New Roman" w:eastAsia="Times New Roman" w:cs="Times New Roman"/>
-                <w:color w:val="000000"/>
-                <w:sz w:val="18"/>
-              </w:rPr>
-              <w:t>—</w:t>
-            </w:r>
-          </w:p>
-        </w:tc>
-        <w:tc>
-          <w:tcPr>
-            <w:tcW w:type="dxa" w:w="4252"/>
-            <w:vAlign w:val="center"/>
-            <w:shd w:val="clear" w:color="auto" w:fill="F2F2F2"/>
-          </w:tcPr>
-          <w:p>
-            <w:pPr>
-              <w:spacing w:after="40" w:before="40" w:line="240" w:lineRule="auto"/>
-              <w:jc w:val="center"/>
-            </w:pPr>
-            <w:r>
-              <w:rPr>
-                <w:rFonts w:ascii="Times New Roman" w:hAnsi="Times New Roman" w:eastAsia="Times New Roman" w:cs="Times New Roman"/>
-                <w:color w:val="000000"/>
-                <w:sz w:val="18"/>
-              </w:rPr>
-              <w:t>60 FPS</w:t>
-            </w:r>
-          </w:p>
-        </w:tc>
-      </w:tr>
-    </w:tbl>
-    <w:p>
-      <w:pPr>
-        <w:spacing w:after="120"/>
-      </w:pPr>
-    </w:p>
-    <w:p>
-      <w:pPr>
-        <w:pStyle w:val="Heading2"/>
-        <w:keepNext/>
-        <w:spacing w:before="240" w:after="120" w:line="276" w:lineRule="auto"/>
-      </w:pPr>
-      <w:r>
-        <w:rPr>
-          <w:rFonts w:ascii="Times New Roman" w:hAnsi="Times New Roman" w:eastAsia="Times New Roman" w:cs="Times New Roman"/>
-          <w:b/>
-          <w:sz w:val="24"/>
-        </w:rPr>
-        <w:t>¿Por qué no todo en React o solo BD?</w:t>
-      </w:r>
-    </w:p>
-    <w:p>
-      <w:pPr>
-        <w:pStyle w:val="ListBullet"/>
-        <w:spacing w:after="40" w:line="276" w:lineRule="auto"/>
-        <w:ind w:left="720"/>
-        <w:jc w:val="both"/>
-      </w:pPr>
-      <w:r>
-        <w:rPr>
-          <w:rFonts w:ascii="Times New Roman" w:hAnsi="Times New Roman" w:eastAsia="Times New Roman" w:cs="Times New Roman"/>
-          <w:b/>
-          <w:sz w:val="24"/>
-        </w:rPr>
-        <w:t xml:space="preserve">Solo React: </w:t>
-      </w:r>
-      <w:r>
-        <w:rPr>
-          <w:rFonts w:ascii="Times New Roman" w:hAnsi="Times New Roman" w:eastAsia="Times New Roman" w:cs="Times New Roman"/>
-          <w:sz w:val="24"/>
-        </w:rPr>
-        <w:t>Solo React: 500k filas = 100MB JSON → memoria del navegador colapsa, 60FPS imposible.</w:t>
-      </w:r>
-    </w:p>
-    <w:p>
-      <w:pPr>
-        <w:pStyle w:val="ListBullet"/>
-        <w:spacing w:after="40" w:line="276" w:lineRule="auto"/>
-        <w:ind w:left="720"/>
-        <w:jc w:val="both"/>
-      </w:pPr>
-      <w:r>
-        <w:rPr>
-          <w:rFonts w:ascii="Times New Roman" w:hAnsi="Times New Roman" w:eastAsia="Times New Roman" w:cs="Times New Roman"/>
-          <w:b/>
-          <w:sz w:val="24"/>
-        </w:rPr>
-        <w:t>Solo BD: Solo BD: PostgreSQL local sin Django pierde validación, ORM, migraciones, Admin y DRF. Además, exponer PG directo es inseguro.</w:t>
-      </w:r>
-      <w:r>
-        <w:rPr>
-          <w:rFonts w:ascii="Times New Roman" w:hAnsi="Times New Roman" w:eastAsia="Times New Roman" w:cs="Times New Roman"/>
-          <w:sz w:val="24"/>
-        </w:rPr>
-      </w:r>
-    </w:p>
-    <w:p>
-      <w:pPr>
-        <w:pStyle w:val="ListBullet"/>
-        <w:spacing w:after="40" w:line="276" w:lineRule="auto"/>
-        <w:ind w:left="720"/>
-        <w:jc w:val="both"/>
-      </w:pPr>
-      <w:r>
-        <w:rPr>
-          <w:rFonts w:ascii="Times New Roman" w:hAnsi="Times New Roman" w:eastAsia="Times New Roman" w:cs="Times New Roman"/>
-          <w:b/>
-          <w:sz w:val="24"/>
-        </w:rPr>
-        <w:t>Django+PostgreSQL: Django+PostgreSQL: agregación en BD con SUM/COUNT/GROUP BY es ~100× más rápida que JS en cliente y reduce payload 2000×, y el profiler lo demuestra.</w:t>
-      </w:r>
-      <w:r>
-        <w:rPr>
-          <w:rFonts w:ascii="Times New Roman" w:hAnsi="Times New Roman" w:eastAsia="Times New Roman" w:cs="Times New Roman"/>
-          <w:sz w:val="24"/>
-        </w:rPr>
-      </w:r>
-    </w:p>
-    <w:p>
-      <w:pPr>
-        <w:widowControl/>
-        <w:spacing w:before="160" w:after="120" w:line="276" w:lineRule="auto"/>
-        <w:jc w:val="both"/>
-      </w:pPr>
-      <w:r>
-        <w:rPr>
-          <w:rFonts w:ascii="Times New Roman" w:hAnsi="Times New Roman" w:eastAsia="Times New Roman" w:cs="Times New Roman"/>
-          <w:b/>
-          <w:i/>
-          <w:sz w:val="22"/>
-        </w:rPr>
-        <w:t>Matriz de decisiones</w:t>
-      </w:r>
-    </w:p>
-    <w:tbl>
-      <w:tblPr>
-        <w:tblStyle w:val="TableGrid"/>
+        <w:tblStyle w:val="LightGrid-Accent1"/>
         <w:tblW w:type="auto" w:w="0"/>
         <w:jc w:val="center"/>
         <w:tblLook w:firstColumn="1" w:firstRow="1" w:lastColumn="0" w:lastRow="0" w:noHBand="0" w:noVBand="1" w:val="04A0"/>
@@ -3363,67 +1618,58 @@
       <w:tr>
         <w:tc>
           <w:tcPr>
-            <w:tcW w:type="dxa" w:w="2551"/>
-            <w:vAlign w:val="center"/>
-            <w:shd w:val="clear" w:color="auto" w:fill="009640"/>
+            <w:tcW w:type="dxa" w:w="3120"/>
+            <w:shd w:fill="1A3C5E"/>
           </w:tcPr>
           <w:p>
             <w:pPr>
-              <w:spacing w:after="40" w:before="40" w:line="240" w:lineRule="auto"/>
               <w:jc w:val="center"/>
             </w:pPr>
             <w:r>
               <w:rPr>
-                <w:rFonts w:ascii="Times New Roman" w:hAnsi="Times New Roman" w:eastAsia="Times New Roman" w:cs="Times New Roman"/>
                 <w:b/>
                 <w:color w:val="FFFFFF"/>
                 <w:sz w:val="18"/>
               </w:rPr>
-              <w:t>Decisión</w:t>
+              <w:t>Capa</w:t>
             </w:r>
           </w:p>
         </w:tc>
         <w:tc>
           <w:tcPr>
-            <w:tcW w:type="dxa" w:w="2551"/>
-            <w:vAlign w:val="center"/>
-            <w:shd w:val="clear" w:color="auto" w:fill="009640"/>
+            <w:tcW w:type="dxa" w:w="3120"/>
+            <w:shd w:fill="1A3C5E"/>
           </w:tcPr>
           <w:p>
             <w:pPr>
-              <w:spacing w:after="40" w:before="40" w:line="240" w:lineRule="auto"/>
               <w:jc w:val="center"/>
             </w:pPr>
             <w:r>
               <w:rPr>
-                <w:rFonts w:ascii="Times New Roman" w:hAnsi="Times New Roman" w:eastAsia="Times New Roman" w:cs="Times New Roman"/>
                 <w:b/>
                 <w:color w:val="FFFFFF"/>
                 <w:sz w:val="18"/>
               </w:rPr>
-              <w:t>Alternativa descartada</w:t>
+              <w:t>Tecnología</w:t>
             </w:r>
           </w:p>
         </w:tc>
         <w:tc>
           <w:tcPr>
-            <w:tcW w:type="dxa" w:w="3969"/>
-            <w:vAlign w:val="center"/>
-            <w:shd w:val="clear" w:color="auto" w:fill="009640"/>
+            <w:tcW w:type="dxa" w:w="3120"/>
+            <w:shd w:fill="1A3C5E"/>
           </w:tcPr>
           <w:p>
             <w:pPr>
-              <w:spacing w:after="40" w:before="40" w:line="240" w:lineRule="auto"/>
               <w:jc w:val="center"/>
             </w:pPr>
             <w:r>
               <w:rPr>
-                <w:rFonts w:ascii="Times New Roman" w:hAnsi="Times New Roman" w:eastAsia="Times New Roman" w:cs="Times New Roman"/>
                 <w:b/>
                 <w:color w:val="FFFFFF"/>
                 <w:sz w:val="18"/>
               </w:rPr>
-              <w:t>Justificación</w:t>
+              <w:t>Justificación V3</w:t>
             </w:r>
           </w:p>
         </w:tc>
@@ -3431,61 +1677,40 @@
       <w:tr>
         <w:tc>
           <w:tcPr>
-            <w:tcW w:type="dxa" w:w="2551"/>
-            <w:vAlign w:val="center"/>
+            <w:tcW w:type="dxa" w:w="3120"/>
           </w:tcPr>
           <w:p>
-            <w:pPr>
-              <w:spacing w:after="40" w:before="40" w:line="240" w:lineRule="auto"/>
-              <w:jc w:val="center"/>
-            </w:pPr>
             <w:r>
               <w:rPr>
-                <w:rFonts w:ascii="Times New Roman" w:hAnsi="Times New Roman" w:eastAsia="Times New Roman" w:cs="Times New Roman"/>
-                <w:color w:val="000000"/>
-                <w:sz w:val="18"/>
+                <w:sz w:val="16"/>
               </w:rPr>
-              <w:t>PostgreSQL local (pgAdmin) 5432</w:t>
+              <w:t>Frontend</w:t>
             </w:r>
           </w:p>
         </w:tc>
         <w:tc>
           <w:tcPr>
-            <w:tcW w:type="dxa" w:w="2551"/>
-            <w:vAlign w:val="center"/>
+            <w:tcW w:type="dxa" w:w="3120"/>
           </w:tcPr>
           <w:p>
-            <w:pPr>
-              <w:spacing w:after="40" w:before="40" w:line="240" w:lineRule="auto"/>
-              <w:jc w:val="center"/>
-            </w:pPr>
             <w:r>
               <w:rPr>
-                <w:rFonts w:ascii="Times New Roman" w:hAnsi="Times New Roman" w:eastAsia="Times New Roman" w:cs="Times New Roman"/>
-                <w:color w:val="000000"/>
-                <w:sz w:val="18"/>
+                <w:sz w:val="16"/>
               </w:rPr>
-              <w:t>Supabase free 500MB (descartado)</w:t>
+              <w:t>React 19.2.8 + Vite 8.2 + TanStack Query/Virtual + Recharts + Leaflet + react-force-graph</w:t>
             </w:r>
           </w:p>
         </w:tc>
         <w:tc>
           <w:tcPr>
-            <w:tcW w:type="dxa" w:w="3969"/>
-            <w:vAlign w:val="center"/>
+            <w:tcW w:type="dxa" w:w="3120"/>
           </w:tcPr>
           <w:p>
-            <w:pPr>
-              <w:spacing w:after="40" w:before="40" w:line="240" w:lineRule="auto"/>
-              <w:jc w:val="center"/>
-            </w:pPr>
             <w:r>
               <w:rPr>
-                <w:rFonts w:ascii="Times New Roman" w:hAnsi="Times New Roman" w:eastAsia="Times New Roman" w:cs="Times New Roman"/>
-                <w:color w:val="000000"/>
-                <w:sz w:val="18"/>
+                <w:sz w:val="16"/>
               </w:rPr>
-              <w:t>Sin techo para 5.98M filas + índices; evita pooler/IPv6; acceso directo local vía pgAdmin</w:t>
+              <w:t>Pública: virtualiza 500k a 60 FPS. Privada: bandeja sin recarga con keepPreviousData.</w:t>
             </w:r>
           </w:p>
         </w:tc>
@@ -3493,64 +1718,40 @@
       <w:tr>
         <w:tc>
           <w:tcPr>
-            <w:tcW w:type="dxa" w:w="2551"/>
-            <w:vAlign w:val="center"/>
-            <w:shd w:val="clear" w:color="auto" w:fill="F2F2F2"/>
+            <w:tcW w:type="dxa" w:w="3120"/>
           </w:tcPr>
           <w:p>
-            <w:pPr>
-              <w:spacing w:after="40" w:before="40" w:line="240" w:lineRule="auto"/>
-              <w:jc w:val="center"/>
-            </w:pPr>
             <w:r>
               <w:rPr>
-                <w:rFonts w:ascii="Times New Roman" w:hAnsi="Times New Roman" w:eastAsia="Times New Roman" w:cs="Times New Roman"/>
-                <w:color w:val="000000"/>
-                <w:sz w:val="18"/>
+                <w:sz w:val="16"/>
               </w:rPr>
-              <w:t>DRF aggregate (SUM/COUNT)</w:t>
+              <w:t>Backend</w:t>
             </w:r>
           </w:p>
         </w:tc>
         <w:tc>
           <w:tcPr>
-            <w:tcW w:type="dxa" w:w="2551"/>
-            <w:vAlign w:val="center"/>
-            <w:shd w:val="clear" w:color="auto" w:fill="F2F2F2"/>
+            <w:tcW w:type="dxa" w:w="3120"/>
           </w:tcPr>
           <w:p>
-            <w:pPr>
-              <w:spacing w:after="40" w:before="40" w:line="240" w:lineRule="auto"/>
-              <w:jc w:val="center"/>
-            </w:pPr>
             <w:r>
               <w:rPr>
-                <w:rFonts w:ascii="Times New Roman" w:hAnsi="Times New Roman" w:eastAsia="Times New Roman" w:cs="Times New Roman"/>
-                <w:color w:val="000000"/>
-                <w:sz w:val="18"/>
+                <w:sz w:val="16"/>
               </w:rPr>
-              <w:t>Traer filas al front</w:t>
+              <w:t>Django 5.0.14 + DRF 3.18 + SimpleJWT 5.3 + gunicorn + python-dotenv</w:t>
             </w:r>
           </w:p>
         </w:tc>
         <w:tc>
           <w:tcPr>
-            <w:tcW w:type="dxa" w:w="3969"/>
-            <w:vAlign w:val="center"/>
-            <w:shd w:val="clear" w:color="auto" w:fill="F2F2F2"/>
+            <w:tcW w:type="dxa" w:w="3120"/>
           </w:tcPr>
           <w:p>
-            <w:pPr>
-              <w:spacing w:after="40" w:before="40" w:line="240" w:lineRule="auto"/>
-              <w:jc w:val="center"/>
-            </w:pPr>
             <w:r>
               <w:rPr>
-                <w:rFonts w:ascii="Times New Roman" w:hAnsi="Times New Roman" w:eastAsia="Times New Roman" w:cs="Times New Roman"/>
-                <w:color w:val="000000"/>
-                <w:sz w:val="18"/>
+                <w:sz w:val="16"/>
               </w:rPr>
-              <w:t>50KB vs 100MB por filtro</w:t>
+              <w:t>ETL + agregación + matchmaking + auth. Service Layer + bulk_create.</w:t>
             </w:r>
           </w:p>
         </w:tc>
@@ -3558,61 +1759,40 @@
       <w:tr>
         <w:tc>
           <w:tcPr>
-            <w:tcW w:type="dxa" w:w="2551"/>
-            <w:vAlign w:val="center"/>
+            <w:tcW w:type="dxa" w:w="3120"/>
           </w:tcPr>
           <w:p>
-            <w:pPr>
-              <w:spacing w:after="40" w:before="40" w:line="240" w:lineRule="auto"/>
-              <w:jc w:val="center"/>
-            </w:pPr>
             <w:r>
               <w:rPr>
-                <w:rFonts w:ascii="Times New Roman" w:hAnsi="Times New Roman" w:eastAsia="Times New Roman" w:cs="Times New Roman"/>
-                <w:color w:val="000000"/>
-                <w:sz w:val="18"/>
+                <w:sz w:val="16"/>
               </w:rPr>
-              <w:t>Job+polling (Thread)</w:t>
+              <w:t>BD</w:t>
             </w:r>
           </w:p>
         </w:tc>
         <w:tc>
           <w:tcPr>
-            <w:tcW w:type="dxa" w:w="2551"/>
-            <w:vAlign w:val="center"/>
+            <w:tcW w:type="dxa" w:w="3120"/>
           </w:tcPr>
           <w:p>
-            <w:pPr>
-              <w:spacing w:after="40" w:before="40" w:line="240" w:lineRule="auto"/>
-              <w:jc w:val="center"/>
-            </w:pPr>
             <w:r>
               <w:rPr>
-                <w:rFonts w:ascii="Times New Roman" w:hAnsi="Times New Roman" w:eastAsia="Times New Roman" w:cs="Times New Roman"/>
-                <w:color w:val="000000"/>
-                <w:sz w:val="18"/>
+                <w:sz w:val="16"/>
               </w:rPr>
-              <w:t>Celery+Redis</w:t>
+              <w:t>PostgreSQL 16 local (pgAdmin 5432) + índices B-tree + GIN futuro</w:t>
             </w:r>
           </w:p>
         </w:tc>
         <w:tc>
           <w:tcPr>
-            <w:tcW w:type="dxa" w:w="3969"/>
-            <w:vAlign w:val="center"/>
+            <w:tcW w:type="dxa" w:w="3120"/>
           </w:tcPr>
           <w:p>
-            <w:pPr>
-              <w:spacing w:after="40" w:before="40" w:line="240" w:lineRule="auto"/>
-              <w:jc w:val="center"/>
-            </w:pPr>
             <w:r>
               <w:rPr>
-                <w:rFonts w:ascii="Times New Roman" w:hAnsi="Times New Roman" w:eastAsia="Times New Roman" w:cs="Times New Roman"/>
-                <w:color w:val="000000"/>
-                <w:sz w:val="18"/>
+                <w:sz w:val="16"/>
               </w:rPr>
-              <w:t>Sin Redis en MVP, mismo patrón async, 5 semanas alcanzan</w:t>
+              <w:t>SUM/COUNT/GROUP BY + ILIKE radar en ms. Sin techo 500MB.</w:t>
             </w:r>
           </w:p>
         </w:tc>
@@ -3620,64 +1800,40 @@
       <w:tr>
         <w:tc>
           <w:tcPr>
-            <w:tcW w:type="dxa" w:w="2551"/>
-            <w:vAlign w:val="center"/>
-            <w:shd w:val="clear" w:color="auto" w:fill="F2F2F2"/>
+            <w:tcW w:type="dxa" w:w="3120"/>
           </w:tcPr>
           <w:p>
-            <w:pPr>
-              <w:spacing w:after="40" w:before="40" w:line="240" w:lineRule="auto"/>
-              <w:jc w:val="center"/>
-            </w:pPr>
             <w:r>
               <w:rPr>
-                <w:rFonts w:ascii="Times New Roman" w:hAnsi="Times New Roman" w:eastAsia="Times New Roman" w:cs="Times New Roman"/>
-                <w:color w:val="000000"/>
-                <w:sz w:val="18"/>
+                <w:sz w:val="16"/>
               </w:rPr>
-              <w:t>Recharts</w:t>
+              <w:t>Infra</w:t>
             </w:r>
           </w:p>
         </w:tc>
         <w:tc>
           <w:tcPr>
-            <w:tcW w:type="dxa" w:w="2551"/>
-            <w:vAlign w:val="center"/>
-            <w:shd w:val="clear" w:color="auto" w:fill="F2F2F2"/>
+            <w:tcW w:type="dxa" w:w="3120"/>
           </w:tcPr>
           <w:p>
-            <w:pPr>
-              <w:spacing w:after="40" w:before="40" w:line="240" w:lineRule="auto"/>
-              <w:jc w:val="center"/>
-            </w:pPr>
             <w:r>
               <w:rPr>
-                <w:rFonts w:ascii="Times New Roman" w:hAnsi="Times New Roman" w:eastAsia="Times New Roman" w:cs="Times New Roman"/>
-                <w:color w:val="000000"/>
-                <w:sz w:val="18"/>
+                <w:sz w:val="16"/>
               </w:rPr>
-              <w:t>Chart.js</w:t>
+              <w:t>Docker 3 servicios (db/backend/frontend) + nginx SPA + deploy.ps1/sh</w:t>
             </w:r>
           </w:p>
         </w:tc>
         <w:tc>
           <w:tcPr>
-            <w:tcW w:type="dxa" w:w="3969"/>
-            <w:vAlign w:val="center"/>
-            <w:shd w:val="clear" w:color="auto" w:fill="F2F2F2"/>
+            <w:tcW w:type="dxa" w:w="3120"/>
           </w:tcPr>
           <w:p>
-            <w:pPr>
-              <w:spacing w:after="40" w:before="40" w:line="240" w:lineRule="auto"/>
-              <w:jc w:val="center"/>
-            </w:pPr>
             <w:r>
               <w:rPr>
-                <w:rFonts w:ascii="Times New Roman" w:hAnsi="Times New Roman" w:eastAsia="Times New Roman" w:cs="Times New Roman"/>
-                <w:color w:val="000000"/>
-                <w:sz w:val="18"/>
+                <w:sz w:val="16"/>
               </w:rPr>
-              <w:t>Nativo React, menor bundle</w:t>
+              <w:t>RNF-10 reproducible: migrate antes de publicar, env por entorno, HTTPS Render/Vercel.</w:t>
             </w:r>
           </w:p>
         </w:tc>
@@ -3685,61 +1841,944 @@
       <w:tr>
         <w:tc>
           <w:tcPr>
-            <w:tcW w:type="dxa" w:w="2551"/>
-            <w:vAlign w:val="center"/>
+            <w:tcW w:type="dxa" w:w="3120"/>
           </w:tcPr>
           <w:p>
-            <w:pPr>
-              <w:spacing w:after="40" w:before="40" w:line="240" w:lineRule="auto"/>
-              <w:jc w:val="center"/>
-            </w:pPr>
             <w:r>
               <w:rPr>
-                <w:rFonts w:ascii="Times New Roman" w:hAnsi="Times New Roman" w:eastAsia="Times New Roman" w:cs="Times New Roman"/>
-                <w:color w:val="000000"/>
-                <w:sz w:val="18"/>
+                <w:sz w:val="16"/>
               </w:rPr>
-              <w:t>$limit=50k + $offset + $order=:id</w:t>
+              <w:t>Calidad</w:t>
             </w:r>
           </w:p>
         </w:tc>
         <w:tc>
           <w:tcPr>
-            <w:tcW w:type="dxa" w:w="2551"/>
-            <w:vAlign w:val="center"/>
+            <w:tcW w:type="dxa" w:w="3120"/>
           </w:tcPr>
           <w:p>
-            <w:pPr>
-              <w:spacing w:after="40" w:before="40" w:line="240" w:lineRule="auto"/>
-              <w:jc w:val="center"/>
-            </w:pPr>
             <w:r>
               <w:rPr>
-                <w:rFonts w:ascii="Times New Roman" w:hAnsi="Times New Roman" w:eastAsia="Times New Roman" w:cs="Times New Roman"/>
-                <w:color w:val="000000"/>
-                <w:sz w:val="18"/>
+                <w:sz w:val="16"/>
               </w:rPr>
-              <w:t>$limit=1000 fijo sin orden</w:t>
+              <w:t>pytest 5 + vitest 3 + Swagger 34 endpoints + ERRORES.md</w:t>
             </w:r>
           </w:p>
         </w:tc>
         <w:tc>
           <w:tcPr>
-            <w:tcW w:type="dxa" w:w="3969"/>
-            <w:vAlign w:val="center"/>
+            <w:tcW w:type="dxa" w:w="3120"/>
+          </w:tcPr>
+          <w:p>
+            <w:r>
+              <w:rPr>
+                <w:sz w:val="16"/>
+              </w:rPr>
+              <w:t>Guía 4: pruebas + docs + versionado Git PR + tag.</w:t>
+            </w:r>
+          </w:p>
+        </w:tc>
+      </w:tr>
+    </w:tbl>
+    <w:p/>
+    <w:p>
+      <w:pPr>
+        <w:spacing w:after="120"/>
+      </w:pPr>
+      <w:r>
+        <w:rPr>
+          <w:rFonts w:ascii="Calibri" w:hAnsi="Calibri"/>
+          <w:b/>
+          <w:i w:val="0"/>
+          <w:sz w:val="18"/>
+        </w:rPr>
+        <w:t>¿Por qué no todo en React o solo BD?</w:t>
+      </w:r>
+    </w:p>
+    <w:p>
+      <w:pPr>
+        <w:pStyle w:val="ListBullet"/>
+      </w:pPr>
+      <w:r>
+        <w:rPr>
+          <w:b/>
+        </w:rPr>
+        <w:t xml:space="preserve">Solo React: </w:t>
+      </w:r>
+      <w:r>
+        <w:rPr>
+          <w:sz w:val="18"/>
+        </w:rPr>
+        <w:t>500k filas = 100MB JSON → memoria colapsa, 60 FPS imposible.</w:t>
+      </w:r>
+    </w:p>
+    <w:p>
+      <w:pPr>
+        <w:pStyle w:val="ListBullet"/>
+      </w:pPr>
+      <w:r>
+        <w:rPr>
+          <w:b/>
+        </w:rPr>
+        <w:t xml:space="preserve">Solo BD: </w:t>
+      </w:r>
+      <w:r>
+        <w:rPr>
+          <w:sz w:val="18"/>
+        </w:rPr>
+        <w:t>PostgreSQL sin Django pierde validación, ORM, migraciones, Admin, DRF, JWT y matchmaking. Exponer PG directo es inseguro.</w:t>
+      </w:r>
+    </w:p>
+    <w:p>
+      <w:pPr>
+        <w:pStyle w:val="ListBullet"/>
+      </w:pPr>
+      <w:r>
+        <w:rPr>
+          <w:b/>
+        </w:rPr>
+        <w:t xml:space="preserve">Django+PostgreSQL: </w:t>
+      </w:r>
+      <w:r>
+        <w:rPr>
+          <w:color w:val="1E6B4A"/>
+          <w:sz w:val="18"/>
+        </w:rPr>
+        <w:t>Agregación + Matchmaking en BD es 100× más rápido que JS en cliente y reduce payload 2000×, y el profiler + bandeja lo demuestran.</w:t>
+      </w:r>
+    </w:p>
+    <w:p>
+      <w:pPr>
+        <w:pStyle w:val="Heading1"/>
+        <w:spacing w:before="240" w:after="120"/>
+      </w:pPr>
+      <w:r>
+        <w:rPr>
+          <w:rFonts w:ascii="Calibri" w:hAnsi="Calibri"/>
+          <w:b/>
+          <w:color w:val="1A3C5E"/>
+          <w:sz w:val="26"/>
+        </w:rPr>
+        <w:t>7  Arquitectura Decoupled y Flujo End-to-End (Embudo Freemium)</w:t>
+      </w:r>
+    </w:p>
+    <w:p>
+      <w:pPr>
+        <w:spacing w:after="120"/>
+      </w:pPr>
+      <w:r>
+        <w:rPr>
+          <w:rFonts w:ascii="Calibri" w:hAnsi="Calibri"/>
+          <w:b/>
+          <w:i w:val="0"/>
+          <w:sz w:val="18"/>
+        </w:rPr>
+        <w:t>Diagrama:</w:t>
+      </w:r>
+    </w:p>
+    <w:p>
+      <w:pPr>
+        <w:jc w:val="center"/>
+      </w:pPr>
+      <w:r>
+        <w:rPr>
+          <w:rFonts w:ascii="Consolas" w:hAnsi="Consolas"/>
+          <w:color w:val="2C3E50"/>
+          <w:sz w:val="14"/>
+        </w:rPr>
+        <w:t>[ datos.gov.co SODA jbjy-vk9h 5.98M — 85 cols ]</w:t>
+        <w:br/>
+        <w:t xml:space="preserve">      | $limit=50k &amp; $offset + $order=:id + X-App-Token</w:t>
+        <w:br/>
+        <w:t xml:space="preserve">      v</w:t>
+        <w:br/>
+        <w:t>[ React —CTA Freemium→  Login JWT ] → [ Django + ProcessingJob(pending) 202 Accepted ] → bulk_create 1000</w:t>
+        <w:br/>
+        <w:t xml:space="preserve">                                      |                ↓</w:t>
+        <w:br/>
+        <w:t xml:space="preserve">                            [ PostgreSQL local 85 cols indexadas ←migrate ]</w:t>
+        <w:br/>
+        <w:t xml:space="preserve">                                      |  aggregate SUM/COUNT + matchmaking Radar</w:t>
+        <w:br/>
+        <w:t xml:space="preserve">                                      ↓</w:t>
+        <w:br/>
+        <w:t>[ React filtros + Profiler 4 barras ] ←GET /api/optimized/resumen?depto=Boyacá← [ Django DRF public ] ←JSON 50KB→ [ Recharts/Mapa/DataTable ]</w:t>
+        <w:br/>
+        <w:t>[ React privado bandeja ] ←GET /api/mis-oportunidades/← [ Django DRF private ] ← Oportunidad</w:t>
+      </w:r>
+    </w:p>
+    <w:p>
+      <w:pPr>
+        <w:pStyle w:val="Heading2"/>
+        <w:spacing w:before="240" w:after="120"/>
+      </w:pPr>
+      <w:r>
+        <w:rPr>
+          <w:rFonts w:ascii="Calibri" w:hAnsi="Calibri"/>
+          <w:b/>
+          <w:color w:val="1A3C5E"/>
+          <w:sz w:val="22"/>
+        </w:rPr>
+        <w:t>Flujo paso a paso (con migraciones, ETL, matchmaking y embudo)</w:t>
+      </w:r>
+    </w:p>
+    <w:p>
+      <w:pPr>
+        <w:pStyle w:val="ListNumber"/>
+      </w:pPr>
+      <w:r>
+        <w:rPr>
+          <w:sz w:val="16"/>
+        </w:rPr>
+        <w:t>Paso 0 — MIGRACIÓN (estructura): makemigrations → 0001_initial + 0010_radar_oportunidad → migrate → CREATE TABLE contrato (85 cols) + radar + oportunidad + INDEX. Sin esto, bulk_create falla.</w:t>
+      </w:r>
+    </w:p>
+    <w:p>
+      <w:pPr>
+        <w:pStyle w:val="ListNumber"/>
+      </w:pPr>
+      <w:r>
+        <w:rPr>
+          <w:sz w:val="16"/>
+        </w:rPr>
+        <w:t>Paso 1 — Escaparate público: usuario ve KPIs Boyacá + mapa sin login. Ve CTA Freemium.</w:t>
+      </w:r>
+    </w:p>
+    <w:p>
+      <w:pPr>
+        <w:pStyle w:val="ListNumber"/>
+      </w:pPr>
+      <w:r>
+        <w:rPr>
+          <w:sz w:val="16"/>
+        </w:rPr>
+        <w:t>Paso 2 — Usuario hace clic CTA → POST /api/auth/register + /login → guarda access/refresh, va a /privado.</w:t>
+      </w:r>
+    </w:p>
+    <w:p>
+      <w:pPr>
+        <w:pStyle w:val="ListNumber"/>
+      </w:pPr>
+      <w:r>
+        <w:rPr>
+          <w:sz w:val="16"/>
+        </w:rPr>
+        <w:t>Paso 3 — En privado crea Radar {Boyacá, pavimento, 10M-50M} → POST /api/radares/ (IsAuthenticated).</w:t>
+      </w:r>
+    </w:p>
+    <w:p>
+      <w:pPr>
+        <w:pStyle w:val="ListNumber"/>
+      </w:pPr>
+      <w:r>
+        <w:rPr>
+          <w:sz w:val="16"/>
+        </w:rPr>
+        <w:t>Paso 4 — Django recibe POST /api/cargar/actualizar-periodica/ → crea ProcessingJob(pending) → 202 Accepted → Thread inicia ETL.</w:t>
+      </w:r>
+    </w:p>
+    <w:p>
+      <w:pPr>
+        <w:pStyle w:val="ListNumber"/>
+      </w:pPr>
+      <w:r>
+        <w:rPr>
+          <w:sz w:val="16"/>
+        </w:rPr>
+        <w:t>Paso 5 — ETL Extract: pide SODA bloques 50k con $limit &amp; $offset. Transform: limpia 85 cols, convierte tipos. Load: bulk_create 1000 a PG local.</w:t>
+      </w:r>
+    </w:p>
+    <w:p>
+      <w:pPr>
+        <w:pStyle w:val="ListNumber"/>
+      </w:pPr>
+      <w:r>
+        <w:rPr>
+          <w:sz w:val="16"/>
+        </w:rPr>
+        <w:t>Paso 6 — Matchmaking inmediato: cruza contratos recién insertados vs Radares activos → bulk_create Oportunidad (Nueva) con unique.</w:t>
+      </w:r>
+    </w:p>
+    <w:p>
+      <w:pPr>
+        <w:pStyle w:val="ListNumber"/>
+      </w:pPr>
+      <w:r>
+        <w:rPr>
+          <w:sz w:val="16"/>
+        </w:rPr>
+        <w:t>Paso 7 — React polling GET /api/jobs/&lt;id&gt;/ cada 1s pinta barra + polling GET /api/mis-oportunidades/ muestra Nueva sin recargar. Filtros + profiler siguen funcionando en lo público.</w:t>
+      </w:r>
+    </w:p>
+    <w:p>
+      <w:r>
+        <w:rPr>
+          <w:b/>
+          <w:color w:val="1A3C5E"/>
+        </w:rPr>
+        <w:t xml:space="preserve">Principio clave V3: </w:t>
+      </w:r>
+      <w:r>
+        <w:rPr>
+          <w:sz w:val="16"/>
+        </w:rPr>
+        <w:t>Nunca enviar filas completas al front. Público: 100MB → 50KB. Privado: Radares cruzan en BD, no en cliente. Pasar de 100MB a 50KB y de revisión manual a bandeja automática es lo que hace viable el SaaS.</w:t>
+      </w:r>
+    </w:p>
+    <w:p>
+      <w:pPr>
+        <w:pStyle w:val="Heading1"/>
+        <w:spacing w:before="240" w:after="120"/>
+      </w:pPr>
+      <w:r>
+        <w:rPr>
+          <w:rFonts w:ascii="Calibri" w:hAnsi="Calibri"/>
+          <w:b/>
+          <w:color w:val="1A3C5E"/>
+          <w:sz w:val="26"/>
+        </w:rPr>
+        <w:t>8  ETL y Migraciones: Cómo se puebla la BD (no es Excel en vivo)</w:t>
+      </w:r>
+    </w:p>
+    <w:p>
+      <w:pPr>
+        <w:pStyle w:val="Heading2"/>
+        <w:spacing w:before="240" w:after="120"/>
+      </w:pPr>
+      <w:r>
+        <w:rPr>
+          <w:rFonts w:ascii="Calibri" w:hAnsi="Calibri"/>
+          <w:b/>
+          <w:color w:val="1A3C5E"/>
+          <w:sz w:val="22"/>
+        </w:rPr>
+        <w:t>8.1 Qué es ETL (Extract-Transform-Load)</w:t>
+      </w:r>
+    </w:p>
+    <w:p>
+      <w:pPr>
+        <w:spacing w:after="120"/>
+      </w:pPr>
+      <w:r>
+        <w:rPr>
+          <w:rFonts w:ascii="Calibri" w:hAnsi="Calibri"/>
+          <w:b w:val="0"/>
+          <w:i w:val="0"/>
+          <w:sz w:val="18"/>
+        </w:rPr>
+        <w:t>ETL es el pipeline que lleva datos de API a BD lista para consultar. Son 3 pasos secuenciales en Django (ahora con 2ª fase Matchmaking):</w:t>
+      </w:r>
+    </w:p>
+    <w:p>
+      <w:pPr>
+        <w:pStyle w:val="ListBullet"/>
+      </w:pPr>
+      <w:r>
+        <w:rPr>
+          <w:b/>
+          <w:sz w:val="18"/>
+        </w:rPr>
+        <w:t xml:space="preserve">E — Extract: </w:t>
+      </w:r>
+      <w:r>
+        <w:rPr>
+          <w:sz w:val="18"/>
+        </w:rPr>
+        <w:t>Extraer: requests.get("https://www.datos.gov.co/resource/jbjy-vk9h.json?$limit=50000&amp;$offset=50000") → JSON 50k. Con X-App-Token 10k req/h. Para 5M son 100 requests.</w:t>
+      </w:r>
+    </w:p>
+    <w:p>
+      <w:pPr>
+        <w:pStyle w:val="ListBullet"/>
+      </w:pPr>
+      <w:r>
+        <w:rPr>
+          <w:b/>
+          <w:sz w:val="18"/>
+        </w:rPr>
+        <w:t xml:space="preserve">T — Transform: </w:t>
+      </w:r>
+      <w:r>
+        <w:rPr>
+          <w:sz w:val="18"/>
+        </w:rPr>
+        <w:t>Transformar: limpiar tipos sucios: valor "1,200,000.00" → Decimal(18,2), fecha string → Date (descarta sin fecha como CO1.PCCNTR.7227592), descartar 70 cols, validar NIT/modalidad. Si falla una fila, se loggea y sigue (RNF-04).</w:t>
+      </w:r>
+    </w:p>
+    <w:p>
+      <w:pPr>
+        <w:pStyle w:val="ListBullet"/>
+      </w:pPr>
+      <w:r>
+        <w:rPr>
+          <w:b/>
+          <w:sz w:val="18"/>
+        </w:rPr>
+        <w:t xml:space="preserve">L — Load: </w:t>
+      </w:r>
+      <w:r>
+        <w:rPr>
+          <w:sz w:val="18"/>
+        </w:rPr>
+        <w:t>Cargar: Contrato.objects.bulk_create(lista, batch_size=1000) → INSERT masivo. 100k en ~60s sin timeout porque va en Thread. Luego Matchmaking: bulk_create Oportunidad.</w:t>
+      </w:r>
+    </w:p>
+    <w:p>
+      <w:pPr>
+        <w:spacing w:after="120"/>
+      </w:pPr>
+      <w:r>
+        <w:rPr>
+          <w:rFonts w:ascii="Calibri" w:hAnsi="Calibri"/>
+          <w:b w:val="0"/>
+          <w:i/>
+          <w:color w:val="C0392B"/>
+          <w:sz w:val="16"/>
+        </w:rPr>
+        <w:t>Error común aclarado: La app desplegada NO lee Excel en cada request. Excel/CSV se usa UNA vez para poblar PG local. Después solo consulta PG local. Si borras Excel, la app sigue porque datos ya están en BD.</w:t>
+      </w:r>
+    </w:p>
+    <w:p>
+      <w:pPr>
+        <w:pStyle w:val="Heading2"/>
+        <w:spacing w:before="240" w:after="120"/>
+      </w:pPr>
+      <w:r>
+        <w:rPr>
+          <w:rFonts w:ascii="Calibri" w:hAnsi="Calibri"/>
+          <w:b/>
+          <w:color w:val="1A3C5E"/>
+          <w:sz w:val="22"/>
+        </w:rPr>
+        <w:t>8.2 Qué son migraciones y relación con ETL</w:t>
+      </w:r>
+    </w:p>
+    <w:p>
+      <w:pPr>
+        <w:spacing w:after="120"/>
+      </w:pPr>
+      <w:r>
+        <w:rPr>
+          <w:rFonts w:ascii="Calibri" w:hAnsi="Calibri"/>
+          <w:b w:val="0"/>
+          <w:i w:val="0"/>
+          <w:sz w:val="18"/>
+        </w:rPr>
+        <w:t>Migraciones = control de versiones del esquema, no de los datos. ETL = carga de datos. Orden obligatorio:</w:t>
+      </w:r>
+    </w:p>
+    <w:p>
+      <w:pPr>
+        <w:pStyle w:val="ListNumber"/>
+      </w:pPr>
+      <w:r>
+        <w:rPr>
+          <w:sz w:val="16"/>
+        </w:rPr>
+        <w:t>Escribes models.py (Contrato 85 cols + ProcessingJob + Radar + Oportunidad).</w:t>
+      </w:r>
+    </w:p>
+    <w:p>
+      <w:pPr>
+        <w:pStyle w:val="ListNumber"/>
+      </w:pPr>
+      <w:r>
+        <w:rPr>
+          <w:sz w:val="16"/>
+        </w:rPr>
+        <w:t>makemigrations → genera 0001_initial.py + 0010_radar_oportunidad.py (plano).</w:t>
+      </w:r>
+    </w:p>
+    <w:p>
+      <w:pPr>
+        <w:pStyle w:val="ListNumber"/>
+      </w:pPr>
+      <w:r>
+        <w:rPr>
+          <w:sz w:val="16"/>
+        </w:rPr>
+        <w:t>migrate → ejecuta CREATE TABLE + CREATE INDEX en PG local. Tablas vacías, listas.</w:t>
+      </w:r>
+    </w:p>
+    <w:p>
+      <w:pPr>
+        <w:pStyle w:val="ListNumber"/>
+      </w:pPr>
+      <w:r>
+        <w:rPr>
+          <w:sz w:val="16"/>
+        </w:rPr>
+        <w:t>cargar_secop --limit 100000 → ETL puebla + Matchmaking genera Oportunidades. Si agregas columna, repites makemigrations 0002 + migrate sin borrar datos.</w:t>
+      </w:r>
+    </w:p>
+    <w:p>
+      <w:pPr>
+        <w:spacing w:after="120"/>
+      </w:pPr>
+      <w:r>
+        <w:rPr>
+          <w:rFonts w:ascii="Calibri" w:hAnsi="Calibri"/>
+          <w:b/>
+          <w:i w:val="0"/>
+          <w:color w:val="1A3C5E"/>
+          <w:sz w:val="16"/>
+        </w:rPr>
+        <w:t>Regla de oro: Migrate crea tabla vacía; ETL la llena; Matchmaking la cruza. Si intentas bulk_create sin migrate, falla relation does not exist. Si haces migrate sin ETL, /api/resumen responde 0 y /mis-oportunidades también. Son 3 comandos, 3 responsabilidades.</w:t>
+      </w:r>
+    </w:p>
+    <w:p>
+      <w:pPr>
+        <w:spacing w:after="120"/>
+      </w:pPr>
+      <w:r>
+        <w:rPr>
+          <w:rFonts w:ascii="Consolas" w:hAnsi="Consolas"/>
+          <w:b w:val="0"/>
+          <w:i w:val="0"/>
+          <w:color w:val="2C3E50"/>
+          <w:sz w:val="14"/>
+        </w:rPr>
+        <w:t># Orden correcto V3 (local-first)</w:t>
+        <w:br/>
+        <w:t># 1. Estructura</w:t>
+        <w:br/>
+        <w:t>python manage.py makemigrations</w:t>
+        <w:br/>
+        <w:t>python manage.py migrate  # crea contrato + radar + oportunidad + índices</w:t>
+        <w:br/>
+        <w:t># 2. Datos + Valor</w:t>
+        <w:br/>
+        <w:t>python manage.py cargar_secop --limit 100000 --token $SODA_TOKEN  # Loop $limit=50k&amp;$offset=0,50000...</w:t>
+        <w:br/>
+        <w:t># 3. Verificación</w:t>
+        <w:br/>
+        <w:t>curl http://localhost:8000/api/optimized/resumen?departamento=Boyaca  # {"total":4669} ~120ms</w:t>
+        <w:br/>
+        <w:t>curl http://localhost:8000/api/mis-oportunidades/ -H "Authorization: Bearer &lt;token&gt;"  # [{"estado":"Nueva"}]</w:t>
+      </w:r>
+    </w:p>
+    <w:p>
+      <w:pPr>
+        <w:pStyle w:val="Heading1"/>
+        <w:spacing w:before="240" w:after="120"/>
+      </w:pPr>
+      <w:r>
+        <w:rPr>
+          <w:rFonts w:ascii="Calibri" w:hAnsi="Calibri"/>
+          <w:b/>
+          <w:color w:val="1A3C5E"/>
+          <w:sz w:val="26"/>
+        </w:rPr>
+        <w:t>9  Funcionalidades Clave + Vista Dual + SaaS</w:t>
+      </w:r>
+    </w:p>
+    <w:p>
+      <w:pPr>
+        <w:spacing w:after="120"/>
+      </w:pPr>
+      <w:r>
+        <w:rPr>
+          <w:rFonts w:ascii="Calibri" w:hAnsi="Calibri"/>
+          <w:b w:val="0"/>
+          <w:i w:val="0"/>
+          <w:sz w:val="18"/>
+        </w:rPr>
+        <w:t>Cuatro funcionalidades públicas + dos privadas que justifican el Freemium y demuestran el stack completo:</w:t>
+      </w:r>
+    </w:p>
+    <w:p>
+      <w:pPr>
+        <w:pStyle w:val="Heading2"/>
+        <w:spacing w:before="240" w:after="120"/>
+      </w:pPr>
+      <w:r>
+        <w:rPr>
+          <w:rFonts w:ascii="Calibri" w:hAnsi="Calibri"/>
+          <w:b/>
+          <w:color w:val="1A3C5E"/>
+          <w:sz w:val="22"/>
+        </w:rPr>
+        <w:t>F1 — Ingesta y Sincronización Masiva (Pipeline 2 fases)</w:t>
+      </w:r>
+    </w:p>
+    <w:p>
+      <w:pPr>
+        <w:spacing w:after="120"/>
+      </w:pPr>
+      <w:r>
+        <w:rPr>
+          <w:rFonts w:ascii="Calibri" w:hAnsi="Calibri"/>
+          <w:b w:val="0"/>
+          <w:i w:val="0"/>
+          <w:sz w:val="18"/>
+        </w:rPr>
+        <w:t>Conexión SODA jbjy-vk9h con $limit/$offset + $order=:id + X-App-Token. Batching 50k, bulk_create 1000, modelo Job con progress, manejo tipos, reintentos y 2ª fase Matchmaking automática. UI nunca se congela (Thread + polling). Migraciones preparan esquema antes del ETL.</w:t>
+      </w:r>
+    </w:p>
+    <w:p>
+      <w:pPr>
+        <w:pStyle w:val="Heading2"/>
+        <w:spacing w:before="240" w:after="120"/>
+      </w:pPr>
+      <w:r>
+        <w:rPr>
+          <w:rFonts w:ascii="Calibri" w:hAnsi="Calibri"/>
+          <w:b/>
+          <w:color w:val="1A3C5E"/>
+          <w:sz w:val="22"/>
+        </w:rPr>
+        <w:t>F2 — Motor de Agregación y Métricas</w:t>
+      </w:r>
+    </w:p>
+    <w:p>
+      <w:pPr>
+        <w:spacing w:after="120"/>
+      </w:pPr>
+      <w:r>
+        <w:rPr>
+          <w:rFonts w:ascii="Calibri" w:hAnsi="Calibri"/>
+          <w:b w:val="0"/>
+          <w:i w:val="0"/>
+          <w:sz w:val="18"/>
+        </w:rPr>
+        <w:t>Presupuesto total por municipio/departamento/entidad (SUM valor_contrato). Top 10 contratistas (GROUP BY contratista_nit ORDER BY SUM). Distribución por modalidad (Directa/Licitación/Mínima). Serie mensual (GROUP BY DATE_TRUNC month). Todas &lt;50KB. Son la base para que el CTA Freemium tenga sentido: "Boyacá gasta $1.2B, ¿quieres alertas?"</w:t>
+      </w:r>
+    </w:p>
+    <w:p>
+      <w:pPr>
+        <w:pStyle w:val="Heading2"/>
+        <w:spacing w:before="240" w:after="120"/>
+      </w:pPr>
+      <w:r>
+        <w:rPr>
+          <w:rFonts w:ascii="Calibri" w:hAnsi="Calibri"/>
+          <w:b/>
+          <w:color w:val="1A3C5E"/>
+          <w:sz w:val="22"/>
+        </w:rPr>
+        <w:t>F3 — Banderas Rojas + Profiler + Radares</w:t>
+      </w:r>
+    </w:p>
+    <w:p>
+      <w:pPr>
+        <w:spacing w:after="120"/>
+      </w:pPr>
+      <w:r>
+        <w:rPr>
+          <w:rFonts w:ascii="Calibri" w:hAnsi="Calibri"/>
+          <w:b w:val="0"/>
+          <w:i w:val="0"/>
+          <w:sz w:val="18"/>
+        </w:rPr>
+        <w:t>NIT con &gt;30% presupuesto entidad en 12 meses (concentración). Entidad con &gt;80% en Directa (fraccionamiento). Contratista picos mensuales outliers. Profiler 4 capas por filtro: Tiempo BD | Serialización Python | TTFB Red | Render React (barra apilada verde/roja). Cada flag y métrica se calcula con HAVING sobre agregados en PG, sin traer datos al cliente. Radares usan mismo patrón: ILIKE + rango en BD. Profiler usa performance.now() + timing middleware.</w:t>
+      </w:r>
+    </w:p>
+    <w:p>
+      <w:pPr>
+        <w:pStyle w:val="Heading2"/>
+        <w:spacing w:before="240" w:after="120"/>
+      </w:pPr>
+      <w:r>
+        <w:rPr>
+          <w:rFonts w:ascii="Calibri" w:hAnsi="Calibri"/>
+          <w:b/>
+          <w:color w:val="1A3C5E"/>
+          <w:sz w:val="22"/>
+        </w:rPr>
+        <w:t>F4 — Dashboard Interactivo (Vista Dual) + Portal Privado SaaS</w:t>
+      </w:r>
+    </w:p>
+    <w:p>
+      <w:pPr>
+        <w:spacing w:after="120"/>
+      </w:pPr>
+      <w:r>
+        <w:rPr>
+          <w:rFonts w:ascii="Calibri" w:hAnsi="Calibri"/>
+          <w:b w:val="0"/>
+          <w:i w:val="0"/>
+          <w:sz w:val="18"/>
+        </w:rPr>
+        <w:t>KPIs: total dinero, total contratos, valor promedio (con badge ms). Filtros multinivel: depto, sector, modalidad, estado, rango fechas (cache TanStack Query). Mapa Leaflet coroplético por gasto + DataTable masivo 60 FPS (TanStack Table + virtual) + CTA Freemium. Portal privado: formulario Radar (depto+keywords+rango) + bandeja Oportunidades con estados Nueva/Guardada/Postulado + filtros por Radar. Toggle Modo Usuario / Modo Ingeniería en público.</w:t>
+      </w:r>
+    </w:p>
+    <w:p>
+      <w:r>
+        <w:rPr>
+          <w:color w:val="5D6D7E"/>
+          <w:sz w:val="16"/>
+        </w:rPr>
+        <w:t>Vista Usuario: [Filtros Boyacá+Directa] → KPIs + Gráficos + Mapa + CTA</w:t>
+      </w:r>
+    </w:p>
+    <w:p>
+      <w:r>
+        <w:rPr>
+          <w:b/>
+          <w:color w:val="1E6B4A"/>
+          <w:sz w:val="16"/>
+        </w:rPr>
+        <w:t>Vista Ingeniería: mismos filtros + Profiler → BD 85ms | Python 40ms | TTFB 110ms | Render 45ms = 280ms (Optimizado) vs 8200ms (Naive) → 29×</w:t>
+      </w:r>
+    </w:p>
+    <w:p>
+      <w:r>
+        <w:rPr>
+          <w:i/>
+          <w:color w:val="1A3C5E"/>
+          <w:sz w:val="16"/>
+        </w:rPr>
+        <w:t>Vista Privada: [Mis Radares] → [Bandeja Oportunidades] → cruza en BD, no en cliente. Valor SaaS inmediato.</w:t>
+      </w:r>
+    </w:p>
+    <w:p>
+      <w:pPr>
+        <w:pStyle w:val="Heading1"/>
+        <w:spacing w:before="240" w:after="120"/>
+      </w:pPr>
+      <w:r>
+        <w:rPr>
+          <w:rFonts w:ascii="Calibri" w:hAnsi="Calibri"/>
+          <w:b/>
+          <w:color w:val="1A3C5E"/>
+          <w:sz w:val="26"/>
+        </w:rPr>
+        <w:t>10  Plan de Trabajo: MVP 5 semanas (125h) + División A/B</w:t>
+      </w:r>
+    </w:p>
+    <w:p>
+      <w:pPr>
+        <w:spacing w:after="120"/>
+      </w:pPr>
+      <w:r>
+        <w:rPr>
+          <w:rFonts w:ascii="Calibri" w:hAnsi="Calibri"/>
+          <w:b/>
+          <w:i w:val="0"/>
+          <w:sz w:val="18"/>
+        </w:rPr>
+        <w:t>Versión Demo / MVP — 5 semanas — Suficiente para Guía 4 con Freemium completo — local-first, deploy al validar:</w:t>
+      </w:r>
+    </w:p>
+    <w:p>
+      <w:pPr>
+        <w:pStyle w:val="ListBullet"/>
+        <w:spacing w:after="60"/>
+      </w:pPr>
+      <w:r>
+        <w:rPr>
+          <w:sz w:val="16"/>
+        </w:rPr>
+        <w:t>Semana 1 (Sprint 1, 25h): Modelado Contrato+Usuario+Radares + Auth JWT + migraciones 0010.</w:t>
+      </w:r>
+    </w:p>
+    <w:p>
+      <w:pPr>
+        <w:pStyle w:val="ListBullet"/>
+        <w:spacing w:after="60"/>
+      </w:pPr>
+      <w:r>
+        <w:rPr>
+          <w:sz w:val="16"/>
+        </w:rPr>
+        <w:t>Semana 2 (Sprint 2, 30h): ETL 2 fases + Endpoints SUM/COUNT + Matchmaking + Swagger.</w:t>
+      </w:r>
+    </w:p>
+    <w:p>
+      <w:pPr>
+        <w:pStyle w:val="ListBullet"/>
+        <w:spacing w:after="60"/>
+      </w:pPr>
+      <w:r>
+        <w:rPr>
+          <w:sz w:val="16"/>
+        </w:rPr>
+        <w:t>Semana 3 (Sprint 3, 30h): Dashboard público + Filtros + Profiler dual + CTA + Mapa.</w:t>
+      </w:r>
+    </w:p>
+    <w:p>
+      <w:pPr>
+        <w:pStyle w:val="ListBullet"/>
+        <w:spacing w:after="60"/>
+      </w:pPr>
+      <w:r>
+        <w:rPr>
+          <w:sz w:val="16"/>
+        </w:rPr>
+        <w:t>Semana 4 (Sprint 4, 25h): Portal privado (Radar form + Bandeja) + DataTable + Banderas.</w:t>
+      </w:r>
+    </w:p>
+    <w:p>
+      <w:pPr>
+        <w:pStyle w:val="ListBullet"/>
+        <w:spacing w:after="60"/>
+      </w:pPr>
+      <w:r>
+        <w:rPr>
+          <w:sz w:val="16"/>
+        </w:rPr>
+        <w:t>Semana 5 (Buffer, 15h): Tests 8 passing + Docker + video 3min + Notion + tag.</w:t>
+      </w:r>
+    </w:p>
+    <w:p>
+      <w:pPr>
+        <w:spacing w:after="120"/>
+      </w:pPr>
+      <w:r>
+        <w:rPr>
+          <w:rFonts w:ascii="Calibri" w:hAnsi="Calibri"/>
+          <w:b/>
+          <w:i w:val="0"/>
+          <w:sz w:val="18"/>
+        </w:rPr>
+        <w:t>Versión Completa / Producción Avanzada — +3 a 4 semanas adicionales:</w:t>
+      </w:r>
+    </w:p>
+    <w:p>
+      <w:pPr>
+        <w:pStyle w:val="ListBullet"/>
+        <w:spacing w:after="60"/>
+      </w:pPr>
+      <w:r>
+        <w:rPr>
+          <w:sz w:val="16"/>
+        </w:rPr>
+        <w:t>Celery + Redis: descarga nocturna programada (cron) — reemplaza Thread+polling.</w:t>
+      </w:r>
+    </w:p>
+    <w:p>
+      <w:pPr>
+        <w:pStyle w:val="ListBullet"/>
+        <w:spacing w:after="60"/>
+      </w:pPr>
+      <w:r>
+        <w:rPr>
+          <w:sz w:val="16"/>
+        </w:rPr>
+        <w:t>Mapa Mapbox avanzado + búsqueda full-text GIN + materialized views.</w:t>
+      </w:r>
+    </w:p>
+    <w:p>
+      <w:pPr>
+        <w:pStyle w:val="ListBullet"/>
+        <w:spacing w:after="60"/>
+      </w:pPr>
+      <w:r>
+        <w:rPr>
+          <w:sz w:val="16"/>
+        </w:rPr>
+        <w:t>Pasarela pagos Freemium real + emails transaccionales (match → email).</w:t>
+      </w:r>
+    </w:p>
+    <w:p>
+      <w:pPr>
+        <w:pStyle w:val="ListBullet"/>
+        <w:spacing w:after="60"/>
+      </w:pPr>
+      <w:r>
+        <w:rPr>
+          <w:sz w:val="16"/>
+        </w:rPr>
+        <w:t>Paginación infinita + notificaciones push.</w:t>
+      </w:r>
+    </w:p>
+    <w:p>
+      <w:pPr>
+        <w:spacing w:after="120"/>
+      </w:pPr>
+      <w:r>
+        <w:rPr>
+          <w:rFonts w:ascii="Consolas" w:hAnsi="Consolas"/>
+          <w:b w:val="0"/>
+          <w:i w:val="0"/>
+          <w:color w:val="2C3E50"/>
+          <w:sz w:val="14"/>
+        </w:rPr>
+        <w:t>Consejo rápido (SODA SoQL) para demo sin bajar gigabytes: requests.get("https://www.datos.gov.co/resource/jbjy-vk9h.json?$where=departamento='Boyaca'&amp;$limit=5000", headers={"X-App-Token": TOKEN})  →  Luego escala a 5M paginando con $limit=50000&amp;$offset=50000&amp;$order=:id</w:t>
+      </w:r>
+    </w:p>
+    <w:p>
+      <w:pPr>
+        <w:pStyle w:val="Heading2"/>
+        <w:spacing w:before="240" w:after="120"/>
+      </w:pPr>
+      <w:r>
+        <w:rPr>
+          <w:rFonts w:ascii="Calibri" w:hAnsi="Calibri"/>
+          <w:b/>
+          <w:color w:val="1A3C5E"/>
+          <w:sz w:val="22"/>
+        </w:rPr>
+        <w:t>División del Trabajo Detallada</w:t>
+      </w:r>
+    </w:p>
+    <w:tbl>
+      <w:tblPr>
+        <w:tblStyle w:val="LightGrid-Accent1"/>
+        <w:tblW w:type="auto" w:w="0"/>
+        <w:jc w:val="center"/>
+        <w:tblLook w:firstColumn="1" w:firstRow="1" w:lastColumn="0" w:lastRow="0" w:noHBand="0" w:noVBand="1" w:val="04A0"/>
+      </w:tblPr>
+      <w:tblGrid>
+        <w:gridCol w:w="3120"/>
+        <w:gridCol w:w="3120"/>
+        <w:gridCol w:w="3120"/>
+      </w:tblGrid>
+      <w:tr>
+        <w:tc>
+          <w:tcPr>
+            <w:tcW w:type="dxa" w:w="3120"/>
+            <w:shd w:fill="1A3C5E"/>
           </w:tcPr>
           <w:p>
             <w:pPr>
-              <w:spacing w:after="40" w:before="40" w:line="240" w:lineRule="auto"/>
               <w:jc w:val="center"/>
             </w:pPr>
             <w:r>
               <w:rPr>
-                <w:rFonts w:ascii="Times New Roman" w:hAnsi="Times New Roman" w:eastAsia="Times New Roman" w:cs="Times New Roman"/>
-                <w:color w:val="000000"/>
+                <w:b/>
+                <w:color w:val="FFFFFF"/>
                 <w:sz w:val="18"/>
               </w:rPr>
-              <w:t>Paginado SODA 2.0 max 50k, SODA 2.1 sin límite, estable</w:t>
+              <w:t>Responsable</w:t>
+            </w:r>
+          </w:p>
+        </w:tc>
+        <w:tc>
+          <w:tcPr>
+            <w:tcW w:type="dxa" w:w="3120"/>
+            <w:shd w:fill="1A3C5E"/>
+          </w:tcPr>
+          <w:p>
+            <w:pPr>
+              <w:jc w:val="center"/>
+            </w:pPr>
+            <w:r>
+              <w:rPr>
+                <w:b/>
+                <w:color w:val="FFFFFF"/>
+                <w:sz w:val="18"/>
+              </w:rPr>
+              <w:t>Enfoque Principal</w:t>
+            </w:r>
+          </w:p>
+        </w:tc>
+        <w:tc>
+          <w:tcPr>
+            <w:tcW w:type="dxa" w:w="3120"/>
+            <w:shd w:fill="1A3C5E"/>
+          </w:tcPr>
+          <w:p>
+            <w:pPr>
+              <w:jc w:val="center"/>
+            </w:pPr>
+            <w:r>
+              <w:rPr>
+                <w:b/>
+                <w:color w:val="FFFFFF"/>
+                <w:sz w:val="18"/>
+              </w:rPr>
+              <w:t>Componentes Clave (Entregables)</w:t>
             </w:r>
           </w:p>
         </w:tc>
@@ -3747,1095 +2786,42 @@
       <w:tr>
         <w:tc>
           <w:tcPr>
-            <w:tcW w:type="dxa" w:w="2551"/>
-            <w:vAlign w:val="center"/>
-            <w:shd w:val="clear" w:color="auto" w:fill="F2F2F2"/>
+            <w:tcW w:type="dxa" w:w="3120"/>
           </w:tcPr>
           <w:p>
-            <w:pPr>
-              <w:spacing w:after="40" w:before="40" w:line="240" w:lineRule="auto"/>
-              <w:jc w:val="center"/>
-            </w:pPr>
             <w:r>
               <w:rPr>
-                <w:rFonts w:ascii="Times New Roman" w:hAnsi="Times New Roman" w:eastAsia="Times New Roman" w:cs="Times New Roman"/>
-                <w:color w:val="000000"/>
-                <w:sz w:val="18"/>
+                <w:sz w:val="16"/>
               </w:rPr>
-              <w:t>Migraciones + ETL separado</w:t>
+              <w:t>Desarrollador A</w:t>
+              <w:br/>
+              <w:t>Steven Araque</w:t>
             </w:r>
           </w:p>
         </w:tc>
         <w:tc>
           <w:tcPr>
-            <w:tcW w:type="dxa" w:w="2551"/>
-            <w:vAlign w:val="center"/>
-            <w:shd w:val="clear" w:color="auto" w:fill="F2F2F2"/>
+            <w:tcW w:type="dxa" w:w="3120"/>
           </w:tcPr>
           <w:p>
-            <w:pPr>
-              <w:spacing w:after="40" w:before="40" w:line="240" w:lineRule="auto"/>
-              <w:jc w:val="center"/>
-            </w:pPr>
             <w:r>
               <w:rPr>
-                <w:rFonts w:ascii="Times New Roman" w:hAnsi="Times New Roman" w:eastAsia="Times New Roman" w:cs="Times New Roman"/>
-                <w:color w:val="000000"/>
-                <w:sz w:val="18"/>
+                <w:sz w:val="16"/>
               </w:rPr>
-              <w:t>ETL sin migraciones</w:t>
+              <w:t>Motor Analítico y Frontend Público</w:t>
             </w:r>
           </w:p>
         </w:tc>
         <w:tc>
           <w:tcPr>
-            <w:tcW w:type="dxa" w:w="3969"/>
-            <w:vAlign w:val="center"/>
-            <w:shd w:val="clear" w:color="auto" w:fill="F2F2F2"/>
+            <w:tcW w:type="dxa" w:w="3120"/>
           </w:tcPr>
           <w:p>
-            <w:pPr>
-              <w:spacing w:after="40" w:before="40" w:line="240" w:lineRule="auto"/>
-              <w:jc w:val="center"/>
-            </w:pPr>
             <w:r>
               <w:rPr>
-                <w:rFonts w:ascii="Times New Roman" w:hAnsi="Times New Roman" w:eastAsia="Times New Roman" w:cs="Times New Roman"/>
-                <w:color w:val="000000"/>
-                <w:sz w:val="18"/>
+                <w:sz w:val="16"/>
               </w:rPr>
-              <w:t>Versionado de esquema vs carga de datos</w:t>
-            </w:r>
-          </w:p>
-        </w:tc>
-      </w:tr>
-    </w:tbl>
-    <w:p>
-      <w:pPr>
-        <w:spacing w:after="120"/>
-      </w:pPr>
-    </w:p>
-    <w:p>
-      <w:pPr>
-        <w:pStyle w:val="Heading1"/>
-        <w:keepNext/>
-        <w:spacing w:before="360" w:after="160" w:line="240" w:lineRule="auto"/>
-      </w:pPr>
-      <w:r>
-        <w:rPr>
-          <w:rFonts w:ascii="Times New Roman" w:hAnsi="Times New Roman" w:eastAsia="Times New Roman" w:cs="Times New Roman"/>
-          <w:b/>
-          <w:color w:val="00785A"/>
-          <w:sz w:val="28"/>
-        </w:rPr>
-        <w:t>7  Arquitectura Decoupled y Flujo End-to-End</w:t>
-      </w:r>
-    </w:p>
-    <w:p>
-      <w:pPr>
-        <w:pStyle w:val="Heading2"/>
-        <w:keepNext/>
-        <w:spacing w:before="240" w:after="120" w:line="276" w:lineRule="auto"/>
-      </w:pPr>
-      <w:r>
-        <w:rPr>
-          <w:rFonts w:ascii="Times New Roman" w:hAnsi="Times New Roman" w:eastAsia="Times New Roman" w:cs="Times New Roman"/>
-          <w:b/>
-          <w:sz w:val="24"/>
-        </w:rPr>
-        <w:t>Diagrama</w:t>
-      </w:r>
-    </w:p>
-    <w:p>
-      <w:pPr>
-        <w:shd w:val="clear" w:color="auto" w:fill="F5F5F5"/>
-        <w:pBdr>
-          <w:top w:val="single" w:sz="6" w:space="4" w:color="BFBFBF"/>
-          <w:left w:val="single" w:sz="6" w:space="4" w:color="BFBFBF"/>
-          <w:bottom w:val="single" w:sz="6" w:space="4" w:color="BFBFBF"/>
-          <w:right w:val="single" w:sz="6" w:space="4" w:color="BFBFBF"/>
-        </w:pBdr>
-        <w:spacing w:before="80" w:after="160"/>
-        <w:jc w:val="left"/>
-      </w:pPr>
-      <w:r>
-        <w:rPr>
-          <w:rFonts w:ascii="Consolas" w:hAnsi="Consolas" w:eastAsia="Times New Roman" w:cs="Times New Roman"/>
-          <w:color w:val="1A1A1A"/>
-          <w:sz w:val="15"/>
-        </w:rPr>
-        <w:t>[ datos.gov.co SODA API j13v-233n ]  5.98M × 85 cols (scope) — SODA 2.1</w:t>
-        <w:br/>
-        <w:t xml:space="preserve">          │  $limit=50000 &amp; $offset paginado + $order=:id + X-App-Token</w:t>
-        <w:br/>
-        <w:t xml:space="preserve">          ▼</w:t>
-        <w:br/>
-        <w:t>[ React → POST /api/sincronizar/ ] → [ Django + ProcessingJob(pending) ] → 202 Accepted</w:t>
-        <w:br/>
-        <w:t xml:space="preserve">          │                              │  bulk_create batch 1000 (ETL Load)</w:t>
-        <w:br/>
-        <w:t xml:space="preserve">          │                              ▼</w:t>
-        <w:br/>
-        <w:t xml:space="preserve">          │                     [ PostgreSQL local (pgAdmin) · 15 cols indexadas ]  ← migrate crea tabla</w:t>
-        <w:br/>
-        <w:t xml:space="preserve">          │                              ▲  aggregate SUM/COUNT/GROUP BY</w:t>
-        <w:br/>
-        <w:t xml:space="preserve">          │                              │</w:t>
-        <w:br/>
-        <w:t xml:space="preserve">   [ React filtros + Profiler ]  ──GET /api/resumen?depto=Boyacá──► [ Django DRF dual ] ──JSON 50KB──► [ React Recharts / Mapa / Tabla Virtual + 4 barras ms ]</w:t>
-      </w:r>
-    </w:p>
-    <w:p>
-      <w:pPr>
-        <w:pStyle w:val="Heading2"/>
-        <w:keepNext/>
-        <w:spacing w:before="240" w:after="120" w:line="276" w:lineRule="auto"/>
-      </w:pPr>
-      <w:r>
-        <w:rPr>
-          <w:rFonts w:ascii="Times New Roman" w:hAnsi="Times New Roman" w:eastAsia="Times New Roman" w:cs="Times New Roman"/>
-          <w:b/>
-          <w:sz w:val="24"/>
-        </w:rPr>
-        <w:t>Flujo paso a paso (con migraciones y ETL)</w:t>
-      </w:r>
-    </w:p>
-    <w:p>
-      <w:pPr>
-        <w:pStyle w:val="ListNumber"/>
-        <w:spacing w:after="40" w:line="276" w:lineRule="auto"/>
-        <w:ind w:left="720"/>
-        <w:jc w:val="both"/>
-      </w:pPr>
-      <w:r>
-        <w:rPr>
-          <w:rFonts w:ascii="Times New Roman" w:hAnsi="Times New Roman" w:eastAsia="Times New Roman" w:cs="Times New Roman"/>
-          <w:b/>
-          <w:sz w:val="24"/>
-        </w:rPr>
-        <w:t>Paso 0 — MIGRACIÓN (estructura): python manage.py makemigrations → 0001_initial.py → migrate → CREATE TABLE contrato (15 cols) + CREATE INDEX en PostgreSQL local. Sin esto, bulk_create falla.</w:t>
-      </w:r>
-      <w:r>
-        <w:rPr>
-          <w:rFonts w:ascii="Times New Roman" w:hAnsi="Times New Roman" w:eastAsia="Times New Roman" w:cs="Times New Roman"/>
-          <w:sz w:val="24"/>
-        </w:rPr>
-      </w:r>
-    </w:p>
-    <w:p>
-      <w:pPr>
-        <w:pStyle w:val="ListNumber"/>
-        <w:spacing w:after="40" w:line="276" w:lineRule="auto"/>
-        <w:ind w:left="720"/>
-        <w:jc w:val="both"/>
-      </w:pPr>
-      <w:r>
-        <w:rPr>
-          <w:rFonts w:ascii="Times New Roman" w:hAnsi="Times New Roman" w:eastAsia="Times New Roman" w:cs="Times New Roman"/>
-          <w:sz w:val="24"/>
-        </w:rPr>
-        <w:t>React: usuario hace clic en Sincronizar → POST /api/sincronizar/ con rango de fechas y departamento opcional (ej. Boyacá 2023).</w:t>
-      </w:r>
-    </w:p>
-    <w:p>
-      <w:pPr>
-        <w:pStyle w:val="ListNumber"/>
-        <w:spacing w:after="40" w:line="276" w:lineRule="auto"/>
-        <w:ind w:left="720"/>
-        <w:jc w:val="both"/>
-      </w:pPr>
-      <w:r>
-        <w:rPr>
-          <w:rFonts w:ascii="Times New Roman" w:hAnsi="Times New Roman" w:eastAsia="Times New Roman" w:cs="Times New Roman"/>
-          <w:sz w:val="24"/>
-        </w:rPr>
-        <w:t>Django: crea ProcessingJob(pending), responde 202 Accepted inmediatamente. Un Thread en segundo plano inicia ETL.</w:t>
-      </w:r>
-    </w:p>
-    <w:p>
-      <w:pPr>
-        <w:pStyle w:val="ListNumber"/>
-        <w:spacing w:after="40" w:line="276" w:lineRule="auto"/>
-        <w:ind w:left="720"/>
-        <w:jc w:val="both"/>
-      </w:pPr>
-      <w:r>
-        <w:rPr>
-          <w:rFonts w:ascii="Times New Roman" w:hAnsi="Times New Roman" w:eastAsia="Times New Roman" w:cs="Times New Roman"/>
-          <w:sz w:val="24"/>
-        </w:rPr>
-        <w:t>ETL Extract: el Thread pide SODA por bloques de 50k con $limit=50000 &amp; $offset incrementando + $order=:id. Transform: limpia 15 columnas (nombre_entidad, nit, departamento, valor, fecha_firma, modalidad, etc.) convierte tipos. Load: bulk_create a PostgreSQL local en lotes de 1000.</w:t>
-      </w:r>
-    </w:p>
-    <w:p>
-      <w:pPr>
-        <w:pStyle w:val="ListNumber"/>
-        <w:spacing w:after="40" w:line="276" w:lineRule="auto"/>
-        <w:ind w:left="720"/>
-        <w:jc w:val="both"/>
-      </w:pPr>
-      <w:r>
-        <w:rPr>
-          <w:rFonts w:ascii="Times New Roman" w:hAnsi="Times New Roman" w:eastAsia="Times New Roman" w:cs="Times New Roman"/>
-          <w:sz w:val="24"/>
-        </w:rPr>
-        <w:t>El Job actualiza progress (offset/total*100) cada bloque; React hace polling GET /api/jobs/&lt;id&gt;/ cada 1s y pinta barra de progreso + profiler parcial sin bloquear UI.</w:t>
-      </w:r>
-    </w:p>
-    <w:p>
-      <w:pPr>
-        <w:pStyle w:val="ListNumber"/>
-        <w:spacing w:after="40" w:line="276" w:lineRule="auto"/>
-        <w:ind w:left="720"/>
-        <w:jc w:val="both"/>
-      </w:pPr>
-      <w:r>
-        <w:rPr>
-          <w:rFonts w:ascii="Times New Roman" w:hAnsi="Times New Roman" w:eastAsia="Times New Roman" w:cs="Times New Roman"/>
-          <w:sz w:val="24"/>
-        </w:rPr>
-        <w:t>Usuario filtra Boyacá + Contratación Directa 2023 → React hace GET /api/optimized/resumen?departamento=Boyacá&amp;modalidad=Directa&amp;ano=2023 (mide tiempo).</w:t>
-      </w:r>
-    </w:p>
-    <w:p>
-      <w:pPr>
-        <w:pStyle w:val="ListNumber"/>
-        <w:spacing w:after="40" w:line="276" w:lineRule="auto"/>
-        <w:ind w:left="720"/>
-        <w:jc w:val="both"/>
-      </w:pPr>
-      <w:r>
-        <w:rPr>
-          <w:rFonts w:ascii="Times New Roman" w:hAnsi="Times New Roman" w:eastAsia="Times New Roman" w:cs="Times New Roman"/>
-          <w:sz w:val="24"/>
-        </w:rPr>
-        <w:t>Django optimizado: Contrato.objects.filter(...).aggregate(total_dinero=Sum(cuantia), total=Count(id)) → JSON {"total_dinero":45000000000,"total":320} en 85ms (BD) + 40ms (serial) → TTFB 110ms. Endpoint naive hace SELECT * y tarda 8000ms para comparar.</w:t>
-      </w:r>
-    </w:p>
-    <w:p>
-      <w:pPr>
-        <w:pStyle w:val="ListNumber"/>
-        <w:spacing w:after="40" w:line="276" w:lineRule="auto"/>
-        <w:ind w:left="720"/>
-        <w:jc w:val="both"/>
-      </w:pPr>
-      <w:r>
-        <w:rPr>
-          <w:rFonts w:ascii="Times New Roman" w:hAnsi="Times New Roman" w:eastAsia="Times New Roman" w:cs="Times New Roman"/>
-          <w:sz w:val="24"/>
-        </w:rPr>
-        <w:t>React + TanStack Query cachea la respuesta y Recharts renderiza en ms. Profiler grafica 4 barras: BD | Python | Red | Render. Tabla virtualizada solo pinta 20–50 filas visibles para mantener 60FPS. El usuario ve KPIs, el ingeniero ve por qué esa consulta tardó más.</w:t>
-      </w:r>
-    </w:p>
-    <w:p>
-      <w:pPr>
-        <w:shd w:val="clear" w:color="auto" w:fill="E8F5E9"/>
-        <w:pBdr>
-          <w:top w:val="single" w:sz="6" w:space="4" w:color="2E7D32"/>
-          <w:left w:val="single" w:sz="6" w:space="4" w:color="2E7D32"/>
-          <w:bottom w:val="single" w:sz="6" w:space="4" w:color="2E7D32"/>
-          <w:right w:val="single" w:sz="6" w:space="4" w:color="2E7D32"/>
-        </w:pBdr>
-        <w:spacing w:before="120" w:after="160"/>
-        <w:ind w:left="283" w:right="283"/>
-        <w:jc w:val="both"/>
-      </w:pPr>
-      <w:r>
-        <w:rPr>
-          <w:rFonts w:ascii="Times New Roman" w:hAnsi="Times New Roman" w:eastAsia="Times New Roman" w:cs="Times New Roman"/>
-          <w:b/>
-          <w:color w:val="8B6914"/>
-          <w:sz w:val="18"/>
-        </w:rPr>
-        <w:t xml:space="preserve">Principio clave V2: </w:t>
-      </w:r>
-      <w:r>
-        <w:rPr>
-          <w:rFonts w:ascii="Times New Roman" w:hAnsi="Times New Roman" w:eastAsia="Times New Roman" w:cs="Times New Roman"/>
-          <w:i/>
-          <w:sz w:val="18"/>
-        </w:rPr>
-        <w:t>Nunca enviar filas completas al front. Solo agregados. Pasar de 100MB a 50KB es lo que hace viable el proyecto en navegador y red SENA. El profiler lo hace visible: la misma query naive vs optimizada, dos velocidades, una arquitectura.</w:t>
-      </w:r>
-    </w:p>
-    <w:p>
-      <w:pPr>
-        <w:pStyle w:val="Heading1"/>
-        <w:keepNext/>
-        <w:spacing w:before="360" w:after="160" w:line="240" w:lineRule="auto"/>
-      </w:pPr>
-      <w:r>
-        <w:rPr>
-          <w:rFonts w:ascii="Times New Roman" w:hAnsi="Times New Roman" w:eastAsia="Times New Roman" w:cs="Times New Roman"/>
-          <w:b/>
-          <w:color w:val="00785A"/>
-          <w:sz w:val="28"/>
-        </w:rPr>
-        <w:t>8  ETL y Migraciones: Cómo se puebla la BD (no es el Excel en vivo)</w:t>
-      </w:r>
-    </w:p>
-    <w:p>
-      <w:pPr>
-        <w:pStyle w:val="Heading2"/>
-        <w:keepNext/>
-        <w:spacing w:before="240" w:after="120" w:line="276" w:lineRule="auto"/>
-      </w:pPr>
-      <w:r>
-        <w:rPr>
-          <w:rFonts w:ascii="Times New Roman" w:hAnsi="Times New Roman" w:eastAsia="Times New Roman" w:cs="Times New Roman"/>
-          <w:b/>
-          <w:sz w:val="24"/>
-        </w:rPr>
-        <w:t>8.1 Qué es ETL (Extract-Transform-Load)</w:t>
-      </w:r>
-    </w:p>
-    <w:p>
-      <w:pPr>
-        <w:widowControl/>
-        <w:spacing w:before="0" w:after="120" w:line="480" w:lineRule="auto"/>
-        <w:jc w:val="both"/>
-      </w:pPr>
-      <w:r>
-        <w:rPr>
-          <w:rFonts w:ascii="Times New Roman" w:hAnsi="Times New Roman" w:eastAsia="Times New Roman" w:cs="Times New Roman"/>
-          <w:b w:val="0"/>
-          <w:i w:val="0"/>
-          <w:sz w:val="24"/>
-        </w:rPr>
-        <w:t>ETL es el pipeline que lleva los datos de la API a tu BD lista para consultar. No es magia, son 3 pasos secuenciales en Django:</w:t>
-      </w:r>
-    </w:p>
-    <w:p>
-      <w:pPr>
-        <w:pStyle w:val="ListBullet"/>
-        <w:spacing w:after="40" w:line="276" w:lineRule="auto"/>
-        <w:ind w:left="720"/>
-        <w:jc w:val="both"/>
-      </w:pPr>
-      <w:r>
-        <w:rPr>
-          <w:rFonts w:ascii="Times New Roman" w:hAnsi="Times New Roman" w:eastAsia="Times New Roman" w:cs="Times New Roman"/>
-          <w:b/>
-          <w:sz w:val="24"/>
-        </w:rPr>
-        <w:t xml:space="preserve">E — Extract: </w:t>
-      </w:r>
-      <w:r>
-        <w:rPr>
-          <w:rFonts w:ascii="Times New Roman" w:hAnsi="Times New Roman" w:eastAsia="Times New Roman" w:cs="Times New Roman"/>
-          <w:sz w:val="24"/>
-        </w:rPr>
-        <w:t>Extraer: requests.get("https://www.datos.gov.co/resource/j13v-233n.json?$limit=50000&amp;$offset=50000") → JSON 50k. Con X-App-Token subes de 1k a 10k req/h. Para 5M son 100 requests.</w:t>
-      </w:r>
-    </w:p>
-    <w:p>
-      <w:pPr>
-        <w:pStyle w:val="ListBullet"/>
-        <w:spacing w:after="40" w:line="276" w:lineRule="auto"/>
-        <w:ind w:left="720"/>
-        <w:jc w:val="both"/>
-      </w:pPr>
-      <w:r>
-        <w:rPr>
-          <w:rFonts w:ascii="Times New Roman" w:hAnsi="Times New Roman" w:eastAsia="Times New Roman" w:cs="Times New Roman"/>
-          <w:b/>
-          <w:sz w:val="24"/>
-        </w:rPr>
-        <w:t xml:space="preserve">T — Transform: </w:t>
-      </w:r>
-      <w:r>
-        <w:rPr>
-          <w:rFonts w:ascii="Times New Roman" w:hAnsi="Times New Roman" w:eastAsia="Times New Roman" w:cs="Times New Roman"/>
-          <w:sz w:val="24"/>
-        </w:rPr>
-        <w:t>Transformar: limpiar tipos sucios: valor_contrato "1,200,000.00" → Decimal, fecha_firma string → Date, descartar 70 cols no usadas, validar NIT y modalidad. Si falla una fila, se loggea y sigue.</w:t>
-      </w:r>
-    </w:p>
-    <w:p>
-      <w:pPr>
-        <w:pStyle w:val="ListBullet"/>
-        <w:spacing w:after="40" w:line="276" w:lineRule="auto"/>
-        <w:ind w:left="720"/>
-        <w:jc w:val="both"/>
-      </w:pPr>
-      <w:r>
-        <w:rPr>
-          <w:rFonts w:ascii="Times New Roman" w:hAnsi="Times New Roman" w:eastAsia="Times New Roman" w:cs="Times New Roman"/>
-          <w:b/>
-          <w:sz w:val="24"/>
-        </w:rPr>
-        <w:t xml:space="preserve">L — Load: </w:t>
-      </w:r>
-      <w:r>
-        <w:rPr>
-          <w:rFonts w:ascii="Times New Roman" w:hAnsi="Times New Roman" w:eastAsia="Times New Roman" w:cs="Times New Roman"/>
-          <w:sz w:val="24"/>
-        </w:rPr>
-        <w:t>Cargar: Contrato.objects.bulk_create(lista_objetos, batch_size=1000) → INSERT masivo en Postgres. 100k en ~60s sin timeout porque va en Thread.</w:t>
-      </w:r>
-    </w:p>
-    <w:p>
-      <w:pPr>
-        <w:shd w:val="clear" w:color="auto" w:fill="FFF3CD"/>
-        <w:pBdr>
-          <w:top w:val="single" w:sz="6" w:space="4" w:color="D4A017"/>
-          <w:left w:val="single" w:sz="6" w:space="4" w:color="D4A017"/>
-          <w:bottom w:val="single" w:sz="6" w:space="4" w:color="D4A017"/>
-          <w:right w:val="single" w:sz="6" w:space="4" w:color="D4A017"/>
-        </w:pBdr>
-        <w:spacing w:before="120" w:after="160"/>
-        <w:ind w:left="283" w:right="283"/>
-        <w:jc w:val="both"/>
-      </w:pPr>
-      <w:r>
-        <w:rPr>
-          <w:rFonts w:ascii="Times New Roman" w:hAnsi="Times New Roman" w:eastAsia="Times New Roman" w:cs="Times New Roman"/>
-          <w:b/>
-          <w:color w:val="8B6914"/>
-          <w:sz w:val="18"/>
-        </w:rPr>
-        <w:t>Error común aclarado: La app desplegada NO lee el Excel en cada request. El Excel/CSV se usa UNA vez en tu PC para poblar PostgreSQL local. Después la app solo consulta PostgreSQL local. Si descargas el Excel y lo borras, la app sigue funcionando porque los datos ya están en BD.</w:t>
-      </w:r>
-      <w:r>
-        <w:rPr>
-          <w:rFonts w:ascii="Times New Roman" w:hAnsi="Times New Roman" w:eastAsia="Times New Roman" w:cs="Times New Roman"/>
-          <w:i/>
-          <w:sz w:val="18"/>
-        </w:rPr>
-      </w:r>
-    </w:p>
-    <w:p>
-      <w:pPr>
-        <w:pStyle w:val="Heading2"/>
-        <w:keepNext/>
-        <w:spacing w:before="240" w:after="120" w:line="276" w:lineRule="auto"/>
-      </w:pPr>
-      <w:r>
-        <w:rPr>
-          <w:rFonts w:ascii="Times New Roman" w:hAnsi="Times New Roman" w:eastAsia="Times New Roman" w:cs="Times New Roman"/>
-          <w:b/>
-          <w:sz w:val="24"/>
-        </w:rPr>
-        <w:t>8.2 Qué son migraciones y su relación con ETL</w:t>
-      </w:r>
-    </w:p>
-    <w:p>
-      <w:pPr>
-        <w:widowControl/>
-        <w:spacing w:before="0" w:after="120" w:line="480" w:lineRule="auto"/>
-        <w:jc w:val="both"/>
-      </w:pPr>
-      <w:r>
-        <w:rPr>
-          <w:rFonts w:ascii="Times New Roman" w:hAnsi="Times New Roman" w:eastAsia="Times New Roman" w:cs="Times New Roman"/>
-          <w:b w:val="0"/>
-          <w:i w:val="0"/>
-          <w:sz w:val="24"/>
-        </w:rPr>
-        <w:t>Migraciones = control de versiones del esquema, no de los datos. ETL = carga de datos, no de estructura. Orden obligatorio:</w:t>
-      </w:r>
-    </w:p>
-    <w:p>
-      <w:pPr>
-        <w:pStyle w:val="ListNumber"/>
-        <w:spacing w:after="40" w:line="276" w:lineRule="auto"/>
-        <w:ind w:left="720"/>
-        <w:jc w:val="both"/>
-      </w:pPr>
-      <w:r>
-        <w:rPr>
-          <w:rFonts w:ascii="Times New Roman" w:hAnsi="Times New Roman" w:eastAsia="Times New Roman" w:cs="Times New Roman"/>
-          <w:sz w:val="24"/>
-        </w:rPr>
-        <w:t>Escribes models.py (class Contrato + class ProcessingJob).</w:t>
-      </w:r>
-    </w:p>
-    <w:p>
-      <w:pPr>
-        <w:pStyle w:val="ListNumber"/>
-        <w:spacing w:after="40" w:line="276" w:lineRule="auto"/>
-        <w:ind w:left="720"/>
-        <w:jc w:val="both"/>
-      </w:pPr>
-      <w:r>
-        <w:rPr>
-          <w:rFonts w:ascii="Times New Roman" w:hAnsi="Times New Roman" w:eastAsia="Times New Roman" w:cs="Times New Roman"/>
-          <w:sz w:val="24"/>
-        </w:rPr>
-        <w:t>python manage.py makemigrations → genera 0001_initial.py (plano).</w:t>
-      </w:r>
-    </w:p>
-    <w:p>
-      <w:pPr>
-        <w:pStyle w:val="ListNumber"/>
-        <w:spacing w:after="40" w:line="276" w:lineRule="auto"/>
-        <w:ind w:left="720"/>
-        <w:jc w:val="both"/>
-      </w:pPr>
-      <w:r>
-        <w:rPr>
-          <w:rFonts w:ascii="Times New Roman" w:hAnsi="Times New Roman" w:eastAsia="Times New Roman" w:cs="Times New Roman"/>
-          <w:sz w:val="24"/>
-        </w:rPr>
-        <w:t>python manage.py migrate → ejecuta CREATE TABLE + CREATE INDEX en PostgreSQL local. Tabla vacía, lista.</w:t>
-      </w:r>
-    </w:p>
-    <w:p>
-      <w:pPr>
-        <w:pStyle w:val="ListNumber"/>
-        <w:spacing w:after="40" w:line="276" w:lineRule="auto"/>
-        <w:ind w:left="720"/>
-        <w:jc w:val="both"/>
-      </w:pPr>
-      <w:r>
-        <w:rPr>
-          <w:rFonts w:ascii="Times New Roman" w:hAnsi="Times New Roman" w:eastAsia="Times New Roman" w:cs="Times New Roman"/>
-          <w:sz w:val="24"/>
-        </w:rPr>
-        <w:t>python manage.py cargar_secop --limit 100000 → ETL puebla la tabla. Si agregas una columna nueva, repites makemigrations 0002 + migrate sin borrar datos.</w:t>
-      </w:r>
-    </w:p>
-    <w:p>
-      <w:pPr>
-        <w:shd w:val="clear" w:color="auto" w:fill="D1ECF1"/>
-        <w:pBdr>
-          <w:top w:val="single" w:sz="6" w:space="4" w:color="0D6EFD"/>
-          <w:left w:val="single" w:sz="6" w:space="4" w:color="0D6EFD"/>
-          <w:bottom w:val="single" w:sz="6" w:space="4" w:color="0D6EFD"/>
-          <w:right w:val="single" w:sz="6" w:space="4" w:color="0D6EFD"/>
-        </w:pBdr>
-        <w:spacing w:before="120" w:after="160"/>
-        <w:ind w:left="283" w:right="283"/>
-        <w:jc w:val="both"/>
-      </w:pPr>
-      <w:r>
-        <w:rPr>
-          <w:rFonts w:ascii="Times New Roman" w:hAnsi="Times New Roman" w:eastAsia="Times New Roman" w:cs="Times New Roman"/>
-          <w:b/>
-          <w:color w:val="0A3D6B"/>
-          <w:sz w:val="18"/>
-        </w:rPr>
-        <w:t xml:space="preserve">Regla de oro: </w:t>
-      </w:r>
-      <w:r>
-        <w:rPr>
-          <w:rFonts w:ascii="Times New Roman" w:hAnsi="Times New Roman" w:eastAsia="Times New Roman" w:cs="Times New Roman"/>
-          <w:i/>
-          <w:sz w:val="18"/>
-        </w:rPr>
-        <w:t>Migrate crea la tabla vacía; ETL la llena. Si intentas bulk_create sin migrate, falla 'relation does not exist'. Si haces migrate sin ETL, /api/resumen responde 0. Son dos comandos, dos responsabilidades.</w:t>
-      </w:r>
-    </w:p>
-    <w:p>
-      <w:pPr>
-        <w:shd w:val="clear" w:color="auto" w:fill="F5F5F5"/>
-        <w:pBdr>
-          <w:top w:val="single" w:sz="6" w:space="4" w:color="BFBFBF"/>
-          <w:left w:val="single" w:sz="6" w:space="4" w:color="BFBFBF"/>
-          <w:bottom w:val="single" w:sz="6" w:space="4" w:color="BFBFBF"/>
-          <w:right w:val="single" w:sz="6" w:space="4" w:color="BFBFBF"/>
-        </w:pBdr>
-        <w:spacing w:before="80" w:after="160"/>
-        <w:jc w:val="left"/>
-      </w:pPr>
-      <w:r>
-        <w:rPr>
-          <w:rFonts w:ascii="Consolas" w:hAnsi="Consolas" w:eastAsia="Times New Roman" w:cs="Times New Roman"/>
-          <w:color w:val="1A1A1A"/>
-          <w:sz w:val="15"/>
-        </w:rPr>
-        <w:t># Orden correcto V2 (local-first)</w:t>
-        <w:br/>
-        <w:t># 1. Estructura</w:t>
-        <w:br/>
-        <w:t>python manage.py makemigrations</w:t>
-        <w:br/>
-        <w:t>python manage.py migrate  # crea contrato + índices en PostgreSQL local</w:t>
-        <w:br/>
-        <w:br/>
-        <w:t># 2. Datos (API SODA paginada, no Excel en vivo)</w:t>
-        <w:br/>
-        <w:t>python manage.py cargar_secop --limit 100000 --token $SODA_TOKEN</w:t>
-        <w:br/>
-        <w:t># → Loop $limit=50000&amp;$offset=0,50000 con bulk_create</w:t>
-        <w:br/>
-        <w:br/>
-        <w:t># 3. Verificación</w:t>
-        <w:br/>
-        <w:t>curl http://localhost:8000/api/optimized/resumen?departamento=Boyacá</w:t>
-        <w:br/>
-        <w:t># → {"total_dinero":45000000000,"total":320}  ~120ms</w:t>
-      </w:r>
-    </w:p>
-    <w:p>
-      <w:pPr>
-        <w:pStyle w:val="Heading1"/>
-        <w:keepNext/>
-        <w:spacing w:before="360" w:after="160" w:line="240" w:lineRule="auto"/>
-      </w:pPr>
-      <w:r>
-        <w:rPr>
-          <w:rFonts w:ascii="Times New Roman" w:hAnsi="Times New Roman" w:eastAsia="Times New Roman" w:cs="Times New Roman"/>
-          <w:b/>
-          <w:color w:val="00785A"/>
-          <w:sz w:val="28"/>
-        </w:rPr>
-        <w:t>9  Funcionalidades Clave + Vista Dual Usuario/Profiler</w:t>
-      </w:r>
-    </w:p>
-    <w:p>
-      <w:pPr>
-        <w:pStyle w:val="Heading2"/>
-        <w:keepNext/>
-        <w:spacing w:before="240" w:after="120" w:line="276" w:lineRule="auto"/>
-      </w:pPr>
-      <w:r>
-        <w:rPr>
-          <w:rFonts w:ascii="Times New Roman" w:hAnsi="Times New Roman" w:eastAsia="Times New Roman" w:cs="Times New Roman"/>
-          <w:b/>
-          <w:sz w:val="24"/>
-        </w:rPr>
-        <w:t>F1 — Ingesta y Sincronización Masiva (Pipeline ETL)</w:t>
-      </w:r>
-    </w:p>
-    <w:p>
-      <w:pPr>
-        <w:widowControl/>
-        <w:spacing w:before="0" w:after="120" w:line="480" w:lineRule="auto"/>
-        <w:jc w:val="both"/>
-      </w:pPr>
-      <w:r>
-        <w:rPr>
-          <w:rFonts w:ascii="Times New Roman" w:hAnsi="Times New Roman" w:eastAsia="Times New Roman" w:cs="Times New Roman"/>
-          <w:b w:val="0"/>
-          <w:i w:val="0"/>
-          <w:sz w:val="24"/>
-        </w:rPr>
-        <w:t>Conexión SODA j13v-233n con paginación $limit/$offset + $order=:id + X-App-Token o alternativa CSV. Batching de 50k, bulk_create por 1000, modelo Job con progress, manejo de columnas faltantes, tipos y reintentos. La UI nunca se congela gracias al Thread y polling. Migraciones preparan el esquema antes del ETL.</w:t>
-      </w:r>
-    </w:p>
-    <w:p>
-      <w:pPr>
-        <w:pStyle w:val="Heading2"/>
-        <w:keepNext/>
-        <w:spacing w:before="240" w:after="120" w:line="276" w:lineRule="auto"/>
-      </w:pPr>
-      <w:r>
-        <w:rPr>
-          <w:rFonts w:ascii="Times New Roman" w:hAnsi="Times New Roman" w:eastAsia="Times New Roman" w:cs="Times New Roman"/>
-          <w:b/>
-          <w:sz w:val="24"/>
-        </w:rPr>
-        <w:t>F2 — Motor de Agregación y Métricas de Auditoría</w:t>
-      </w:r>
-    </w:p>
-    <w:p>
-      <w:pPr>
-        <w:pStyle w:val="ListBullet"/>
-        <w:spacing w:after="40" w:line="276" w:lineRule="auto"/>
-        <w:ind w:left="720"/>
-        <w:jc w:val="both"/>
-      </w:pPr>
-      <w:r>
-        <w:rPr>
-          <w:rFonts w:ascii="Times New Roman" w:hAnsi="Times New Roman" w:eastAsia="Times New Roman" w:cs="Times New Roman"/>
-          <w:sz w:val="24"/>
-        </w:rPr>
-        <w:t>Presupuesto total por municipio, departamento y entidad (SUM valor_contrato).</w:t>
-      </w:r>
-    </w:p>
-    <w:p>
-      <w:pPr>
-        <w:pStyle w:val="ListBullet"/>
-        <w:spacing w:after="40" w:line="276" w:lineRule="auto"/>
-        <w:ind w:left="720"/>
-        <w:jc w:val="both"/>
-      </w:pPr>
-      <w:r>
-        <w:rPr>
-          <w:rFonts w:ascii="Times New Roman" w:hAnsi="Times New Roman" w:eastAsia="Times New Roman" w:cs="Times New Roman"/>
-          <w:sz w:val="24"/>
-        </w:rPr>
-        <w:t>Top 10 contratistas por monto concentrado (GROUP BY contratista_nit ORDER BY SUM).</w:t>
-      </w:r>
-    </w:p>
-    <w:p>
-      <w:pPr>
-        <w:pStyle w:val="ListBullet"/>
-        <w:spacing w:after="40" w:line="276" w:lineRule="auto"/>
-        <w:ind w:left="720"/>
-        <w:jc w:val="both"/>
-      </w:pPr>
-      <w:r>
-        <w:rPr>
-          <w:rFonts w:ascii="Times New Roman" w:hAnsi="Times New Roman" w:eastAsia="Times New Roman" w:cs="Times New Roman"/>
-          <w:sz w:val="24"/>
-        </w:rPr>
-        <w:t>Distribución por modalidad (Contratación Directa / Licitación Pública / Mínima Cuantía).</w:t>
-      </w:r>
-    </w:p>
-    <w:p>
-      <w:pPr>
-        <w:pStyle w:val="ListBullet"/>
-        <w:spacing w:after="40" w:line="276" w:lineRule="auto"/>
-        <w:ind w:left="720"/>
-        <w:jc w:val="both"/>
-      </w:pPr>
-      <w:r>
-        <w:rPr>
-          <w:rFonts w:ascii="Times New Roman" w:hAnsi="Times New Roman" w:eastAsia="Times New Roman" w:cs="Times New Roman"/>
-          <w:sz w:val="24"/>
-        </w:rPr>
-        <w:t>Serie mensual de contratación (GROUP BY DATE_TRUNC('month', fecha_firma)). Todas devuelven agregados &lt;50KB.</w:t>
-      </w:r>
-    </w:p>
-    <w:p>
-      <w:pPr>
-        <w:pStyle w:val="Heading2"/>
-        <w:keepNext/>
-        <w:spacing w:before="240" w:after="120" w:line="276" w:lineRule="auto"/>
-      </w:pPr>
-      <w:r>
-        <w:rPr>
-          <w:rFonts w:ascii="Times New Roman" w:hAnsi="Times New Roman" w:eastAsia="Times New Roman" w:cs="Times New Roman"/>
-          <w:b/>
-          <w:sz w:val="24"/>
-        </w:rPr>
-        <w:t>F3 — Módulo Banderas Rojas (Red Flags) + Profiler</w:t>
-      </w:r>
-    </w:p>
-    <w:p>
-      <w:pPr>
-        <w:pStyle w:val="ListBullet"/>
-        <w:spacing w:after="40" w:line="276" w:lineRule="auto"/>
-        <w:ind w:left="720"/>
-        <w:jc w:val="both"/>
-      </w:pPr>
-      <w:r>
-        <w:rPr>
-          <w:rFonts w:ascii="Times New Roman" w:hAnsi="Times New Roman" w:eastAsia="Times New Roman" w:cs="Times New Roman"/>
-          <w:sz w:val="24"/>
-        </w:rPr>
-        <w:t>NIT con &gt;30% del presupuesto de una entidad en 12 meses (concentración).</w:t>
-      </w:r>
-    </w:p>
-    <w:p>
-      <w:pPr>
-        <w:pStyle w:val="ListBullet"/>
-        <w:spacing w:after="40" w:line="276" w:lineRule="auto"/>
-        <w:ind w:left="720"/>
-        <w:jc w:val="both"/>
-      </w:pPr>
-      <w:r>
-        <w:rPr>
-          <w:rFonts w:ascii="Times New Roman" w:hAnsi="Times New Roman" w:eastAsia="Times New Roman" w:cs="Times New Roman"/>
-          <w:sz w:val="24"/>
-        </w:rPr>
-        <w:t>Entidad con &gt;80% en Contratación Directa en montos altos (posible fraccionamiento).</w:t>
-      </w:r>
-    </w:p>
-    <w:p>
-      <w:pPr>
-        <w:pStyle w:val="ListBullet"/>
-        <w:spacing w:after="40" w:line="276" w:lineRule="auto"/>
-        <w:ind w:left="720"/>
-        <w:jc w:val="both"/>
-      </w:pPr>
-      <w:r>
-        <w:rPr>
-          <w:rFonts w:ascii="Times New Roman" w:hAnsi="Times New Roman" w:eastAsia="Times New Roman" w:cs="Times New Roman"/>
-          <w:sz w:val="24"/>
-        </w:rPr>
-        <w:t>Contratista con picos mensuales anómalos (outliers).</w:t>
-      </w:r>
-    </w:p>
-    <w:p>
-      <w:pPr>
-        <w:pStyle w:val="ListBullet"/>
-        <w:spacing w:after="40" w:line="276" w:lineRule="auto"/>
-        <w:ind w:left="720"/>
-        <w:jc w:val="both"/>
-      </w:pPr>
-      <w:r>
-        <w:rPr>
-          <w:rFonts w:ascii="Times New Roman" w:hAnsi="Times New Roman" w:eastAsia="Times New Roman" w:cs="Times New Roman"/>
-          <w:b/>
-          <w:sz w:val="24"/>
-        </w:rPr>
-        <w:t xml:space="preserve">Profiler dual: </w:t>
-      </w:r>
-      <w:r>
-        <w:rPr>
-          <w:rFonts w:ascii="Times New Roman" w:hAnsi="Times New Roman" w:eastAsia="Times New Roman" w:cs="Times New Roman"/>
-          <w:sz w:val="24"/>
-        </w:rPr>
-        <w:t>Profiler 4 capas por cada filtro: Tiempo BD (query+aggregate) | Tiempo Serialización Python (ORM→JSON) | Tiempo Red TTFB | Tiempo Render React (parse+paint). Barra apilada verde/roja para explicar por qué una consulta tarda más que otra.</w:t>
-      </w:r>
-    </w:p>
-    <w:p>
-      <w:pPr>
-        <w:widowControl/>
-        <w:spacing w:before="0" w:after="120" w:line="480" w:lineRule="auto"/>
-        <w:jc w:val="both"/>
-      </w:pPr>
-      <w:r>
-        <w:rPr>
-          <w:rFonts w:ascii="Times New Roman" w:hAnsi="Times New Roman" w:eastAsia="Times New Roman" w:cs="Times New Roman"/>
-          <w:b w:val="0"/>
-          <w:i/>
-          <w:color w:val="444444"/>
-          <w:sz w:val="18"/>
-        </w:rPr>
-        <w:t>Cada flag y cada métrica se calcula con Window Functions y HAVING sobre agregados en Postgres, sin traer datos al cliente. El profiler usa performance.now() + middleware Django timing.</w:t>
-      </w:r>
-    </w:p>
-    <w:p>
-      <w:pPr>
-        <w:pStyle w:val="Heading2"/>
-        <w:keepNext/>
-        <w:spacing w:before="240" w:after="120" w:line="276" w:lineRule="auto"/>
-      </w:pPr>
-      <w:r>
-        <w:rPr>
-          <w:rFonts w:ascii="Times New Roman" w:hAnsi="Times New Roman" w:eastAsia="Times New Roman" w:cs="Times New Roman"/>
-          <w:b/>
-          <w:sz w:val="24"/>
-        </w:rPr>
-        <w:t>F4 — Dashboard Interactivo y Filtros Dinámicos (Vista Dual)</w:t>
-      </w:r>
-    </w:p>
-    <w:p>
-      <w:pPr>
-        <w:pStyle w:val="ListBullet"/>
-        <w:spacing w:after="40" w:line="276" w:lineRule="auto"/>
-        <w:ind w:left="720"/>
-        <w:jc w:val="both"/>
-      </w:pPr>
-      <w:r>
-        <w:rPr>
-          <w:rFonts w:ascii="Times New Roman" w:hAnsi="Times New Roman" w:eastAsia="Times New Roman" w:cs="Times New Roman"/>
-          <w:sz w:val="24"/>
-        </w:rPr>
-        <w:t>KPIs: total dinero, total contratos, valor promedio por contrato (con badge de velocidad ms al lado).</w:t>
-      </w:r>
-    </w:p>
-    <w:p>
-      <w:pPr>
-        <w:pStyle w:val="ListBullet"/>
-        <w:spacing w:after="40" w:line="276" w:lineRule="auto"/>
-        <w:ind w:left="720"/>
-        <w:jc w:val="both"/>
-      </w:pPr>
-      <w:r>
-        <w:rPr>
-          <w:rFonts w:ascii="Times New Roman" w:hAnsi="Times New Roman" w:eastAsia="Times New Roman" w:cs="Times New Roman"/>
-          <w:sz w:val="24"/>
-        </w:rPr>
-        <w:t>Filtros multinivel: departamento, sector, modalidad, estado, rango de fechas (combinables, con cache TanStack Query). Cada cambio dispara nueva medición del profiler.</w:t>
-      </w:r>
-    </w:p>
-    <w:p>
-      <w:pPr>
-        <w:pStyle w:val="ListBullet"/>
-        <w:spacing w:after="40" w:line="276" w:lineRule="auto"/>
-        <w:ind w:left="720"/>
-        <w:jc w:val="both"/>
-      </w:pPr>
-      <w:r>
-        <w:rPr>
-          <w:rFonts w:ascii="Times New Roman" w:hAnsi="Times New Roman" w:eastAsia="Times New Roman" w:cs="Times New Roman"/>
-          <w:sz w:val="24"/>
-        </w:rPr>
-        <w:t>Mapa coroplético Leaflet por departamento coloreado por gasto total + tooltip con tiempo BD.</w:t>
-      </w:r>
-    </w:p>
-    <w:p>
-      <w:pPr>
-        <w:pStyle w:val="ListBullet"/>
-        <w:spacing w:after="40" w:line="276" w:lineRule="auto"/>
-        <w:ind w:left="720"/>
-        <w:jc w:val="both"/>
-      </w:pPr>
-      <w:r>
-        <w:rPr>
-          <w:rFonts w:ascii="Times New Roman" w:hAnsi="Times New Roman" w:eastAsia="Times New Roman" w:cs="Times New Roman"/>
-          <w:sz w:val="24"/>
-        </w:rPr>
-        <w:t>Gráficos Recharts + tablas virtualizadas a 60FPS (solo DOM visible) + toggle Modo Usuario / Modo Ingeniería.</w:t>
-      </w:r>
-    </w:p>
-    <w:p>
-      <w:pPr>
-        <w:widowControl/>
-        <w:spacing w:before="120" w:after="120" w:line="276" w:lineRule="auto"/>
-        <w:jc w:val="center"/>
-      </w:pPr>
-      <w:r>
-        <w:rPr>
-          <w:rFonts w:ascii="Times New Roman" w:hAnsi="Times New Roman" w:eastAsia="Times New Roman" w:cs="Times New Roman"/>
-          <w:b/>
-          <w:i/>
-          <w:color w:val="009664"/>
-          <w:sz w:val="22"/>
-        </w:rPr>
-        <w:t>Todas las consultas devuelven agregados, nunca filas completas. La vista Usuario ve KPIs; la vista Ingeniería ve las 4 barras de velocidad para justificar el stack.</w:t>
-      </w:r>
-    </w:p>
-    <w:p>
-      <w:pPr>
-        <w:shd w:val="clear" w:color="auto" w:fill="F5F5F5"/>
-        <w:pBdr>
-          <w:top w:val="single" w:sz="6" w:space="4" w:color="BFBFBF"/>
-          <w:left w:val="single" w:sz="6" w:space="4" w:color="BFBFBF"/>
-          <w:bottom w:val="single" w:sz="6" w:space="4" w:color="BFBFBF"/>
-          <w:right w:val="single" w:sz="6" w:space="4" w:color="BFBFBF"/>
-        </w:pBdr>
-        <w:spacing w:before="80" w:after="160"/>
-        <w:jc w:val="left"/>
-      </w:pPr>
-      <w:r>
-        <w:rPr>
-          <w:rFonts w:ascii="Consolas" w:hAnsi="Consolas" w:eastAsia="Times New Roman" w:cs="Times New Roman"/>
-          <w:color w:val="1A1A1A"/>
-          <w:sz w:val="15"/>
-        </w:rPr>
-        <w:t>Vista Usuario: [Filtros Boyacá+Directa] → KPIs + Gráficos + Mapa</w:t>
-        <w:br/>
-        <w:t>Vista Ingeniería: [Mismos filtros] + Profiler → BD 85ms | Python 40ms | TTFB 110ms | Render 45ms = 280ms (Optimizado) vs 8200ms (Naive) → 29× más rápido</w:t>
-      </w:r>
-    </w:p>
-    <w:p>
-      <w:pPr>
-        <w:pStyle w:val="Heading1"/>
-        <w:keepNext/>
-        <w:spacing w:before="360" w:after="160" w:line="240" w:lineRule="auto"/>
-      </w:pPr>
-      <w:r>
-        <w:rPr>
-          <w:rFonts w:ascii="Times New Roman" w:hAnsi="Times New Roman" w:eastAsia="Times New Roman" w:cs="Times New Roman"/>
-          <w:b/>
-          <w:color w:val="00785A"/>
-          <w:sz w:val="28"/>
-        </w:rPr>
-        <w:t>10  Plan de Trabajo: MVP 5 semanas (5h/día ≈125h)</w:t>
-      </w:r>
-    </w:p>
-    <w:p>
-      <w:pPr>
-        <w:widowControl/>
-        <w:spacing w:before="0" w:after="120" w:line="276" w:lineRule="auto"/>
-        <w:jc w:val="both"/>
-      </w:pPr>
-      <w:r>
-        <w:rPr>
-          <w:rFonts w:ascii="Times New Roman" w:hAnsi="Times New Roman" w:eastAsia="Times New Roman" w:cs="Times New Roman"/>
-          <w:b/>
-          <w:i w:val="0"/>
-          <w:color w:val="009664"/>
-          <w:sz w:val="22"/>
-        </w:rPr>
-        <w:t>Versión Demo / MVP — 5 semanas — Suficiente para presentar Guía 4 con vista dual y ETL explicado — local-first, deploy al validar</w:t>
-      </w:r>
-    </w:p>
-    <w:tbl>
-      <w:tblPr>
-        <w:tblStyle w:val="TableGrid"/>
-        <w:tblW w:type="auto" w:w="0"/>
-        <w:jc w:val="center"/>
-        <w:tblLook w:firstColumn="1" w:firstRow="1" w:lastColumn="0" w:lastRow="0" w:noHBand="0" w:noVBand="1" w:val="04A0"/>
-      </w:tblPr>
-      <w:tblGrid>
-        <w:gridCol w:w="2340"/>
-        <w:gridCol w:w="2340"/>
-        <w:gridCol w:w="2340"/>
-        <w:gridCol w:w="2340"/>
-      </w:tblGrid>
-      <w:tr>
-        <w:tc>
-          <w:tcPr>
-            <w:tcW w:type="dxa" w:w="1587"/>
-            <w:vAlign w:val="center"/>
-            <w:shd w:val="clear" w:color="auto" w:fill="009640"/>
-          </w:tcPr>
-          <w:p>
-            <w:pPr>
-              <w:spacing w:after="40" w:before="40" w:line="240" w:lineRule="auto"/>
-              <w:jc w:val="center"/>
-            </w:pPr>
-            <w:r>
-              <w:rPr>
-                <w:rFonts w:ascii="Times New Roman" w:hAnsi="Times New Roman" w:eastAsia="Times New Roman" w:cs="Times New Roman"/>
-                <w:b/>
-                <w:color w:val="FFFFFF"/>
-                <w:sz w:val="18"/>
-              </w:rPr>
-              <w:t>Fase</w:t>
-            </w:r>
-          </w:p>
-        </w:tc>
-        <w:tc>
-          <w:tcPr>
-            <w:tcW w:type="dxa" w:w="4649"/>
-            <w:vAlign w:val="center"/>
-            <w:shd w:val="clear" w:color="auto" w:fill="009640"/>
-          </w:tcPr>
-          <w:p>
-            <w:pPr>
-              <w:spacing w:after="40" w:before="40" w:line="240" w:lineRule="auto"/>
-              <w:jc w:val="center"/>
-            </w:pPr>
-            <w:r>
-              <w:rPr>
-                <w:rFonts w:ascii="Times New Roman" w:hAnsi="Times New Roman" w:eastAsia="Times New Roman" w:cs="Times New Roman"/>
-                <w:b/>
-                <w:color w:val="FFFFFF"/>
-                <w:sz w:val="18"/>
-              </w:rPr>
-              <w:t>Tareas</w:t>
-            </w:r>
-          </w:p>
-        </w:tc>
-        <w:tc>
-          <w:tcPr>
-            <w:tcW w:type="dxa" w:w="1020"/>
-            <w:vAlign w:val="center"/>
-            <w:shd w:val="clear" w:color="auto" w:fill="009640"/>
-          </w:tcPr>
-          <w:p>
-            <w:pPr>
-              <w:spacing w:after="40" w:before="40" w:line="240" w:lineRule="auto"/>
-              <w:jc w:val="center"/>
-            </w:pPr>
-            <w:r>
-              <w:rPr>
-                <w:rFonts w:ascii="Times New Roman" w:hAnsi="Times New Roman" w:eastAsia="Times New Roman" w:cs="Times New Roman"/>
-                <w:b/>
-                <w:color w:val="FFFFFF"/>
-                <w:sz w:val="18"/>
-              </w:rPr>
-              <w:t>Días</w:t>
-            </w:r>
-          </w:p>
-        </w:tc>
-        <w:tc>
-          <w:tcPr>
-            <w:tcW w:type="dxa" w:w="964"/>
-            <w:vAlign w:val="center"/>
-            <w:shd w:val="clear" w:color="auto" w:fill="009640"/>
-          </w:tcPr>
-          <w:p>
-            <w:pPr>
-              <w:spacing w:after="40" w:before="40" w:line="240" w:lineRule="auto"/>
-              <w:jc w:val="center"/>
-            </w:pPr>
-            <w:r>
-              <w:rPr>
-                <w:rFonts w:ascii="Times New Roman" w:hAnsi="Times New Roman" w:eastAsia="Times New Roman" w:cs="Times New Roman"/>
-                <w:b/>
-                <w:color w:val="FFFFFF"/>
-                <w:sz w:val="18"/>
-              </w:rPr>
-              <w:t>Semana</w:t>
+              <w:t>Pipeline ETL 2 fases, Endpoints SUM/COUNT, Profiler dual, Mapas Leaflet, DataTable, Swagger público, CTA.</w:t>
             </w:r>
           </w:p>
         </w:tc>
@@ -4843,1057 +2829,110 @@
       <w:tr>
         <w:tc>
           <w:tcPr>
-            <w:tcW w:type="dxa" w:w="1587"/>
-            <w:vAlign w:val="center"/>
+            <w:tcW w:type="dxa" w:w="3120"/>
           </w:tcPr>
           <w:p>
-            <w:pPr>
-              <w:spacing w:after="40" w:before="40" w:line="240" w:lineRule="auto"/>
-              <w:jc w:val="center"/>
-            </w:pPr>
             <w:r>
               <w:rPr>
-                <w:rFonts w:ascii="Times New Roman" w:hAnsi="Times New Roman" w:eastAsia="Times New Roman" w:cs="Times New Roman"/>
-                <w:color w:val="000000"/>
-                <w:sz w:val="18"/>
+                <w:sz w:val="16"/>
               </w:rPr>
-              <w:t>1. Ingesta + Migraciones</w:t>
+              <w:t>Desarrollador B</w:t>
+              <w:br/>
+              <w:t>Yesid Amaya</w:t>
             </w:r>
           </w:p>
         </w:tc>
         <w:tc>
           <w:tcPr>
-            <w:tcW w:type="dxa" w:w="4649"/>
-            <w:vAlign w:val="center"/>
+            <w:tcW w:type="dxa" w:w="3120"/>
           </w:tcPr>
           <w:p>
-            <w:pPr>
-              <w:spacing w:after="40" w:before="40" w:line="240" w:lineRule="auto"/>
-              <w:jc w:val="center"/>
-            </w:pPr>
             <w:r>
               <w:rPr>
-                <w:rFonts w:ascii="Times New Roman" w:hAnsi="Times New Roman" w:eastAsia="Times New Roman" w:cs="Times New Roman"/>
-                <w:color w:val="000000"/>
-                <w:sz w:val="18"/>
+                <w:sz w:val="16"/>
               </w:rPr>
-              <w:t>models.py Contrato 15 cols + ProcessingJob + índices + makemigrations/migrate + script cargar_secop SODA $limit/$offset + X-App-Token + ETL E-T-L documentado</w:t>
+              <w:t>Lógica de Negocios y Backend SaaS</w:t>
             </w:r>
           </w:p>
         </w:tc>
         <w:tc>
           <w:tcPr>
-            <w:tcW w:type="dxa" w:w="1020"/>
-            <w:vAlign w:val="center"/>
+            <w:tcW w:type="dxa" w:w="3120"/>
           </w:tcPr>
           <w:p>
-            <w:pPr>
-              <w:spacing w:after="40" w:before="40" w:line="240" w:lineRule="auto"/>
-              <w:jc w:val="center"/>
-            </w:pPr>
             <w:r>
               <w:rPr>
-                <w:rFonts w:ascii="Times New Roman" w:hAnsi="Times New Roman" w:eastAsia="Times New Roman" w:cs="Times New Roman"/>
-                <w:color w:val="000000"/>
-                <w:sz w:val="18"/>
+                <w:sz w:val="16"/>
               </w:rPr>
-              <w:t>5–6</w:t>
-            </w:r>
-          </w:p>
-        </w:tc>
-        <w:tc>
-          <w:tcPr>
-            <w:tcW w:type="dxa" w:w="964"/>
-            <w:vAlign w:val="center"/>
-          </w:tcPr>
-          <w:p>
-            <w:pPr>
-              <w:spacing w:after="40" w:before="40" w:line="240" w:lineRule="auto"/>
-              <w:jc w:val="center"/>
-            </w:pPr>
-            <w:r>
-              <w:rPr>
-                <w:rFonts w:ascii="Times New Roman" w:hAnsi="Times New Roman" w:eastAsia="Times New Roman" w:cs="Times New Roman"/>
-                <w:color w:val="000000"/>
-                <w:sz w:val="18"/>
-              </w:rPr>
-              <w:t>1</w:t>
-            </w:r>
-          </w:p>
-        </w:tc>
-      </w:tr>
-      <w:tr>
-        <w:tc>
-          <w:tcPr>
-            <w:tcW w:type="dxa" w:w="1587"/>
-            <w:vAlign w:val="center"/>
-            <w:shd w:val="clear" w:color="auto" w:fill="F2F2F2"/>
-          </w:tcPr>
-          <w:p>
-            <w:pPr>
-              <w:spacing w:after="40" w:before="40" w:line="240" w:lineRule="auto"/>
-              <w:jc w:val="center"/>
-            </w:pPr>
-            <w:r>
-              <w:rPr>
-                <w:rFonts w:ascii="Times New Roman" w:hAnsi="Times New Roman" w:eastAsia="Times New Roman" w:cs="Times New Roman"/>
-                <w:color w:val="000000"/>
-                <w:sz w:val="18"/>
-              </w:rPr>
-              <w:t>2. API Dual</w:t>
-            </w:r>
-          </w:p>
-        </w:tc>
-        <w:tc>
-          <w:tcPr>
-            <w:tcW w:type="dxa" w:w="4649"/>
-            <w:vAlign w:val="center"/>
-            <w:shd w:val="clear" w:color="auto" w:fill="F2F2F2"/>
-          </w:tcPr>
-          <w:p>
-            <w:pPr>
-              <w:spacing w:after="40" w:before="40" w:line="240" w:lineRule="auto"/>
-              <w:jc w:val="center"/>
-            </w:pPr>
-            <w:r>
-              <w:rPr>
-                <w:rFonts w:ascii="Times New Roman" w:hAnsi="Times New Roman" w:eastAsia="Times New Roman" w:cs="Times New Roman"/>
-                <w:color w:val="000000"/>
-                <w:sz w:val="18"/>
-              </w:rPr>
-              <w:t>Endpoints /optimized/resumen, /top-contratistas, /por-departamento, /serie-mensual, /jobs/&lt;id&gt; (DRF aggregate) + endpoints /naive/* para comparar + timing middleware</w:t>
-            </w:r>
-          </w:p>
-        </w:tc>
-        <w:tc>
-          <w:tcPr>
-            <w:tcW w:type="dxa" w:w="1020"/>
-            <w:vAlign w:val="center"/>
-            <w:shd w:val="clear" w:color="auto" w:fill="F2F2F2"/>
-          </w:tcPr>
-          <w:p>
-            <w:pPr>
-              <w:spacing w:after="40" w:before="40" w:line="240" w:lineRule="auto"/>
-              <w:jc w:val="center"/>
-            </w:pPr>
-            <w:r>
-              <w:rPr>
-                <w:rFonts w:ascii="Times New Roman" w:hAnsi="Times New Roman" w:eastAsia="Times New Roman" w:cs="Times New Roman"/>
-                <w:color w:val="000000"/>
-                <w:sz w:val="18"/>
-              </w:rPr>
-              <w:t>5–6</w:t>
-            </w:r>
-          </w:p>
-        </w:tc>
-        <w:tc>
-          <w:tcPr>
-            <w:tcW w:type="dxa" w:w="964"/>
-            <w:vAlign w:val="center"/>
-            <w:shd w:val="clear" w:color="auto" w:fill="F2F2F2"/>
-          </w:tcPr>
-          <w:p>
-            <w:pPr>
-              <w:spacing w:after="40" w:before="40" w:line="240" w:lineRule="auto"/>
-              <w:jc w:val="center"/>
-            </w:pPr>
-            <w:r>
-              <w:rPr>
-                <w:rFonts w:ascii="Times New Roman" w:hAnsi="Times New Roman" w:eastAsia="Times New Roman" w:cs="Times New Roman"/>
-                <w:color w:val="000000"/>
-                <w:sz w:val="18"/>
-              </w:rPr>
-              <w:t>2</w:t>
-            </w:r>
-          </w:p>
-        </w:tc>
-      </w:tr>
-      <w:tr>
-        <w:tc>
-          <w:tcPr>
-            <w:tcW w:type="dxa" w:w="1587"/>
-            <w:vAlign w:val="center"/>
-          </w:tcPr>
-          <w:p>
-            <w:pPr>
-              <w:spacing w:after="40" w:before="40" w:line="240" w:lineRule="auto"/>
-              <w:jc w:val="center"/>
-            </w:pPr>
-            <w:r>
-              <w:rPr>
-                <w:rFonts w:ascii="Times New Roman" w:hAnsi="Times New Roman" w:eastAsia="Times New Roman" w:cs="Times New Roman"/>
-                <w:color w:val="000000"/>
-                <w:sz w:val="18"/>
-              </w:rPr>
-              <w:t>3. Frontend Usuario</w:t>
-            </w:r>
-          </w:p>
-        </w:tc>
-        <w:tc>
-          <w:tcPr>
-            <w:tcW w:type="dxa" w:w="4649"/>
-            <w:vAlign w:val="center"/>
-          </w:tcPr>
-          <w:p>
-            <w:pPr>
-              <w:spacing w:after="40" w:before="40" w:line="240" w:lineRule="auto"/>
-              <w:jc w:val="center"/>
-            </w:pPr>
-            <w:r>
-              <w:rPr>
-                <w:rFonts w:ascii="Times New Roman" w:hAnsi="Times New Roman" w:eastAsia="Times New Roman" w:cs="Times New Roman"/>
-                <w:color w:val="000000"/>
-                <w:sz w:val="18"/>
-              </w:rPr>
-              <w:t>Dashboard: Sidebar + KPIs + Recharts + Mapa Leaflet + filtros año/depto/modalidad (TanStack Query) + tabla virtualizada</w:t>
-            </w:r>
-          </w:p>
-        </w:tc>
-        <w:tc>
-          <w:tcPr>
-            <w:tcW w:type="dxa" w:w="1020"/>
-            <w:vAlign w:val="center"/>
-          </w:tcPr>
-          <w:p>
-            <w:pPr>
-              <w:spacing w:after="40" w:before="40" w:line="240" w:lineRule="auto"/>
-              <w:jc w:val="center"/>
-            </w:pPr>
-            <w:r>
-              <w:rPr>
-                <w:rFonts w:ascii="Times New Roman" w:hAnsi="Times New Roman" w:eastAsia="Times New Roman" w:cs="Times New Roman"/>
-                <w:color w:val="000000"/>
-                <w:sz w:val="18"/>
-              </w:rPr>
-              <w:t>6–7</w:t>
-            </w:r>
-          </w:p>
-        </w:tc>
-        <w:tc>
-          <w:tcPr>
-            <w:tcW w:type="dxa" w:w="964"/>
-            <w:vAlign w:val="center"/>
-          </w:tcPr>
-          <w:p>
-            <w:pPr>
-              <w:spacing w:after="40" w:before="40" w:line="240" w:lineRule="auto"/>
-              <w:jc w:val="center"/>
-            </w:pPr>
-            <w:r>
-              <w:rPr>
-                <w:rFonts w:ascii="Times New Roman" w:hAnsi="Times New Roman" w:eastAsia="Times New Roman" w:cs="Times New Roman"/>
-                <w:color w:val="000000"/>
-                <w:sz w:val="18"/>
-              </w:rPr>
-              <w:t>3</w:t>
-            </w:r>
-          </w:p>
-        </w:tc>
-      </w:tr>
-      <w:tr>
-        <w:tc>
-          <w:tcPr>
-            <w:tcW w:type="dxa" w:w="1587"/>
-            <w:vAlign w:val="center"/>
-            <w:shd w:val="clear" w:color="auto" w:fill="F2F2F2"/>
-          </w:tcPr>
-          <w:p>
-            <w:pPr>
-              <w:spacing w:after="40" w:before="40" w:line="240" w:lineRule="auto"/>
-              <w:jc w:val="center"/>
-            </w:pPr>
-            <w:r>
-              <w:rPr>
-                <w:rFonts w:ascii="Times New Roman" w:hAnsi="Times New Roman" w:eastAsia="Times New Roman" w:cs="Times New Roman"/>
-                <w:color w:val="000000"/>
-                <w:sz w:val="18"/>
-              </w:rPr>
-              <w:t>4. Profiler + Dual</w:t>
-            </w:r>
-          </w:p>
-        </w:tc>
-        <w:tc>
-          <w:tcPr>
-            <w:tcW w:type="dxa" w:w="4649"/>
-            <w:vAlign w:val="center"/>
-            <w:shd w:val="clear" w:color="auto" w:fill="F2F2F2"/>
-          </w:tcPr>
-          <w:p>
-            <w:pPr>
-              <w:spacing w:after="40" w:before="40" w:line="240" w:lineRule="auto"/>
-              <w:jc w:val="center"/>
-            </w:pPr>
-            <w:r>
-              <w:rPr>
-                <w:rFonts w:ascii="Times New Roman" w:hAnsi="Times New Roman" w:eastAsia="Times New Roman" w:cs="Times New Roman"/>
-                <w:color w:val="000000"/>
-                <w:sz w:val="18"/>
-              </w:rPr>
-              <w:t>Panel profiler 4 barras (BD|Python|TTFB|Render) + toggle Usuario/Ingeniería + comparativa Naive vs Optimizado + banderas rojas</w:t>
-            </w:r>
-          </w:p>
-        </w:tc>
-        <w:tc>
-          <w:tcPr>
-            <w:tcW w:type="dxa" w:w="1020"/>
-            <w:vAlign w:val="center"/>
-            <w:shd w:val="clear" w:color="auto" w:fill="F2F2F2"/>
-          </w:tcPr>
-          <w:p>
-            <w:pPr>
-              <w:spacing w:after="40" w:before="40" w:line="240" w:lineRule="auto"/>
-              <w:jc w:val="center"/>
-            </w:pPr>
-            <w:r>
-              <w:rPr>
-                <w:rFonts w:ascii="Times New Roman" w:hAnsi="Times New Roman" w:eastAsia="Times New Roman" w:cs="Times New Roman"/>
-                <w:color w:val="000000"/>
-                <w:sz w:val="18"/>
-              </w:rPr>
-              <w:t>4–5</w:t>
-            </w:r>
-          </w:p>
-        </w:tc>
-        <w:tc>
-          <w:tcPr>
-            <w:tcW w:type="dxa" w:w="964"/>
-            <w:vAlign w:val="center"/>
-            <w:shd w:val="clear" w:color="auto" w:fill="F2F2F2"/>
-          </w:tcPr>
-          <w:p>
-            <w:pPr>
-              <w:spacing w:after="40" w:before="40" w:line="240" w:lineRule="auto"/>
-              <w:jc w:val="center"/>
-            </w:pPr>
-            <w:r>
-              <w:rPr>
-                <w:rFonts w:ascii="Times New Roman" w:hAnsi="Times New Roman" w:eastAsia="Times New Roman" w:cs="Times New Roman"/>
-                <w:color w:val="000000"/>
-                <w:sz w:val="18"/>
-              </w:rPr>
-              <w:t>4</w:t>
-            </w:r>
-          </w:p>
-        </w:tc>
-      </w:tr>
-      <w:tr>
-        <w:tc>
-          <w:tcPr>
-            <w:tcW w:type="dxa" w:w="1587"/>
-            <w:vAlign w:val="center"/>
-          </w:tcPr>
-          <w:p>
-            <w:pPr>
-              <w:spacing w:after="40" w:before="40" w:line="240" w:lineRule="auto"/>
-              <w:jc w:val="center"/>
-            </w:pPr>
-            <w:r>
-              <w:rPr>
-                <w:rFonts w:ascii="Times New Roman" w:hAnsi="Times New Roman" w:eastAsia="Times New Roman" w:cs="Times New Roman"/>
-                <w:color w:val="000000"/>
-                <w:sz w:val="18"/>
-              </w:rPr>
-              <w:t>5. Pulido + Deploy</w:t>
-            </w:r>
-          </w:p>
-        </w:tc>
-        <w:tc>
-          <w:tcPr>
-            <w:tcW w:type="dxa" w:w="4649"/>
-            <w:vAlign w:val="center"/>
-          </w:tcPr>
-          <w:p>
-            <w:pPr>
-              <w:spacing w:after="40" w:before="40" w:line="240" w:lineRule="auto"/>
-              <w:jc w:val="center"/>
-            </w:pPr>
-            <w:r>
-              <w:rPr>
-                <w:rFonts w:ascii="Times New Roman" w:hAnsi="Times New Roman" w:eastAsia="Times New Roman" w:cs="Times New Roman"/>
-                <w:color w:val="000000"/>
-                <w:sz w:val="18"/>
-              </w:rPr>
-              <w:t>Estilos Tailwind, flujo demo en vivo, README, Swagger /api/docs/, video 3 min, pitch 45s, deploy Render+Vercel (migrate ya hecho)</w:t>
-            </w:r>
-          </w:p>
-        </w:tc>
-        <w:tc>
-          <w:tcPr>
-            <w:tcW w:type="dxa" w:w="1020"/>
-            <w:vAlign w:val="center"/>
-          </w:tcPr>
-          <w:p>
-            <w:pPr>
-              <w:spacing w:after="40" w:before="40" w:line="240" w:lineRule="auto"/>
-              <w:jc w:val="center"/>
-            </w:pPr>
-            <w:r>
-              <w:rPr>
-                <w:rFonts w:ascii="Times New Roman" w:hAnsi="Times New Roman" w:eastAsia="Times New Roman" w:cs="Times New Roman"/>
-                <w:color w:val="000000"/>
-                <w:sz w:val="18"/>
-              </w:rPr>
-              <w:t>4–5</w:t>
-            </w:r>
-          </w:p>
-        </w:tc>
-        <w:tc>
-          <w:tcPr>
-            <w:tcW w:type="dxa" w:w="964"/>
-            <w:vAlign w:val="center"/>
-          </w:tcPr>
-          <w:p>
-            <w:pPr>
-              <w:spacing w:after="40" w:before="40" w:line="240" w:lineRule="auto"/>
-              <w:jc w:val="center"/>
-            </w:pPr>
-            <w:r>
-              <w:rPr>
-                <w:rFonts w:ascii="Times New Roman" w:hAnsi="Times New Roman" w:eastAsia="Times New Roman" w:cs="Times New Roman"/>
-                <w:color w:val="000000"/>
-                <w:sz w:val="18"/>
-              </w:rPr>
-              <w:t>5</w:t>
+              <w:t>Auth JWT, Modelos Radar/Oportunidad, Algoritmo Matchmaking, API /mis-oportunidades/ + /radares/, Layout privado bandeja.</w:t>
             </w:r>
           </w:p>
         </w:tc>
       </w:tr>
     </w:tbl>
+    <w:p/>
     <w:p>
       <w:pPr>
-        <w:spacing w:after="120"/>
-      </w:pPr>
-    </w:p>
-    <w:p>
-      <w:pPr>
-        <w:widowControl/>
-        <w:spacing w:before="160" w:after="120" w:line="276" w:lineRule="auto"/>
-        <w:jc w:val="both"/>
+        <w:pStyle w:val="Heading1"/>
+        <w:spacing w:before="240" w:after="120"/>
       </w:pPr>
       <w:r>
         <w:rPr>
-          <w:rFonts w:ascii="Times New Roman" w:hAnsi="Times New Roman" w:eastAsia="Times New Roman" w:cs="Times New Roman"/>
+          <w:rFonts w:ascii="Calibri" w:hAnsi="Calibri"/>
           <w:b/>
-          <w:i w:val="0"/>
-          <w:color w:val="666666"/>
-          <w:sz w:val="22"/>
-        </w:rPr>
-        <w:t>Versión Completa / Producción Avanzada — +3 a 4 semanas adicionales</w:t>
-      </w:r>
-    </w:p>
-    <w:p>
-      <w:pPr>
-        <w:pStyle w:val="ListBullet"/>
-        <w:spacing w:after="40" w:line="276" w:lineRule="auto"/>
-        <w:ind w:left="720"/>
-        <w:jc w:val="both"/>
-      </w:pPr>
-      <w:r>
-        <w:rPr>
-          <w:rFonts w:ascii="Times New Roman" w:hAnsi="Times New Roman" w:eastAsia="Times New Roman" w:cs="Times New Roman"/>
-          <w:sz w:val="24"/>
-        </w:rPr>
-        <w:t>Celery + Redis: descarga automática nocturna programada (cron) — reemplaza Job+polling simple.</w:t>
-      </w:r>
-    </w:p>
-    <w:p>
-      <w:pPr>
-        <w:pStyle w:val="ListBullet"/>
-        <w:spacing w:after="40" w:line="276" w:lineRule="auto"/>
-        <w:ind w:left="720"/>
-        <w:jc w:val="both"/>
-      </w:pPr>
-      <w:r>
-        <w:rPr>
-          <w:rFonts w:ascii="Times New Roman" w:hAnsi="Times New Roman" w:eastAsia="Times New Roman" w:cs="Times New Roman"/>
-          <w:sz w:val="24"/>
-        </w:rPr>
-        <w:t>Mapa interactivo avanzado Leaflet/Mapbox por gasto con tooltips y zoom.</w:t>
-      </w:r>
-    </w:p>
-    <w:p>
-      <w:pPr>
-        <w:pStyle w:val="ListBullet"/>
-        <w:spacing w:after="40" w:line="276" w:lineRule="auto"/>
-        <w:ind w:left="720"/>
-        <w:jc w:val="both"/>
-      </w:pPr>
-      <w:r>
-        <w:rPr>
-          <w:rFonts w:ascii="Times New Roman" w:hAnsi="Times New Roman" w:eastAsia="Times New Roman" w:cs="Times New Roman"/>
-          <w:sz w:val="24"/>
-        </w:rPr>
-        <w:t>Auth JWT (SimpleJWT 5.3) + guardar búsquedas y alertas por usuario.</w:t>
-      </w:r>
-    </w:p>
-    <w:p>
-      <w:pPr>
-        <w:pStyle w:val="ListBullet"/>
-        <w:spacing w:after="40" w:line="276" w:lineRule="auto"/>
-        <w:ind w:left="720"/>
-        <w:jc w:val="both"/>
-      </w:pPr>
-      <w:r>
-        <w:rPr>
-          <w:rFonts w:ascii="Times New Roman" w:hAnsi="Times New Roman" w:eastAsia="Times New Roman" w:cs="Times New Roman"/>
-          <w:sz w:val="24"/>
-        </w:rPr>
-        <w:t>Export PDF/Excel desde Django (WeasyPrint / openpyxl) para auditoría.</w:t>
-      </w:r>
-    </w:p>
-    <w:p>
-      <w:pPr>
-        <w:pStyle w:val="ListBullet"/>
-        <w:spacing w:after="40" w:line="276" w:lineRule="auto"/>
-        <w:ind w:left="720"/>
-        <w:jc w:val="both"/>
-      </w:pPr>
-      <w:r>
-        <w:rPr>
-          <w:rFonts w:ascii="Times New Roman" w:hAnsi="Times New Roman" w:eastAsia="Times New Roman" w:cs="Times New Roman"/>
-          <w:sz w:val="24"/>
-        </w:rPr>
-        <w:t>Paginación avanzada + búsqueda full-text en descripcion_del_proceso (GIN index) + materialized views.</w:t>
-      </w:r>
-    </w:p>
-    <w:p>
-      <w:pPr>
-        <w:shd w:val="clear" w:color="auto" w:fill="FFF8DC"/>
-        <w:pBdr>
-          <w:top w:val="single" w:sz="6" w:space="4" w:color="D4A017"/>
-          <w:left w:val="single" w:sz="6" w:space="4" w:color="D4A017"/>
-          <w:bottom w:val="single" w:sz="6" w:space="4" w:color="D4A017"/>
-          <w:right w:val="single" w:sz="6" w:space="4" w:color="D4A017"/>
-        </w:pBdr>
-        <w:spacing w:before="120" w:after="160"/>
-        <w:ind w:left="283" w:right="283"/>
-        <w:jc w:val="both"/>
-      </w:pPr>
-      <w:r>
-        <w:rPr>
-          <w:rFonts w:ascii="Times New Roman" w:hAnsi="Times New Roman" w:eastAsia="Times New Roman" w:cs="Times New Roman"/>
-          <w:b/>
-          <w:color w:val="8B6914"/>
-          <w:sz w:val="18"/>
-        </w:rPr>
-        <w:t xml:space="preserve">Consejo rápido (SODA SoQL): </w:t>
-      </w:r>
-      <w:r>
-        <w:rPr>
-          <w:rFonts w:ascii="Times New Roman" w:hAnsi="Times New Roman" w:eastAsia="Times New Roman" w:cs="Times New Roman"/>
-          <w:i/>
-          <w:sz w:val="18"/>
-        </w:rPr>
-        <w:t>Usa filtros SoQL para no bajar gigabytes en demo:  requests.get("https://www.datos.gov.co/resource/j13v-233n.json?$where=departamento='Boyacá'&amp;$limit=5000", headers={"X-App-Token": TOKEN})  —  Luego escala a 5M paginando con $limit=50000&amp;$offset=50000&amp;$order=:id</w:t>
-      </w:r>
-    </w:p>
-    <w:p>
-      <w:pPr>
-        <w:pStyle w:val="Heading1"/>
-        <w:keepNext/>
-        <w:spacing w:before="360" w:after="160" w:line="240" w:lineRule="auto"/>
-      </w:pPr>
-      <w:r>
-        <w:rPr>
-          <w:rFonts w:ascii="Times New Roman" w:hAnsi="Times New Roman" w:eastAsia="Times New Roman" w:cs="Times New Roman"/>
-          <w:b/>
-          <w:color w:val="00785A"/>
-          <w:sz w:val="28"/>
+          <w:color w:val="1A3C5E"/>
+          <w:sz w:val="26"/>
         </w:rPr>
         <w:t>11  Fuentes de Datos y Estrategia de Ingesta SODA</w:t>
       </w:r>
     </w:p>
     <w:p>
       <w:pPr>
-        <w:pStyle w:val="Heading2"/>
-        <w:keepNext/>
-        <w:spacing w:before="240" w:after="120" w:line="276" w:lineRule="auto"/>
+        <w:spacing w:after="120"/>
       </w:pPr>
       <w:r>
         <w:rPr>
-          <w:rFonts w:ascii="Times New Roman" w:hAnsi="Times New Roman" w:eastAsia="Times New Roman" w:cs="Times New Roman"/>
+          <w:rFonts w:ascii="Calibri" w:hAnsi="Calibri"/>
           <w:b/>
-          <w:sz w:val="24"/>
+          <w:i w:val="0"/>
+          <w:sz w:val="18"/>
         </w:rPr>
-        <w:t>Dataset principal (5M scope)</w:t>
-      </w:r>
-    </w:p>
-    <w:tbl>
-      <w:tblPr>
-        <w:tblStyle w:val="TableGrid"/>
-        <w:tblW w:type="auto" w:w="0"/>
-        <w:jc w:val="center"/>
-        <w:tblLook w:firstColumn="1" w:firstRow="1" w:lastColumn="0" w:lastRow="0" w:noHBand="0" w:noVBand="1" w:val="04A0"/>
-      </w:tblPr>
-      <w:tblGrid>
-        <w:gridCol w:w="4680"/>
-        <w:gridCol w:w="4680"/>
-      </w:tblGrid>
-      <w:tr>
-        <w:tc>
-          <w:tcPr>
-            <w:tcW w:type="dxa" w:w="2551"/>
-            <w:vAlign w:val="center"/>
-            <w:shd w:val="clear" w:color="auto" w:fill="009640"/>
-          </w:tcPr>
-          <w:p>
-            <w:pPr>
-              <w:spacing w:after="40" w:before="40" w:line="240" w:lineRule="auto"/>
-              <w:jc w:val="center"/>
-            </w:pPr>
-            <w:r>
-              <w:rPr>
-                <w:rFonts w:ascii="Times New Roman" w:hAnsi="Times New Roman" w:eastAsia="Times New Roman" w:cs="Times New Roman"/>
-                <w:b/>
-                <w:color w:val="FFFFFF"/>
-                <w:sz w:val="18"/>
-              </w:rPr>
-              <w:t>Campo</w:t>
-            </w:r>
-          </w:p>
-        </w:tc>
-        <w:tc>
-          <w:tcPr>
-            <w:tcW w:type="dxa" w:w="6520"/>
-            <w:vAlign w:val="center"/>
-            <w:shd w:val="clear" w:color="auto" w:fill="009640"/>
-          </w:tcPr>
-          <w:p>
-            <w:pPr>
-              <w:spacing w:after="40" w:before="40" w:line="240" w:lineRule="auto"/>
-              <w:jc w:val="center"/>
-            </w:pPr>
-            <w:r>
-              <w:rPr>
-                <w:rFonts w:ascii="Times New Roman" w:hAnsi="Times New Roman" w:eastAsia="Times New Roman" w:cs="Times New Roman"/>
-                <w:b/>
-                <w:color w:val="FFFFFF"/>
-                <w:sz w:val="18"/>
-              </w:rPr>
-              <w:t>Valor</w:t>
-            </w:r>
-          </w:p>
-        </w:tc>
-      </w:tr>
-      <w:tr>
-        <w:tc>
-          <w:tcPr>
-            <w:tcW w:type="dxa" w:w="2551"/>
-            <w:vAlign w:val="center"/>
-          </w:tcPr>
-          <w:p>
-            <w:pPr>
-              <w:spacing w:after="40" w:before="40" w:line="240" w:lineRule="auto"/>
-              <w:jc w:val="center"/>
-            </w:pPr>
-            <w:r>
-              <w:rPr>
-                <w:rFonts w:ascii="Times New Roman" w:hAnsi="Times New Roman" w:eastAsia="Times New Roman" w:cs="Times New Roman"/>
-                <w:color w:val="000000"/>
-                <w:sz w:val="18"/>
-              </w:rPr>
-              <w:t>Nombre</w:t>
-            </w:r>
-          </w:p>
-        </w:tc>
-        <w:tc>
-          <w:tcPr>
-            <w:tcW w:type="dxa" w:w="6520"/>
-            <w:vAlign w:val="center"/>
-          </w:tcPr>
-          <w:p>
-            <w:pPr>
-              <w:spacing w:after="40" w:before="40" w:line="240" w:lineRule="auto"/>
-              <w:jc w:val="center"/>
-            </w:pPr>
-            <w:r>
-              <w:rPr>
-                <w:rFonts w:ascii="Times New Roman" w:hAnsi="Times New Roman" w:eastAsia="Times New Roman" w:cs="Times New Roman"/>
-                <w:color w:val="000000"/>
-                <w:sz w:val="18"/>
-              </w:rPr>
-              <w:t>SECOP II — Contratos Electrónicos — Estadísticas Nacionales</w:t>
-            </w:r>
-          </w:p>
-        </w:tc>
-      </w:tr>
-      <w:tr>
-        <w:tc>
-          <w:tcPr>
-            <w:tcW w:type="dxa" w:w="2551"/>
-            <w:vAlign w:val="center"/>
-            <w:shd w:val="clear" w:color="auto" w:fill="F2F2F2"/>
-          </w:tcPr>
-          <w:p>
-            <w:pPr>
-              <w:spacing w:after="40" w:before="40" w:line="240" w:lineRule="auto"/>
-              <w:jc w:val="center"/>
-            </w:pPr>
-            <w:r>
-              <w:rPr>
-                <w:rFonts w:ascii="Times New Roman" w:hAnsi="Times New Roman" w:eastAsia="Times New Roman" w:cs="Times New Roman"/>
-                <w:color w:val="000000"/>
-                <w:sz w:val="18"/>
-              </w:rPr>
-              <w:t>ID SODA</w:t>
-            </w:r>
-          </w:p>
-        </w:tc>
-        <w:tc>
-          <w:tcPr>
-            <w:tcW w:type="dxa" w:w="6520"/>
-            <w:vAlign w:val="center"/>
-            <w:shd w:val="clear" w:color="auto" w:fill="F2F2F2"/>
-          </w:tcPr>
-          <w:p>
-            <w:pPr>
-              <w:spacing w:after="40" w:before="40" w:line="240" w:lineRule="auto"/>
-              <w:jc w:val="center"/>
-            </w:pPr>
-            <w:r>
-              <w:rPr>
-                <w:rFonts w:ascii="Times New Roman" w:hAnsi="Times New Roman" w:eastAsia="Times New Roman" w:cs="Times New Roman"/>
-                <w:color w:val="000000"/>
-                <w:sz w:val="18"/>
-              </w:rPr>
-              <w:t>j13v-233n</w:t>
-            </w:r>
-          </w:p>
-        </w:tc>
-      </w:tr>
-      <w:tr>
-        <w:tc>
-          <w:tcPr>
-            <w:tcW w:type="dxa" w:w="2551"/>
-            <w:vAlign w:val="center"/>
-          </w:tcPr>
-          <w:p>
-            <w:pPr>
-              <w:spacing w:after="40" w:before="40" w:line="240" w:lineRule="auto"/>
-              <w:jc w:val="center"/>
-            </w:pPr>
-            <w:r>
-              <w:rPr>
-                <w:rFonts w:ascii="Times New Roman" w:hAnsi="Times New Roman" w:eastAsia="Times New Roman" w:cs="Times New Roman"/>
-                <w:color w:val="000000"/>
-                <w:sz w:val="18"/>
-              </w:rPr>
-              <w:t>Filas</w:t>
-            </w:r>
-          </w:p>
-        </w:tc>
-        <w:tc>
-          <w:tcPr>
-            <w:tcW w:type="dxa" w:w="6520"/>
-            <w:vAlign w:val="center"/>
-          </w:tcPr>
-          <w:p>
-            <w:pPr>
-              <w:spacing w:after="40" w:before="40" w:line="240" w:lineRule="auto"/>
-              <w:jc w:val="center"/>
-            </w:pPr>
-            <w:r>
-              <w:rPr>
-                <w:rFonts w:ascii="Times New Roman" w:hAnsi="Times New Roman" w:eastAsia="Times New Roman" w:cs="Times New Roman"/>
-                <w:color w:val="000000"/>
-                <w:sz w:val="18"/>
-              </w:rPr>
-              <w:t>5.98M (ago 2026) — 5.98M completos en PostgreSQL local</w:t>
-            </w:r>
-          </w:p>
-        </w:tc>
-      </w:tr>
-      <w:tr>
-        <w:tc>
-          <w:tcPr>
-            <w:tcW w:type="dxa" w:w="2551"/>
-            <w:vAlign w:val="center"/>
-            <w:shd w:val="clear" w:color="auto" w:fill="F2F2F2"/>
-          </w:tcPr>
-          <w:p>
-            <w:pPr>
-              <w:spacing w:after="40" w:before="40" w:line="240" w:lineRule="auto"/>
-              <w:jc w:val="center"/>
-            </w:pPr>
-            <w:r>
-              <w:rPr>
-                <w:rFonts w:ascii="Times New Roman" w:hAnsi="Times New Roman" w:eastAsia="Times New Roman" w:cs="Times New Roman"/>
-                <w:color w:val="000000"/>
-                <w:sz w:val="18"/>
-              </w:rPr>
-              <w:t>Columnas</w:t>
-            </w:r>
-          </w:p>
-        </w:tc>
-        <w:tc>
-          <w:tcPr>
-            <w:tcW w:type="dxa" w:w="6520"/>
-            <w:vAlign w:val="center"/>
-            <w:shd w:val="clear" w:color="auto" w:fill="F2F2F2"/>
-          </w:tcPr>
-          <w:p>
-            <w:pPr>
-              <w:spacing w:after="40" w:before="40" w:line="240" w:lineRule="auto"/>
-              <w:jc w:val="center"/>
-            </w:pPr>
-            <w:r>
-              <w:rPr>
-                <w:rFonts w:ascii="Times New Roman" w:hAnsi="Times New Roman" w:eastAsia="Times New Roman" w:cs="Times New Roman"/>
-                <w:color w:val="000000"/>
-                <w:sz w:val="18"/>
-              </w:rPr>
-              <w:t>85 (se usan 15 clave para MVP)</w:t>
-            </w:r>
-          </w:p>
-        </w:tc>
-      </w:tr>
-      <w:tr>
-        <w:tc>
-          <w:tcPr>
-            <w:tcW w:type="dxa" w:w="2551"/>
-            <w:vAlign w:val="center"/>
-          </w:tcPr>
-          <w:p>
-            <w:pPr>
-              <w:spacing w:after="40" w:before="40" w:line="240" w:lineRule="auto"/>
-              <w:jc w:val="center"/>
-            </w:pPr>
-            <w:r>
-              <w:rPr>
-                <w:rFonts w:ascii="Times New Roman" w:hAnsi="Times New Roman" w:eastAsia="Times New Roman" w:cs="Times New Roman"/>
-                <w:color w:val="000000"/>
-                <w:sz w:val="18"/>
-              </w:rPr>
-              <w:t>Actualización</w:t>
-            </w:r>
-          </w:p>
-        </w:tc>
-        <w:tc>
-          <w:tcPr>
-            <w:tcW w:type="dxa" w:w="6520"/>
-            <w:vAlign w:val="center"/>
-          </w:tcPr>
-          <w:p>
-            <w:pPr>
-              <w:spacing w:after="40" w:before="40" w:line="240" w:lineRule="auto"/>
-              <w:jc w:val="center"/>
-            </w:pPr>
-            <w:r>
-              <w:rPr>
-                <w:rFonts w:ascii="Times New Roman" w:hAnsi="Times New Roman" w:eastAsia="Times New Roman" w:cs="Times New Roman"/>
-                <w:color w:val="000000"/>
-                <w:sz w:val="18"/>
-              </w:rPr>
-              <w:t>Diaria — CC BY-SA 4.0 — Colombia Compra Eficiente</w:t>
-            </w:r>
-          </w:p>
-        </w:tc>
-      </w:tr>
-      <w:tr>
-        <w:tc>
-          <w:tcPr>
-            <w:tcW w:type="dxa" w:w="2551"/>
-            <w:vAlign w:val="center"/>
-            <w:shd w:val="clear" w:color="auto" w:fill="F2F2F2"/>
-          </w:tcPr>
-          <w:p>
-            <w:pPr>
-              <w:spacing w:after="40" w:before="40" w:line="240" w:lineRule="auto"/>
-              <w:jc w:val="center"/>
-            </w:pPr>
-            <w:r>
-              <w:rPr>
-                <w:rFonts w:ascii="Times New Roman" w:hAnsi="Times New Roman" w:eastAsia="Times New Roman" w:cs="Times New Roman"/>
-                <w:color w:val="000000"/>
-                <w:sz w:val="18"/>
-              </w:rPr>
-              <w:t>Vistas / Descargas</w:t>
-            </w:r>
-          </w:p>
-        </w:tc>
-        <w:tc>
-          <w:tcPr>
-            <w:tcW w:type="dxa" w:w="6520"/>
-            <w:vAlign w:val="center"/>
-            <w:shd w:val="clear" w:color="auto" w:fill="F2F2F2"/>
-          </w:tcPr>
-          <w:p>
-            <w:pPr>
-              <w:spacing w:after="40" w:before="40" w:line="240" w:lineRule="auto"/>
-              <w:jc w:val="center"/>
-            </w:pPr>
-            <w:r>
-              <w:rPr>
-                <w:rFonts w:ascii="Times New Roman" w:hAnsi="Times New Roman" w:eastAsia="Times New Roman" w:cs="Times New Roman"/>
-                <w:color w:val="000000"/>
-                <w:sz w:val="18"/>
-              </w:rPr>
-              <w:t>2.72M / 226K</w:t>
-            </w:r>
-          </w:p>
-        </w:tc>
-      </w:tr>
-      <w:tr>
-        <w:tc>
-          <w:tcPr>
-            <w:tcW w:type="dxa" w:w="2551"/>
-            <w:vAlign w:val="center"/>
-          </w:tcPr>
-          <w:p>
-            <w:pPr>
-              <w:spacing w:after="40" w:before="40" w:line="240" w:lineRule="auto"/>
-              <w:jc w:val="center"/>
-            </w:pPr>
-            <w:r>
-              <w:rPr>
-                <w:rFonts w:ascii="Times New Roman" w:hAnsi="Times New Roman" w:eastAsia="Times New Roman" w:cs="Times New Roman"/>
-                <w:color w:val="000000"/>
-                <w:sz w:val="18"/>
-              </w:rPr>
-              <w:t>Endpoint</w:t>
-            </w:r>
-          </w:p>
-        </w:tc>
-        <w:tc>
-          <w:tcPr>
-            <w:tcW w:type="dxa" w:w="6520"/>
-            <w:vAlign w:val="center"/>
-          </w:tcPr>
-          <w:p>
-            <w:pPr>
-              <w:spacing w:after="40" w:before="40" w:line="240" w:lineRule="auto"/>
-              <w:jc w:val="center"/>
-            </w:pPr>
-            <w:r>
-              <w:rPr>
-                <w:rFonts w:ascii="Times New Roman" w:hAnsi="Times New Roman" w:eastAsia="Times New Roman" w:cs="Times New Roman"/>
-                <w:color w:val="000000"/>
-                <w:sz w:val="18"/>
-              </w:rPr>
-              <w:t>https://www.datos.gov.co/resource/j13v-233n.json</w:t>
-            </w:r>
-          </w:p>
-        </w:tc>
-      </w:tr>
-      <w:tr>
-        <w:tc>
-          <w:tcPr>
-            <w:tcW w:type="dxa" w:w="2551"/>
-            <w:vAlign w:val="center"/>
-            <w:shd w:val="clear" w:color="auto" w:fill="F2F2F2"/>
-          </w:tcPr>
-          <w:p>
-            <w:pPr>
-              <w:spacing w:after="40" w:before="40" w:line="240" w:lineRule="auto"/>
-              <w:jc w:val="center"/>
-            </w:pPr>
-            <w:r>
-              <w:rPr>
-                <w:rFonts w:ascii="Times New Roman" w:hAnsi="Times New Roman" w:eastAsia="Times New Roman" w:cs="Times New Roman"/>
-                <w:color w:val="000000"/>
-                <w:sz w:val="18"/>
-              </w:rPr>
-              <w:t>SODA</w:t>
-            </w:r>
-          </w:p>
-        </w:tc>
-        <w:tc>
-          <w:tcPr>
-            <w:tcW w:type="dxa" w:w="6520"/>
-            <w:vAlign w:val="center"/>
-            <w:shd w:val="clear" w:color="auto" w:fill="F2F2F2"/>
-          </w:tcPr>
-          <w:p>
-            <w:pPr>
-              <w:spacing w:after="40" w:before="40" w:line="240" w:lineRule="auto"/>
-              <w:jc w:val="center"/>
-            </w:pPr>
-            <w:r>
-              <w:rPr>
-                <w:rFonts w:ascii="Times New Roman" w:hAnsi="Times New Roman" w:eastAsia="Times New Roman" w:cs="Times New Roman"/>
-                <w:color w:val="000000"/>
-                <w:sz w:val="18"/>
-              </w:rPr>
-              <w:t>SODA 2.1 — $limit max 50k por request, $offset paginado, $order=:id requerido, X-App-Token para 10k req/h</w:t>
-            </w:r>
-          </w:p>
-        </w:tc>
-      </w:tr>
-      <w:tr>
-        <w:tc>
-          <w:tcPr>
-            <w:tcW w:type="dxa" w:w="2551"/>
-            <w:vAlign w:val="center"/>
-          </w:tcPr>
-          <w:p>
-            <w:pPr>
-              <w:spacing w:after="40" w:before="40" w:line="240" w:lineRule="auto"/>
-              <w:jc w:val="center"/>
-            </w:pPr>
-            <w:r>
-              <w:rPr>
-                <w:rFonts w:ascii="Times New Roman" w:hAnsi="Times New Roman" w:eastAsia="Times New Roman" w:cs="Times New Roman"/>
-                <w:color w:val="000000"/>
-                <w:sz w:val="18"/>
-              </w:rPr>
-              <w:t>Alternativa Big Data pura</w:t>
-            </w:r>
-          </w:p>
-        </w:tc>
-        <w:tc>
-          <w:tcPr>
-            <w:tcW w:type="dxa" w:w="6520"/>
-            <w:vAlign w:val="center"/>
-          </w:tcPr>
-          <w:p>
-            <w:pPr>
-              <w:spacing w:after="40" w:before="40" w:line="240" w:lineRule="auto"/>
-              <w:jc w:val="center"/>
-            </w:pPr>
-            <w:r>
-              <w:rPr>
-                <w:rFonts w:ascii="Times New Roman" w:hAnsi="Times New Roman" w:eastAsia="Times New Roman" w:cs="Times New Roman"/>
-                <w:color w:val="000000"/>
-                <w:sz w:val="18"/>
-              </w:rPr>
-              <w:t>NYC Yellow Taxi 2023 30M (Parquet S3) — si instructor prefiere sector movilidad</w:t>
-            </w:r>
-          </w:p>
-        </w:tc>
-      </w:tr>
-    </w:tbl>
-    <w:p>
-      <w:pPr>
-        <w:spacing w:after="120"/>
-      </w:pPr>
-    </w:p>
-    <w:p>
-      <w:pPr>
-        <w:pStyle w:val="Heading2"/>
-        <w:keepNext/>
-        <w:spacing w:before="240" w:after="120" w:line="276" w:lineRule="auto"/>
-      </w:pPr>
-      <w:r>
-        <w:rPr>
-          <w:rFonts w:ascii="Times New Roman" w:hAnsi="Times New Roman" w:eastAsia="Times New Roman" w:cs="Times New Roman"/>
-          <w:b/>
-          <w:sz w:val="24"/>
-        </w:rPr>
-        <w:t>Columnas clave para MVP (15 de 85)</w:t>
+        <w:t>Dataset principal (5.98M scope):</w:t>
       </w:r>
     </w:p>
     <w:p>
       <w:pPr>
-        <w:spacing w:after="120" w:line="276" w:lineRule="auto"/>
-        <w:ind w:left="170"/>
-        <w:jc w:val="both"/>
-        <w:shd w:val="clear" w:color="auto" w:fill="EAF4FF"/>
+        <w:spacing w:after="120"/>
       </w:pPr>
       <w:r>
         <w:rPr>
-          <w:rFonts w:ascii="Consolas" w:hAnsi="Consolas"/>
-          <w:color w:val="003D5B"/>
+          <w:rFonts w:ascii="Calibri" w:hAnsi="Calibri"/>
+          <w:b w:val="0"/>
+          <w:i w:val="0"/>
           <w:sz w:val="16"/>
+        </w:rPr>
+        <w:t>SECOP II Estadísticas Nacionales — https://www.datos.gov.co/resource/jbjy-vk9h.json — 5.98M filas × 85 cols, 2.72M vistas, CC BY-SA 4.0. Identificador SODA jbjy-vk9h (antes j13v-233n corregido). 5.98M es techo scope, demo 100k–500k por tiempo.</w:t>
+      </w:r>
+    </w:p>
+    <w:p>
+      <w:pPr>
+        <w:spacing w:after="120"/>
+      </w:pPr>
+      <w:r>
+        <w:t>Columnas clave para MVP (85 completas - filtros elegibles):</w:t>
+      </w:r>
+    </w:p>
+    <w:p>
+      <w:pPr>
+        <w:spacing w:after="120"/>
+      </w:pPr>
+      <w:r>
+        <w:rPr>
+          <w:rFonts w:ascii="Calibri" w:hAnsi="Calibri"/>
+          <w:b w:val="0"/>
+          <w:i/>
+          <w:color w:val="2C3E50"/>
+          <w:sz w:val="14"/>
         </w:rPr>
         <w:t>nombre_entidad, nit_entidad, departamento, ciudad, orden, sector, id_contrato, estado_contrato, codigo_categoria_principal, descripcion_del_proceso, valor_contrato, fecha_firma, modalidad, contratista_nit, contratista_nombre</w:t>
       </w:r>
@@ -5901,14 +2940,14 @@
     <w:p>
       <w:pPr>
         <w:pStyle w:val="Heading2"/>
-        <w:keepNext/>
-        <w:spacing w:before="240" w:after="120" w:line="276" w:lineRule="auto"/>
+        <w:spacing w:before="240" w:after="120"/>
       </w:pPr>
       <w:r>
         <w:rPr>
-          <w:rFonts w:ascii="Times New Roman" w:hAnsi="Times New Roman" w:eastAsia="Times New Roman" w:cs="Times New Roman"/>
+          <w:rFonts w:ascii="Calibri" w:hAnsi="Calibri"/>
           <w:b/>
-          <w:sz w:val="24"/>
+          <w:color w:val="1A3C5E"/>
+          <w:sz w:val="22"/>
         </w:rPr>
         <w:t>Estrategia Demo sin descargar 5M (API, no Excel en vivo)</w:t>
       </w:r>
@@ -5916,673 +2955,325 @@
     <w:p>
       <w:pPr>
         <w:pStyle w:val="ListBullet"/>
-        <w:spacing w:after="40" w:line="276" w:lineRule="auto"/>
-        <w:ind w:left="720"/>
-        <w:jc w:val="both"/>
+        <w:spacing w:after="60"/>
       </w:pPr>
       <w:r>
         <w:rPr>
-          <w:rFonts w:ascii="Times New Roman" w:hAnsi="Times New Roman" w:eastAsia="Times New Roman" w:cs="Times New Roman"/>
-          <w:sz w:val="24"/>
+          <w:sz w:val="16"/>
         </w:rPr>
-        <w:t>No descargar 5.98M: pedir $limit=50000 con filtro $where=departamento='Boyacá' o $where=ano=2023 para demo (5k–100k filas). Para 500k hacer 10 páginas de 50k con $offset=0,50000,...,450000.</w:t>
+        <w:t>No descargar 5.98M: pedir $limit=50000 con filtro $where=departamento='Boyaca' o $where=ano=2023 para demo (5k–100k filas). Para 500k hacer 10 páginas de 50k con $offset=0,50000,...,450000.</w:t>
       </w:r>
     </w:p>
     <w:p>
       <w:pPr>
         <w:pStyle w:val="ListBullet"/>
-        <w:spacing w:after="40" w:line="276" w:lineRule="auto"/>
-        <w:ind w:left="720"/>
-        <w:jc w:val="both"/>
+        <w:spacing w:after="60"/>
       </w:pPr>
       <w:r>
         <w:rPr>
-          <w:rFonts w:ascii="Times New Roman" w:hAnsi="Times New Roman" w:eastAsia="Times New Roman" w:cs="Times New Roman"/>
-          <w:sz w:val="24"/>
+          <w:sz w:val="16"/>
         </w:rPr>
-        <w:t>Soporte $offset + $limit:  SODA 2.0 max 50k por request, SODA 2.1 sin límite teórico pero limitado por timeout. Paginación obligatoria:  ?$limit=50&amp;$offset=150  recupera registros 151–200 (4ª página de 50).  Usar $order=:id para estabilidad ante updates diarios.</w:t>
+        <w:t>Soporte $offset + $limit: SODA max 50k por request. Paginación obligatoria: ?$limit=50&amp;$offset=150 recupera registros 151–200 (4ª página de 50). Usar $order=:id para estabilidad.</w:t>
       </w:r>
     </w:p>
     <w:p>
       <w:pPr>
         <w:pStyle w:val="ListBullet"/>
-        <w:spacing w:after="40" w:line="276" w:lineRule="auto"/>
-        <w:ind w:left="720"/>
-        <w:jc w:val="both"/>
+        <w:spacing w:after="60"/>
       </w:pPr>
       <w:r>
         <w:rPr>
-          <w:rFonts w:ascii="Times New Roman" w:hAnsi="Times New Roman" w:eastAsia="Times New Roman" w:cs="Times New Roman"/>
-          <w:sz w:val="24"/>
+          <w:sz w:val="16"/>
         </w:rPr>
-        <w:t>App Token: registrar X-App-Token en datos.gov.co para subir de 1k req/día a ~10k/h y evitar throttling en ingesta de 500k (10 requests). Guardar en .env, no en repo.</w:t>
+        <w:t>App Token: registrar X-App-Token en datos.gov.co para subir de 1k req/día a ~10k/h y evitar throttling en ingesta 500k (10 requests). Guardar en .env, no en repo.</w:t>
       </w:r>
     </w:p>
     <w:p>
       <w:pPr>
         <w:pStyle w:val="ListBullet"/>
-        <w:spacing w:after="40" w:line="276" w:lineRule="auto"/>
-        <w:ind w:left="720"/>
-        <w:jc w:val="both"/>
+        <w:spacing w:after="60"/>
       </w:pPr>
       <w:r>
         <w:rPr>
-          <w:rFonts w:ascii="Times New Roman" w:hAnsi="Times New Roman" w:eastAsia="Times New Roman" w:cs="Times New Roman"/>
-          <w:sz w:val="24"/>
+          <w:sz w:val="16"/>
         </w:rPr>
-        <w:t>Migraciones primero: CREATE TABLE + índices antes de ETL; ETL después: bulk_create. Orden: migrate → cargar_secop → /api/resumen.</w:t>
+        <w:t>Migraciones primero: CREATE TABLE + índices antes de ETL; ETL después: bulk_create. Orden: migrate → cargar_secop → /api/resumen + /mis-oportunidades.</w:t>
       </w:r>
     </w:p>
     <w:p>
       <w:pPr>
         <w:pStyle w:val="ListBullet"/>
-        <w:spacing w:after="40" w:line="276" w:lineRule="auto"/>
-        <w:ind w:left="720"/>
-        <w:jc w:val="both"/>
+        <w:spacing w:after="60"/>
       </w:pPr>
       <w:r>
         <w:rPr>
-          <w:rFonts w:ascii="Times New Roman" w:hAnsi="Times New Roman" w:eastAsia="Times New Roman" w:cs="Times New Roman"/>
-          <w:sz w:val="24"/>
+          <w:sz w:val="16"/>
         </w:rPr>
-        <w:t>Índices en PostgreSQL para pasar de segundos a ms:  CREATE INDEX idx_contrato_depto ON contrato(departamento);  + modalidad, fecha_firma, contratista_nit;  + GIN en descripcion para v2.</w:t>
+        <w:t>Índices en PG para pasar de segundos a ms: CREATE INDEX idx_contrato_depto ON contrato(departamento); + modalidad, fecha_firma, contratista_nit, radar.palabras_clave; + GIN en descripción para v2.</w:t>
       </w:r>
     </w:p>
     <w:p>
       <w:pPr>
-        <w:widowControl/>
-        <w:spacing w:before="120" w:after="120" w:line="276" w:lineRule="auto"/>
-        <w:jc w:val="both"/>
+        <w:spacing w:after="120"/>
       </w:pPr>
       <w:r>
         <w:rPr>
-          <w:rFonts w:ascii="Times New Roman" w:hAnsi="Times New Roman" w:eastAsia="Times New Roman" w:cs="Times New Roman"/>
+          <w:rFonts w:ascii="Calibri" w:hAnsi="Calibri"/>
           <w:b/>
           <w:i w:val="0"/>
-          <w:sz w:val="18"/>
+          <w:sz w:val="16"/>
         </w:rPr>
         <w:t>Ejemplo paginación SODA (Tyler Data &amp; Insights, 10 dic 2025):</w:t>
       </w:r>
     </w:p>
     <w:p>
       <w:pPr>
-        <w:jc w:val="left"/>
+        <w:spacing w:after="120"/>
       </w:pPr>
       <w:r>
         <w:rPr>
-          <w:rFonts w:ascii="Times New Roman" w:hAnsi="Times New Roman" w:eastAsia="Times New Roman" w:cs="Times New Roman"/>
-          <w:i/>
-          <w:sz w:val="16"/>
+          <w:rFonts w:ascii="Consolas" w:hAnsi="Consolas"/>
+          <w:b w:val="0"/>
+          <w:i w:val="0"/>
+          <w:sz w:val="14"/>
         </w:rPr>
-        <w:t>https://soda.demo.socrata.com/resource/4tka-6guv.json?$limit=50&amp;$offset=150   →  4ª página de 50 (registros 151–200)</w:t>
+        <w:t>https://www.datos.gov.co/resource/jbjy-vk9h.json?$limit=50&amp;$offset=150   →  4ª página de 50 (registros 151–200)</w:t>
+        <w:br/>
+        <w:t>https://www.datos.gov.co/resource/jbjy-vk9h.json?$limit=50000&amp;$offset=50000&amp;$order=:id&amp;$where=departamento='Boyaca'</w:t>
       </w:r>
     </w:p>
     <w:p>
+      <w:pPr>
+        <w:pStyle w:val="Heading1"/>
+        <w:spacing w:before="240" w:after="120"/>
+      </w:pPr>
       <w:r>
         <w:rPr>
-          <w:rFonts w:ascii="Times New Roman" w:hAnsi="Times New Roman" w:eastAsia="Times New Roman" w:cs="Times New Roman"/>
+          <w:rFonts w:ascii="Calibri" w:hAnsi="Calibri"/>
           <w:b/>
-          <w:color w:val="009664"/>
-          <w:sz w:val="16"/>
+          <w:color w:val="1A3C5E"/>
+          <w:sz w:val="26"/>
         </w:rPr>
-        <w:t>https://www.datos.gov.co/resource/j13v-233n.json?$limit=50000&amp;$offset=50000&amp;$order=:id&amp;$where=departamento='Boyacá'</w:t>
+        <w:t>12  Entregables y Criterios de Evaluación (Guía 4)</w:t>
       </w:r>
     </w:p>
     <w:p>
       <w:pPr>
-        <w:pStyle w:val="Heading1"/>
-        <w:keepNext/>
-        <w:spacing w:before="360" w:after="160" w:line="240" w:lineRule="auto"/>
+        <w:spacing w:after="120"/>
       </w:pPr>
       <w:r>
         <w:rPr>
-          <w:rFonts w:ascii="Times New Roman" w:hAnsi="Times New Roman" w:eastAsia="Times New Roman" w:cs="Times New Roman"/>
+          <w:rFonts w:ascii="Calibri" w:hAnsi="Calibri"/>
           <w:b/>
-          <w:color w:val="00785A"/>
-          <w:sz w:val="28"/>
+          <w:i w:val="0"/>
+          <w:color w:val="1A3C5E"/>
+          <w:sz w:val="18"/>
         </w:rPr>
-        <w:t>12  Entregables y Criterios de Evaluación</w:t>
+        <w:t>Entregables MVP (Guía 4 — 5 semanas — Freemium):</w:t>
       </w:r>
     </w:p>
     <w:p>
       <w:pPr>
-        <w:pStyle w:val="Heading2"/>
-        <w:keepNext/>
-        <w:spacing w:before="240" w:after="120" w:line="276" w:lineRule="auto"/>
+        <w:pStyle w:val="ListBullet"/>
       </w:pPr>
       <w:r>
         <w:rPr>
-          <w:rFonts w:ascii="Times New Roman" w:hAnsi="Times New Roman" w:eastAsia="Times New Roman" w:cs="Times New Roman"/>
-          <w:b/>
-          <w:sz w:val="24"/>
+          <w:sz w:val="18"/>
         </w:rPr>
-        <w:t>Entregables MVP (Guía 4) — 5 semanas</w:t>
+        <w:t>Repositorio con arquitectura Frontend y Backend bifurcada (público vs privado) + Git PR + tag v1.0-sprint4/v1.1-profiler + main al día.</w:t>
       </w:r>
     </w:p>
     <w:p>
       <w:pPr>
         <w:pStyle w:val="ListBullet"/>
-        <w:spacing w:after="40" w:line="276" w:lineRule="auto"/>
-        <w:ind w:left="720"/>
-        <w:jc w:val="both"/>
       </w:pPr>
       <w:r>
         <w:rPr>
-          <w:rFonts w:ascii="Times New Roman" w:hAnsi="Times New Roman" w:eastAsia="Times New Roman" w:cs="Times New Roman"/>
-          <w:sz w:val="24"/>
+          <w:sz w:val="18"/>
         </w:rPr>
-        <w:t>Repositorio GitHub (Django + React) con README, .env.example, migraciones versionadas y commits con pitch de 45s.</w:t>
+        <w:t>API REST con rutas públicas (GET /api/optimized/resumen, /top, /mapa, /contratos, /serie-mensual) y privadas (POST/GET /api/radares/, GET /api/mis-oportunidades/ con JWT, estados Nueva/Guardada/Postulado) + Swagger /api/docs/ (34+ endpoints).</w:t>
       </w:r>
     </w:p>
     <w:p>
       <w:pPr>
         <w:pStyle w:val="ListBullet"/>
-        <w:spacing w:after="40" w:line="276" w:lineRule="auto"/>
-        <w:ind w:left="720"/>
-        <w:jc w:val="both"/>
       </w:pPr>
       <w:r>
         <w:rPr>
-          <w:rFonts w:ascii="Times New Roman" w:hAnsi="Times New Roman" w:eastAsia="Times New Roman" w:cs="Times New Roman"/>
-          <w:sz w:val="24"/>
+          <w:sz w:val="18"/>
         </w:rPr>
-        <w:t>PostgreSQL local con tabla contrato indexada (migrate) y 100k–500k filas reales cargadas vía ETL SODA paginado (15 cols, escalable a 5.98M) — trazabilidad migrate → ETL explicada.</w:t>
+        <w:t>Dashboard público con Profiler dual (Optimizada 280ms verde vs Naive 8s rojo) + DataTable 60 FPS + Mapa + CTA Freemium + Dashboard privado con bandeja.</w:t>
       </w:r>
     </w:p>
     <w:p>
       <w:pPr>
         <w:pStyle w:val="ListBullet"/>
-        <w:spacing w:after="40" w:line="276" w:lineRule="auto"/>
-        <w:ind w:left="720"/>
-        <w:jc w:val="both"/>
       </w:pPr>
       <w:r>
         <w:rPr>
-          <w:rFonts w:ascii="Times New Roman" w:hAnsi="Times New Roman" w:eastAsia="Times New Roman" w:cs="Times New Roman"/>
-          <w:sz w:val="24"/>
+          <w:sz w:val="18"/>
         </w:rPr>
-        <w:t>API dual documentada en /api/docs/ (Swagger) con ejemplos naive vs optimized y métricas de velocidad por endpoint.</w:t>
+        <w:t>Demostración Radar → Match: crear Radar {Boyacá, pavimento, 10-50M} + correr ETL 50k → ver Oportunidad Nueva en bandeja privada sin duplicar (por id_contrato + unique).</w:t>
       </w:r>
     </w:p>
     <w:p>
       <w:pPr>
         <w:pStyle w:val="ListBullet"/>
-        <w:spacing w:after="40" w:line="276" w:lineRule="auto"/>
-        <w:ind w:left="720"/>
-        <w:jc w:val="both"/>
       </w:pPr>
       <w:r>
         <w:rPr>
-          <w:rFonts w:ascii="Times New Roman" w:hAnsi="Times New Roman" w:eastAsia="Times New Roman" w:cs="Times New Roman"/>
-          <w:sz w:val="24"/>
+          <w:sz w:val="18"/>
         </w:rPr>
-        <w:t>Dashboard en localhost (y luego Vercel/Render) con 4 gráficos Recharts, mapa Leaflet, filtros multinivel y profiler dual (Usuario/Ingeniería) a 60FPS.</w:t>
+        <w:t>Tests 8 passing (5 pytest backend + 3 vitest Login) + deploy Docker reproducible + Notion 49 historias + video 3min pitch 45s.</w:t>
       </w:r>
     </w:p>
     <w:p>
       <w:pPr>
-        <w:pStyle w:val="ListBullet"/>
-        <w:spacing w:after="40" w:line="276" w:lineRule="auto"/>
-        <w:ind w:left="720"/>
-        <w:jc w:val="both"/>
+        <w:spacing w:after="120"/>
       </w:pPr>
       <w:r>
         <w:rPr>
-          <w:rFonts w:ascii="Times New Roman" w:hAnsi="Times New Roman" w:eastAsia="Times New Roman" w:cs="Times New Roman"/>
-          <w:sz w:val="24"/>
+          <w:rFonts w:ascii="Calibri" w:hAnsi="Calibri"/>
+          <w:b/>
+          <w:i w:val="0"/>
+          <w:sz w:val="18"/>
         </w:rPr>
-        <w:t>Video demo de 3 minutos del flujo sincronizar (API paginada) → filtrar → ver KPIs + profiler 4 barras + comparativa 280ms vs 8200ms.</w:t>
+        <w:t>Criterios de evaluación (GFPI-F-135 V04):</w:t>
       </w:r>
     </w:p>
     <w:p>
       <w:pPr>
-        <w:pStyle w:val="Heading2"/>
-        <w:keepNext/>
-        <w:spacing w:before="240" w:after="120" w:line="276" w:lineRule="auto"/>
+        <w:pStyle w:val="ListBullet"/>
+        <w:spacing w:after="60"/>
       </w:pPr>
       <w:r>
         <w:rPr>
-          <w:rFonts w:ascii="Times New Roman" w:hAnsi="Times New Roman" w:eastAsia="Times New Roman" w:cs="Times New Roman"/>
-          <w:b/>
-          <w:sz w:val="24"/>
+          <w:sz w:val="16"/>
         </w:rPr>
-        <w:t>Criterios de éxito (Guía 4)</w:t>
+        <w:t>Funcionalidad: API suma en BD &lt;500ms, DataTable 60 FPS, Matchmaking genera Oportunidad sin duplicar.</w:t>
       </w:r>
     </w:p>
     <w:p>
       <w:pPr>
         <w:pStyle w:val="ListBullet"/>
-        <w:spacing w:after="40" w:line="276" w:lineRule="auto"/>
-        <w:ind w:left="720"/>
-        <w:jc w:val="both"/>
+        <w:spacing w:after="60"/>
       </w:pPr>
       <w:r>
         <w:rPr>
-          <w:rFonts w:ascii="Times New Roman" w:hAnsi="Times New Roman" w:eastAsia="Times New Roman" w:cs="Times New Roman"/>
-          <w:sz w:val="24"/>
+          <w:sz w:val="16"/>
         </w:rPr>
-        <w:t>Ingesta de 50k vía API no congela UI (Job + polling, barra 0–100%, ETL E-T-L trazable).</w:t>
+        <w:t>Seguridad: PBKDF2 + JWT HS256 + CORS/CSRF + env por entorno + .env no versionado.</w:t>
       </w:r>
     </w:p>
     <w:p>
       <w:pPr>
         <w:pStyle w:val="ListBullet"/>
-        <w:spacing w:after="40" w:line="276" w:lineRule="auto"/>
-        <w:ind w:left="720"/>
-        <w:jc w:val="both"/>
+        <w:spacing w:after="60"/>
       </w:pPr>
       <w:r>
         <w:rPr>
-          <w:rFonts w:ascii="Times New Roman" w:hAnsi="Times New Roman" w:eastAsia="Times New Roman" w:cs="Times New Roman"/>
-          <w:sz w:val="24"/>
+          <w:sz w:val="16"/>
         </w:rPr>
-        <w:t>Filtro Boyacá/Directa 2023 responde &lt;500ms con JSON &lt;50KB (aggregate en BD) y profiler lo mide por capa.</w:t>
+        <w:t>Arquitectura: Service Layer + Repository + migraciones antes de ETL + PR con review.</w:t>
       </w:r>
     </w:p>
     <w:p>
       <w:pPr>
         <w:pStyle w:val="ListBullet"/>
-        <w:spacing w:after="40" w:line="276" w:lineRule="auto"/>
-        <w:ind w:left="720"/>
-        <w:jc w:val="both"/>
+        <w:spacing w:after="60"/>
       </w:pPr>
       <w:r>
         <w:rPr>
-          <w:rFonts w:ascii="Times New Roman" w:hAnsi="Times New Roman" w:eastAsia="Times New Roman" w:cs="Times New Roman"/>
-          <w:sz w:val="24"/>
+          <w:sz w:val="16"/>
         </w:rPr>
-        <w:t>Profiler dual funciona: toggle Usuario/Ingeniería y comparativa Naive vs Optimizado visible.</w:t>
+        <w:t>Transferencia: 5 sesiones con 10 pasos c/u + video + comprobación comprensión compañeros.</w:t>
       </w:r>
     </w:p>
     <w:p>
       <w:pPr>
-        <w:pStyle w:val="ListBullet"/>
-        <w:spacing w:after="40" w:line="276" w:lineRule="auto"/>
-        <w:ind w:left="720"/>
-        <w:jc w:val="both"/>
+        <w:pStyle w:val="Heading1"/>
+        <w:spacing w:before="240" w:after="120"/>
       </w:pPr>
       <w:r>
         <w:rPr>
-          <w:rFonts w:ascii="Times New Roman" w:hAnsi="Times New Roman" w:eastAsia="Times New Roman" w:cs="Times New Roman"/>
-          <w:sz w:val="24"/>
-        </w:rPr>
-        <w:t>Gráficos no bajan de 60FPS (virtualización y cache TanStack Query).</w:t>
-      </w:r>
-    </w:p>
-    <w:p>
-      <w:pPr>
-        <w:pStyle w:val="ListBullet"/>
-        <w:spacing w:after="40" w:line="276" w:lineRule="auto"/>
-        <w:ind w:left="720"/>
-        <w:jc w:val="both"/>
-      </w:pPr>
-      <w:r>
-        <w:rPr>
-          <w:rFonts w:ascii="Times New Roman" w:hAnsi="Times New Roman" w:eastAsia="Times New Roman" w:cs="Times New Roman"/>
-          <w:sz w:val="24"/>
-        </w:rPr>
-        <w:t>Código versionado con migraciones y ETL documentados, y diagrama de arquitectura decoupled + flujo migrate→ETL→API explicado en sustentación.</w:t>
-      </w:r>
-    </w:p>
-    <w:p>
-      <w:pPr>
-        <w:pStyle w:val="ListBullet"/>
-        <w:spacing w:after="40" w:line="276" w:lineRule="auto"/>
-        <w:ind w:left="720"/>
-        <w:jc w:val="both"/>
-      </w:pPr>
-      <w:r>
-        <w:rPr>
-          <w:rFonts w:ascii="Times New Roman" w:hAnsi="Times New Roman" w:eastAsia="Times New Roman" w:cs="Times New Roman"/>
-          <w:sz w:val="24"/>
-        </w:rPr>
-        <w:t>Sesión de explicación con justificación de decisiones: PostgreSQL local 5432, DRF aggregate, Job+polling vs Celery, migraciones vs ETL, y por qué 5M scope con demo 100k por tiempo de clase.</w:t>
-      </w:r>
-    </w:p>
-    <w:p>
-      <w:pPr>
-        <w:widowControl/>
-        <w:spacing w:before="160" w:after="120" w:line="276" w:lineRule="auto"/>
-        <w:jc w:val="both"/>
-      </w:pPr>
-      <w:r>
-        <w:rPr>
-          <w:rFonts w:ascii="Times New Roman" w:hAnsi="Times New Roman" w:eastAsia="Times New Roman" w:cs="Times New Roman"/>
-          <w:b w:val="0"/>
-          <w:i/>
-          <w:sz w:val="22"/>
-        </w:rPr>
-        <w:t>Cronograma actualizado V2: 5 semanas × 5h/día ≈ 125h (S1 Ingesta+Migraciones, S2 API dual, S3 Frontend Usuario, S4 Profiler Dual, S5 Pulido+Deploy). El MVP cabe con holgura; buffer en S5 para iterar banderas rojas y estilo si el instructor elige Taxi vs SECOP.</w:t>
-      </w:r>
-    </w:p>
-    <w:p>
-      <w:pPr>
-        <w:pStyle w:val="Heading1"/>
-        <w:keepNext/>
-        <w:spacing w:before="360" w:after="160" w:line="240" w:lineRule="auto"/>
-      </w:pPr>
-      <w:r>
-        <w:rPr>
-          <w:rFonts w:ascii="Times New Roman" w:hAnsi="Times New Roman" w:eastAsia="Times New Roman" w:cs="Times New Roman"/>
+          <w:rFonts w:ascii="Calibri" w:hAnsi="Calibri"/>
           <w:b/>
-          <w:color w:val="00785A"/>
-          <w:sz w:val="28"/>
+          <w:color w:val="1A3C5E"/>
+          <w:sz w:val="26"/>
         </w:rPr>
         <w:t>Referencias y Glosario</w:t>
       </w:r>
     </w:p>
     <w:p>
       <w:pPr>
-        <w:pStyle w:val="Heading2"/>
-        <w:keepNext/>
-        <w:spacing w:before="240" w:after="120" w:line="276" w:lineRule="auto"/>
+        <w:pStyle w:val="ListBullet"/>
       </w:pPr>
       <w:r>
         <w:rPr>
-          <w:rFonts w:ascii="Times New Roman" w:hAnsi="Times New Roman" w:eastAsia="Times New Roman" w:cs="Times New Roman"/>
-          <w:b/>
-          <w:sz w:val="24"/>
+          <w:sz w:val="16"/>
         </w:rPr>
-        <w:t>Referencias APA</w:t>
+        <w:t>Dataset SECOP II: https://www.datos.gov.co/resource/jbjy-vk9h.json (5.98M, SODA 2.1).</w:t>
       </w:r>
     </w:p>
     <w:p>
       <w:pPr>
         <w:pStyle w:val="ListBullet"/>
-        <w:spacing w:after="80" w:line="276" w:lineRule="auto"/>
-        <w:ind w:left="720" w:hanging="720"/>
-        <w:jc w:val="both"/>
       </w:pPr>
       <w:r>
         <w:rPr>
-          <w:rFonts w:ascii="Times New Roman" w:hAnsi="Times New Roman" w:eastAsia="Times New Roman" w:cs="Times New Roman"/>
-          <w:sz w:val="20"/>
+          <w:sz w:val="16"/>
         </w:rPr>
-        <w:t>Agencia Nacional de Contratación Pública — Colombia Compra Eficiente. (2026). SECOP II — Contratos Electrónicos — Estadísticas Nacionales [Conjunto de datos]. datos.gov.co. https://www.datos.gov.co/resource/j13v-233n.json (CC BY-SA 4.0)</w:t>
+        <w:t>SODA 2.1: https://support.socrata.com — $limit 50k + $offset + $order=:id + X-App-Token (Tyler Tech, 2025).</w:t>
       </w:r>
     </w:p>
     <w:p>
       <w:pPr>
         <w:pStyle w:val="ListBullet"/>
-        <w:spacing w:after="80" w:line="276" w:lineRule="auto"/>
-        <w:ind w:left="720" w:hanging="720"/>
-        <w:jc w:val="both"/>
       </w:pPr>
       <w:r>
         <w:rPr>
-          <w:rFonts w:ascii="Times New Roman" w:hAnsi="Times New Roman" w:eastAsia="Times New Roman" w:cs="Times New Roman"/>
-          <w:sz w:val="20"/>
+          <w:sz w:val="16"/>
         </w:rPr>
-        <w:t>Tyler Technologies. (2025, 10 de diciembre). How to query more than 1000 rows of a dataset. Data &amp; Insights Knowledge Base. https://support.socrata.com</w:t>
+        <w:t>Guía SENA GFPI-F-135 V04 — Fase Desarrollo — ADSO 3171062 — Proceso A (Desarrollo) + Proceso B (Transferencia).</w:t>
       </w:r>
     </w:p>
     <w:p>
       <w:pPr>
         <w:pStyle w:val="ListBullet"/>
-        <w:spacing w:after="80" w:line="276" w:lineRule="auto"/>
-        <w:ind w:left="720" w:hanging="720"/>
-        <w:jc w:val="both"/>
       </w:pPr>
       <w:r>
         <w:rPr>
-          <w:rFonts w:ascii="Times New Roman" w:hAnsi="Times New Roman" w:eastAsia="Times New Roman" w:cs="Times New Roman"/>
-          <w:sz w:val="20"/>
+          <w:sz w:val="16"/>
         </w:rPr>
-        <w:t>Django Software Foundation. (2025). Django 5.0 documentation — Migrations &amp; ORM. https://docs.djangoproject.com/en/5.0/topics/migrations/</w:t>
+        <w:t>Django 5.0.14 + DRF 3.18 + SimpleJWT 5.3 — PostgreSQL 16 + React 19.2.8 — Freemium SaaS 2 en 1.</w:t>
       </w:r>
     </w:p>
     <w:p>
       <w:pPr>
         <w:pStyle w:val="ListBullet"/>
-        <w:spacing w:after="80" w:line="276" w:lineRule="auto"/>
-        <w:ind w:left="720" w:hanging="720"/>
-        <w:jc w:val="both"/>
       </w:pPr>
       <w:r>
         <w:rPr>
-          <w:rFonts w:ascii="Times New Roman" w:hAnsi="Times New Roman" w:eastAsia="Times New Roman" w:cs="Times New Roman"/>
-          <w:sz w:val="20"/>
+          <w:sz w:val="16"/>
         </w:rPr>
-        <w:t>Encode. (2025). Django REST Framework 3.17. https://www.django-rest-framework.org/</w:t>
+        <w:t>Glosario: Radar = filtro guardado contratista; Oportunidad = match contrato-radar; Matchmaking = cruce ILIKE + rango en BD; Freemium = observatorio gratis + portal privado con login; Profiler dual = BD|Python|TTFB|Render en ms; DataTable = TanStack Table + virtual.</w:t>
       </w:r>
     </w:p>
     <w:p>
       <w:pPr>
-        <w:pStyle w:val="ListBullet"/>
-        <w:spacing w:after="80" w:line="276" w:lineRule="auto"/>
-        <w:ind w:left="720" w:hanging="720"/>
-        <w:jc w:val="both"/>
+        <w:jc w:val="center"/>
       </w:pPr>
       <w:r>
         <w:rPr>
-          <w:rFonts w:ascii="Times New Roman" w:hAnsi="Times New Roman" w:eastAsia="Times New Roman" w:cs="Times New Roman"/>
-          <w:sz w:val="20"/>
+          <w:b/>
+          <w:i/>
+          <w:color w:val="1A3C5E"/>
+          <w:sz w:val="16"/>
         </w:rPr>
-        <w:t>PostgreSQL Global Development Group. (2026). PostgreSQL 18 Documentation — Indexes &amp; Performance. https://www.postgresql.org/docs/</w:t>
-      </w:r>
-    </w:p>
-    <w:p>
-      <w:pPr>
-        <w:pStyle w:val="ListBullet"/>
-        <w:spacing w:after="80" w:line="276" w:lineRule="auto"/>
-        <w:ind w:left="720" w:hanging="720"/>
-        <w:jc w:val="both"/>
-      </w:pPr>
-      <w:r>
-        <w:rPr>
-          <w:rFonts w:ascii="Times New Roman" w:hAnsi="Times New Roman" w:eastAsia="Times New Roman" w:cs="Times New Roman"/>
-          <w:sz w:val="20"/>
-        </w:rPr>
-        <w:t>Meta. (2026). React 19.2 documentation. https://react.dev/</w:t>
-      </w:r>
-    </w:p>
-    <w:p>
-      <w:pPr>
-        <w:pStyle w:val="ListBullet"/>
-        <w:spacing w:after="80" w:line="276" w:lineRule="auto"/>
-        <w:ind w:left="720" w:hanging="720"/>
-        <w:jc w:val="both"/>
-      </w:pPr>
-      <w:r>
-        <w:rPr>
-          <w:rFonts w:ascii="Times New Roman" w:hAnsi="Times New Roman" w:eastAsia="Times New Roman" w:cs="Times New Roman"/>
-          <w:sz w:val="20"/>
-        </w:rPr>
-        <w:t>Vite. (2025). Vite 5.4 documentation. https://vitejs.dev/</w:t>
-      </w:r>
-    </w:p>
-    <w:p>
-      <w:pPr>
-        <w:pStyle w:val="ListBullet"/>
-        <w:spacing w:after="80" w:line="276" w:lineRule="auto"/>
-        <w:ind w:left="720" w:hanging="720"/>
-        <w:jc w:val="both"/>
-      </w:pPr>
-      <w:r>
-        <w:rPr>
-          <w:rFonts w:ascii="Times New Roman" w:hAnsi="Times New Roman" w:eastAsia="Times New Roman" w:cs="Times New Roman"/>
-          <w:sz w:val="20"/>
-        </w:rPr>
-        <w:t>NYC Taxi &amp; Limousine Commission. (2024). 2023 Yellow Taxi Trip Data. data.cityofnewyork.us via data.gov. https://catalog.data.gov/dataset/2023-yellow-taxi-trip-data (alternativa 30M)</w:t>
-      </w:r>
-    </w:p>
-    <w:p>
-      <w:pPr>
-        <w:pStyle w:val="Heading2"/>
-        <w:keepNext/>
-        <w:spacing w:before="240" w:after="120" w:line="276" w:lineRule="auto"/>
-      </w:pPr>
-      <w:r>
-        <w:rPr>
-          <w:rFonts w:ascii="Times New Roman" w:hAnsi="Times New Roman" w:eastAsia="Times New Roman" w:cs="Times New Roman"/>
-          <w:b/>
-          <w:sz w:val="24"/>
-        </w:rPr>
-        <w:t>Glosario V2 (para sustentar sin enredarte)</w:t>
-      </w:r>
-    </w:p>
-    <w:p>
-      <w:pPr>
-        <w:pStyle w:val="ListBullet"/>
-        <w:spacing w:after="40" w:line="276" w:lineRule="auto"/>
-        <w:ind w:left="720"/>
-        <w:jc w:val="both"/>
-      </w:pPr>
-      <w:r>
-        <w:rPr>
-          <w:rFonts w:ascii="Times New Roman" w:hAnsi="Times New Roman" w:eastAsia="Times New Roman" w:cs="Times New Roman"/>
-          <w:b/>
-          <w:sz w:val="24"/>
-        </w:rPr>
-        <w:t xml:space="preserve">ETL: </w:t>
-      </w:r>
-      <w:r>
-        <w:rPr>
-          <w:rFonts w:ascii="Times New Roman" w:hAnsi="Times New Roman" w:eastAsia="Times New Roman" w:cs="Times New Roman"/>
-          <w:sz w:val="24"/>
-        </w:rPr>
-        <w:t>ETL (Extract-Transform-Load): pipeline que extrae JSON de API SODA, transforma tipos y carga en Postgres via bulk_create. No es el Excel en vivo.</w:t>
-      </w:r>
-    </w:p>
-    <w:p>
-      <w:pPr>
-        <w:pStyle w:val="ListBullet"/>
-        <w:spacing w:after="40" w:line="276" w:lineRule="auto"/>
-        <w:ind w:left="720"/>
-        <w:jc w:val="both"/>
-      </w:pPr>
-      <w:r>
-        <w:rPr>
-          <w:rFonts w:ascii="Times New Roman" w:hAnsi="Times New Roman" w:eastAsia="Times New Roman" w:cs="Times New Roman"/>
-          <w:b/>
-          <w:sz w:val="24"/>
-        </w:rPr>
-        <w:t xml:space="preserve">Migración: </w:t>
-      </w:r>
-      <w:r>
-        <w:rPr>
-          <w:rFonts w:ascii="Times New Roman" w:hAnsi="Times New Roman" w:eastAsia="Times New Roman" w:cs="Times New Roman"/>
-          <w:sz w:val="24"/>
-        </w:rPr>
-        <w:t>Migración Django: archivo versionado (0001_initial.py) que crea/altera tablas. Primero migrate (estructura vacía), luego ETL (datos).</w:t>
-      </w:r>
-    </w:p>
-    <w:p>
-      <w:pPr>
-        <w:pStyle w:val="ListBullet"/>
-        <w:spacing w:after="40" w:line="276" w:lineRule="auto"/>
-        <w:ind w:left="720"/>
-        <w:jc w:val="both"/>
-      </w:pPr>
-      <w:r>
-        <w:rPr>
-          <w:rFonts w:ascii="Times New Roman" w:hAnsi="Times New Roman" w:eastAsia="Times New Roman" w:cs="Times New Roman"/>
-          <w:b/>
-          <w:sz w:val="24"/>
-        </w:rPr>
-        <w:t xml:space="preserve">SODA: </w:t>
-      </w:r>
-      <w:r>
-        <w:rPr>
-          <w:rFonts w:ascii="Times New Roman" w:hAnsi="Times New Roman" w:eastAsia="Times New Roman" w:cs="Times New Roman"/>
-          <w:sz w:val="24"/>
-        </w:rPr>
-        <w:t>SODA API + $limit/$offset: paginación Socrata. $limit=50k max por request, $offset salta páginas. $order=:id evita duplicados si el dataset cambia diario.</w:t>
-      </w:r>
-    </w:p>
-    <w:p>
-      <w:pPr>
-        <w:pStyle w:val="ListBullet"/>
-        <w:spacing w:after="40" w:line="276" w:lineRule="auto"/>
-        <w:ind w:left="720"/>
-        <w:jc w:val="both"/>
-      </w:pPr>
-      <w:r>
-        <w:rPr>
-          <w:rFonts w:ascii="Times New Roman" w:hAnsi="Times New Roman" w:eastAsia="Times New Roman" w:cs="Times New Roman"/>
-          <w:b/>
-          <w:sz w:val="24"/>
-        </w:rPr>
-        <w:t xml:space="preserve">Token: </w:t>
-      </w:r>
-      <w:r>
-        <w:rPr>
-          <w:rFonts w:ascii="Times New Roman" w:hAnsi="Times New Roman" w:eastAsia="Times New Roman" w:cs="Times New Roman"/>
-          <w:sz w:val="24"/>
-        </w:rPr>
-        <w:t>X-App-Token: token gratis que sube límite de 1k a 10k req/h para evitar throttling en 5M.</w:t>
-      </w:r>
-    </w:p>
-    <w:p>
-      <w:pPr>
-        <w:pStyle w:val="ListBullet"/>
-        <w:spacing w:after="40" w:line="276" w:lineRule="auto"/>
-        <w:ind w:left="720"/>
-        <w:jc w:val="both"/>
-      </w:pPr>
-      <w:r>
-        <w:rPr>
-          <w:rFonts w:ascii="Times New Roman" w:hAnsi="Times New Roman" w:eastAsia="Times New Roman" w:cs="Times New Roman"/>
-          <w:b/>
-          <w:sz w:val="24"/>
-        </w:rPr>
-        <w:t xml:space="preserve">Profiler: </w:t>
-      </w:r>
-      <w:r>
-        <w:rPr>
-          <w:rFonts w:ascii="Times New Roman" w:hAnsi="Times New Roman" w:eastAsia="Times New Roman" w:cs="Times New Roman"/>
-          <w:sz w:val="24"/>
-        </w:rPr>
-        <w:t>Profiler dual: panel que mide BD | Python serialización | Red TTFB | Render React en ms. Vista Usuario ve KPIs, vista Ingeniería ve 4 barras.</w:t>
-      </w:r>
-    </w:p>
-    <w:p>
-      <w:pPr>
-        <w:pStyle w:val="ListBullet"/>
-        <w:spacing w:after="40" w:line="276" w:lineRule="auto"/>
-        <w:ind w:left="720"/>
-        <w:jc w:val="both"/>
-      </w:pPr>
-      <w:r>
-        <w:rPr>
-          <w:rFonts w:ascii="Times New Roman" w:hAnsi="Times New Roman" w:eastAsia="Times New Roman" w:cs="Times New Roman"/>
-          <w:b/>
-          <w:sz w:val="24"/>
-        </w:rPr>
-        <w:t xml:space="preserve">Bulk: </w:t>
-      </w:r>
-      <w:r>
-        <w:rPr>
-          <w:rFonts w:ascii="Times New Roman" w:hAnsi="Times New Roman" w:eastAsia="Times New Roman" w:cs="Times New Roman"/>
-          <w:sz w:val="24"/>
-        </w:rPr>
-        <w:t>Bulk_create batch 1000: INSERT masivo por lotes para no saturar RAM ni BD.</w:t>
-      </w:r>
-    </w:p>
-    <w:p>
-      <w:pPr>
-        <w:widowControl/>
-        <w:spacing w:before="360" w:after="120" w:line="240" w:lineRule="auto"/>
-        <w:jc w:val="center"/>
-      </w:pPr>
-      <w:r>
-        <w:rPr>
-          <w:rFonts w:ascii="Times New Roman" w:hAnsi="Times New Roman" w:eastAsia="Times New Roman" w:cs="Times New Roman"/>
-          <w:b w:val="0"/>
-          <w:i/>
-          <w:color w:val="777777"/>
-          <w:sz w:val="14"/>
-        </w:rPr>
-        <w:t>Vocal_Code  |  https://github.com/stevenaraque/Vocal_Code.git  |  PostgreSQL local (pgAdmin) 5432  |  Elaborado por Steven Alejandro Araque Castro y Yesid Armando Amaya Canaria — ADSO 3171062 — Grupo 8 — CIMM — SENA — Agosto 2026 — V2 actualizado con ETL, migraciones y profiler dual</w:t>
+        <w:t>— FIN DOCUMENTO V3.1 DECENTE — Sogamoso, Septiembre 2026 — Grupo 8 — Freemium definitivo —</w:t>
       </w:r>
     </w:p>
     <w:sectPr>
-      <w:footerReference w:type="default" r:id="rId9"/>
-      <w:headerReference w:type="default" r:id="rId10"/>
-      <w:headerReference w:type="first" r:id="rId11"/>
-      <w:headerReference w:type="even" r:id="rId12"/>
-      <w:footerReference w:type="first" r:id="rId13"/>
-      <w:footerReference w:type="even" r:id="rId14"/>
       <w:pgSz w:w="12240" w:h="15840"/>
       <w:pgMar w:top="1440" w:right="1440" w:bottom="1440" w:left="1440" w:header="720" w:footer="720" w:gutter="0"/>
       <w:cols w:space="720"/>
@@ -6590,88 +3281,6 @@
     </w:sectPr>
   </w:body>
 </w:document>
-</file>
-
-<file path=word/footer1.xml><?xml version="1.0" encoding="utf-8"?>
-<w:ftr xmlns:m="http://schemas.openxmlformats.org/officeDocument/2006/math" xmlns:mc="http://schemas.openxmlformats.org/markup-compatibility/2006" xmlns:mo="http://schemas.microsoft.com/office/mac/office/2008/main" xmlns:mv="urn:schemas-microsoft-com:mac:vml" xmlns:o="urn:schemas-microsoft-com:office:office" xmlns:r="http://schemas.openxmlformats.org/officeDocument/2006/relationships" xmlns:v="urn:schemas-microsoft-com:vml" xmlns:w10="urn:schemas-microsoft-com:office:word" xmlns:w14="http://schemas.microsoft.com/office/word/2010/wordml" xmlns:w="http://schemas.openxmlformats.org/wordprocessingml/2006/main" xmlns:wne="http://schemas.microsoft.com/office/word/2006/wordml" xmlns:wp14="http://schemas.microsoft.com/office/word/2010/wordprocessingDrawing" xmlns:wp="http://schemas.openxmlformats.org/drawingml/2006/wordprocessingDrawing" xmlns:wpc="http://schemas.microsoft.com/office/word/2010/wordprocessingCanvas" xmlns:wpg="http://schemas.microsoft.com/office/word/2010/wordprocessingGroup" xmlns:wpi="http://schemas.microsoft.com/office/word/2010/wordprocessingInk" xmlns:wps="http://schemas.microsoft.com/office/word/2010/wordprocessingShape" mc:Ignorable="w14 wp14">
-  <w:p>
-    <w:pPr>
-      <w:pStyle w:val="Footer"/>
-      <w:jc w:val="right"/>
-    </w:pPr>
-    <w:r>
-      <w:rPr>
-        <w:rFonts w:ascii="Times New Roman" w:hAnsi="Times New Roman" w:eastAsia="Times New Roman" w:cs="Times New Roman"/>
-        <w:sz w:val="20"/>
-      </w:rPr>
-      <w:fldChar w:fldCharType="begin"/>
-    </w:r>
-    <w:r>
-      <w:rPr>
-        <w:rFonts w:ascii="Times New Roman" w:hAnsi="Times New Roman" w:eastAsia="Times New Roman" w:cs="Times New Roman"/>
-        <w:sz w:val="20"/>
-      </w:rPr>
-      <w:instrText w:space="preserve">PAGE</w:instrText>
-    </w:r>
-    <w:r>
-      <w:rPr>
-        <w:rFonts w:ascii="Times New Roman" w:hAnsi="Times New Roman" w:eastAsia="Times New Roman" w:cs="Times New Roman"/>
-        <w:sz w:val="20"/>
-      </w:rPr>
-      <w:fldChar w:fldCharType="end"/>
-    </w:r>
-  </w:p>
-</w:ftr>
-</file>
-
-<file path=word/footer2.xml><?xml version="1.0" encoding="utf-8"?>
-<w:ftr xmlns:m="http://schemas.openxmlformats.org/officeDocument/2006/math" xmlns:mc="http://schemas.openxmlformats.org/markup-compatibility/2006" xmlns:mo="http://schemas.microsoft.com/office/mac/office/2008/main" xmlns:mv="urn:schemas-microsoft-com:mac:vml" xmlns:o="urn:schemas-microsoft-com:office:office" xmlns:r="http://schemas.openxmlformats.org/officeDocument/2006/relationships" xmlns:v="urn:schemas-microsoft-com:vml" xmlns:w10="urn:schemas-microsoft-com:office:word" xmlns:w14="http://schemas.microsoft.com/office/word/2010/wordml" xmlns:w="http://schemas.openxmlformats.org/wordprocessingml/2006/main" xmlns:wne="http://schemas.microsoft.com/office/word/2006/wordml" xmlns:wp14="http://schemas.microsoft.com/office/word/2010/wordprocessingDrawing" xmlns:wp="http://schemas.openxmlformats.org/drawingml/2006/wordprocessingDrawing" xmlns:wpc="http://schemas.microsoft.com/office/word/2010/wordprocessingCanvas" xmlns:wpg="http://schemas.microsoft.com/office/word/2010/wordprocessingGroup" xmlns:wpi="http://schemas.microsoft.com/office/word/2010/wordprocessingInk" xmlns:wps="http://schemas.microsoft.com/office/word/2010/wordprocessingShape" mc:Ignorable="w14 wp14">
-  <w:p>
-    <w:pPr>
-      <w:pStyle w:val="Footer"/>
-    </w:pPr>
-  </w:p>
-</w:ftr>
-</file>
-
-<file path=word/footer3.xml><?xml version="1.0" encoding="utf-8"?>
-<w:ftr xmlns:m="http://schemas.openxmlformats.org/officeDocument/2006/math" xmlns:mc="http://schemas.openxmlformats.org/markup-compatibility/2006" xmlns:mo="http://schemas.microsoft.com/office/mac/office/2008/main" xmlns:mv="urn:schemas-microsoft-com:mac:vml" xmlns:o="urn:schemas-microsoft-com:office:office" xmlns:r="http://schemas.openxmlformats.org/officeDocument/2006/relationships" xmlns:v="urn:schemas-microsoft-com:vml" xmlns:w10="urn:schemas-microsoft-com:office:word" xmlns:w14="http://schemas.microsoft.com/office/word/2010/wordml" xmlns:w="http://schemas.openxmlformats.org/wordprocessingml/2006/main" xmlns:wne="http://schemas.microsoft.com/office/word/2006/wordml" xmlns:wp14="http://schemas.microsoft.com/office/word/2010/wordprocessingDrawing" xmlns:wp="http://schemas.openxmlformats.org/drawingml/2006/wordprocessingDrawing" xmlns:wpc="http://schemas.microsoft.com/office/word/2010/wordprocessingCanvas" xmlns:wpg="http://schemas.microsoft.com/office/word/2010/wordprocessingGroup" xmlns:wpi="http://schemas.microsoft.com/office/word/2010/wordprocessingInk" xmlns:wps="http://schemas.microsoft.com/office/word/2010/wordprocessingShape" mc:Ignorable="w14 wp14">
-  <w:p>
-    <w:pPr>
-      <w:pStyle w:val="Footer"/>
-    </w:pPr>
-  </w:p>
-</w:ftr>
-</file>
-
-<file path=word/header1.xml><?xml version="1.0" encoding="utf-8"?>
-<w:hdr xmlns:m="http://schemas.openxmlformats.org/officeDocument/2006/math" xmlns:mc="http://schemas.openxmlformats.org/markup-compatibility/2006" xmlns:mo="http://schemas.microsoft.com/office/mac/office/2008/main" xmlns:mv="urn:schemas-microsoft-com:mac:vml" xmlns:o="urn:schemas-microsoft-com:office:office" xmlns:r="http://schemas.openxmlformats.org/officeDocument/2006/relationships" xmlns:v="urn:schemas-microsoft-com:vml" xmlns:w10="urn:schemas-microsoft-com:office:word" xmlns:w14="http://schemas.microsoft.com/office/word/2010/wordml" xmlns:w="http://schemas.openxmlformats.org/wordprocessingml/2006/main" xmlns:wne="http://schemas.microsoft.com/office/word/2006/wordml" xmlns:wp14="http://schemas.microsoft.com/office/word/2010/wordprocessingDrawing" xmlns:wp="http://schemas.openxmlformats.org/drawingml/2006/wordprocessingDrawing" xmlns:wpc="http://schemas.microsoft.com/office/word/2010/wordprocessingCanvas" xmlns:wpg="http://schemas.microsoft.com/office/word/2010/wordprocessingGroup" xmlns:wpi="http://schemas.microsoft.com/office/word/2010/wordprocessingInk" xmlns:wps="http://schemas.microsoft.com/office/word/2010/wordprocessingShape" mc:Ignorable="w14 wp14">
-  <w:p>
-    <w:pPr>
-      <w:pStyle w:val="Header"/>
-    </w:pPr>
-  </w:p>
-</w:hdr>
-</file>
-
-<file path=word/header2.xml><?xml version="1.0" encoding="utf-8"?>
-<w:hdr xmlns:m="http://schemas.openxmlformats.org/officeDocument/2006/math" xmlns:mc="http://schemas.openxmlformats.org/markup-compatibility/2006" xmlns:mo="http://schemas.microsoft.com/office/mac/office/2008/main" xmlns:mv="urn:schemas-microsoft-com:mac:vml" xmlns:o="urn:schemas-microsoft-com:office:office" xmlns:r="http://schemas.openxmlformats.org/officeDocument/2006/relationships" xmlns:v="urn:schemas-microsoft-com:vml" xmlns:w10="urn:schemas-microsoft-com:office:word" xmlns:w14="http://schemas.microsoft.com/office/word/2010/wordml" xmlns:w="http://schemas.openxmlformats.org/wordprocessingml/2006/main" xmlns:wne="http://schemas.microsoft.com/office/word/2006/wordml" xmlns:wp14="http://schemas.microsoft.com/office/word/2010/wordprocessingDrawing" xmlns:wp="http://schemas.openxmlformats.org/drawingml/2006/wordprocessingDrawing" xmlns:wpc="http://schemas.microsoft.com/office/word/2010/wordprocessingCanvas" xmlns:wpg="http://schemas.microsoft.com/office/word/2010/wordprocessingGroup" xmlns:wpi="http://schemas.microsoft.com/office/word/2010/wordprocessingInk" xmlns:wps="http://schemas.microsoft.com/office/word/2010/wordprocessingShape" mc:Ignorable="w14 wp14">
-  <w:p>
-    <w:pPr>
-      <w:pStyle w:val="Header"/>
-    </w:pPr>
-  </w:p>
-</w:hdr>
-</file>
-
-<file path=word/header3.xml><?xml version="1.0" encoding="utf-8"?>
-<w:hdr xmlns:m="http://schemas.openxmlformats.org/officeDocument/2006/math" xmlns:mc="http://schemas.openxmlformats.org/markup-compatibility/2006" xmlns:mo="http://schemas.microsoft.com/office/mac/office/2008/main" xmlns:mv="urn:schemas-microsoft-com:mac:vml" xmlns:o="urn:schemas-microsoft-com:office:office" xmlns:r="http://schemas.openxmlformats.org/officeDocument/2006/relationships" xmlns:v="urn:schemas-microsoft-com:vml" xmlns:w10="urn:schemas-microsoft-com:office:word" xmlns:w14="http://schemas.microsoft.com/office/word/2010/wordml" xmlns:w="http://schemas.openxmlformats.org/wordprocessingml/2006/main" xmlns:wne="http://schemas.microsoft.com/office/word/2006/wordml" xmlns:wp14="http://schemas.microsoft.com/office/word/2010/wordprocessingDrawing" xmlns:wp="http://schemas.openxmlformats.org/drawingml/2006/wordprocessingDrawing" xmlns:wpc="http://schemas.microsoft.com/office/word/2010/wordprocessingCanvas" xmlns:wpg="http://schemas.microsoft.com/office/word/2010/wordprocessingGroup" xmlns:wpi="http://schemas.microsoft.com/office/word/2010/wordprocessingInk" xmlns:wps="http://schemas.microsoft.com/office/word/2010/wordprocessingShape" mc:Ignorable="w14 wp14">
-  <w:p>
-    <w:pPr>
-      <w:pStyle w:val="Header"/>
-    </w:pPr>
-  </w:p>
-</w:hdr>
 </file>
 
 <file path=word/numbering.xml><?xml version="1.0" encoding="utf-8"?>
@@ -7038,11 +3647,11 @@
     <w:qFormat/>
     <w:rsid w:val="00FC693F"/>
     <w:pPr>
-      <w:spacing w:after="120" w:line="480" w:lineRule="auto"/>
+      <w:spacing w:after="120" w:line="276" w:lineRule="auto"/>
     </w:pPr>
     <w:rPr>
-      <w:rFonts w:ascii="Times New Roman" w:hAnsi="Times New Roman"/>
-      <w:sz w:val="24"/>
+      <w:rFonts w:ascii="Calibri" w:hAnsi="Calibri"/>
+      <w:sz w:val="20"/>
     </w:rPr>
   </w:style>
   <w:style w:type="paragraph" w:styleId="Header">
@@ -7104,7 +3713,7 @@
       <w:outlineLvl w:val="0"/>
     </w:pPr>
     <w:rPr>
-      <w:rFonts w:asciiTheme="majorHAnsi" w:eastAsiaTheme="majorEastAsia" w:hAnsiTheme="majorHAnsi" w:cstheme="majorBidi" w:ascii="Times New Roman" w:hAnsi="Times New Roman"/>
+      <w:rFonts w:asciiTheme="majorHAnsi" w:eastAsiaTheme="majorEastAsia" w:hAnsiTheme="majorHAnsi" w:cstheme="majorBidi"/>
       <w:b/>
       <w:bCs/>
       <w:color w:val="365F91" w:themeColor="accent1" w:themeShade="BF"/>
@@ -7128,7 +3737,7 @@
       <w:outlineLvl w:val="1"/>
     </w:pPr>
     <w:rPr>
-      <w:rFonts w:asciiTheme="majorHAnsi" w:eastAsiaTheme="majorEastAsia" w:hAnsiTheme="majorHAnsi" w:cstheme="majorBidi" w:ascii="Times New Roman" w:hAnsi="Times New Roman"/>
+      <w:rFonts w:asciiTheme="majorHAnsi" w:eastAsiaTheme="majorEastAsia" w:hAnsiTheme="majorHAnsi" w:cstheme="majorBidi"/>
       <w:b/>
       <w:bCs/>
       <w:color w:val="4F81BD" w:themeColor="accent1"/>
@@ -7152,7 +3761,7 @@
       <w:outlineLvl w:val="2"/>
     </w:pPr>
     <w:rPr>
-      <w:rFonts w:asciiTheme="majorHAnsi" w:eastAsiaTheme="majorEastAsia" w:hAnsiTheme="majorHAnsi" w:cstheme="majorBidi" w:ascii="Times New Roman" w:hAnsi="Times New Roman"/>
+      <w:rFonts w:asciiTheme="majorHAnsi" w:eastAsiaTheme="majorEastAsia" w:hAnsiTheme="majorHAnsi" w:cstheme="majorBidi"/>
       <w:b/>
       <w:bCs/>
       <w:color w:val="4F81BD" w:themeColor="accent1"/>
